--- a/site/downloads/handbook-A9.docx
+++ b/site/downloads/handbook-A9.docx
@@ -2416,7 +2416,67 @@
           <w:b w:val="0"/>
           <w:i w:val="0"/>
         </w:rPr>
-        <w:t>Starter code:</w:t>
+        <w:t>Your code must pass these checks:</w:t>
+      </w:r>
+    </w:p>
+    <w:p>
+      <w:pPr>
+        <w:pStyle w:val="ListBullet"/>
+      </w:pPr>
+      <w:r>
+        <w:rPr>
+          <w:b w:val="0"/>
+          <w:i w:val="0"/>
+        </w:rPr>
+        <w:t>Your test fails against a correct implementation. Check the expected values.</w:t>
+      </w:r>
+    </w:p>
+    <w:p>
+      <w:pPr>
+        <w:pStyle w:val="ListBullet"/>
+      </w:pPr>
+      <w:r>
+        <w:rPr>
+          <w:b w:val="0"/>
+          <w:i w:val="0"/>
+        </w:rPr>
+        <w:t>Your test passes when the weights are ignored. Use weights where the weighted and unweighted answers differ, such as [1, 0] with [3.0, 1.0].</w:t>
+      </w:r>
+    </w:p>
+    <w:p>
+      <w:pPr>
+        <w:pStyle w:val="ListBullet"/>
+      </w:pPr>
+      <w:r>
+        <w:rPr>
+          <w:b w:val="0"/>
+          <w:i w:val="0"/>
+        </w:rPr>
+        <w:t xml:space="preserve">Your test passes when a zero total returns 0.0. Add a case with all weights 0 and assert the result </w:t>
+      </w:r>
+      <w:r>
+        <w:rPr>
+          <w:rFonts w:ascii="Consolas" w:hAnsi="Consolas" w:eastAsia="Consolas"/>
+          <w:b w:val="0"/>
+          <w:sz w:val="19"/>
+        </w:rPr>
+        <w:t>is None</w:t>
+      </w:r>
+      <w:r>
+        <w:rPr>
+          <w:b w:val="0"/>
+          <w:i w:val="0"/>
+        </w:rPr>
+        <w:t>.</w:t>
+      </w:r>
+    </w:p>
+    <w:p>
+      <w:r>
+        <w:rPr>
+          <w:b w:val="0"/>
+          <w:i w:val="0"/>
+        </w:rPr>
+        <w:t>Shape of the answer. The reference solution defines these names. Write the bodies yourself.</w:t>
       </w:r>
     </w:p>
     <w:tbl>
@@ -2454,30 +2514,7 @@
                 <w:b w:val="0"/>
                 <w:sz w:val="16"/>
               </w:rPr>
-              <w:t>def test_weighted_share() -&gt; None:</w:t>
-            </w:r>
-          </w:p>
-          <w:p>
-            <w:pPr>
-              <w:spacing w:before="0" w:after="0" w:line="240" w:lineRule="auto"/>
-              <w:ind w:left="567" w:hanging="567"/>
-            </w:pPr>
-            <w:r>
-              <w:rPr>
-                <w:rFonts w:ascii="Consolas" w:hAnsi="Consolas" w:eastAsia="Consolas"/>
-                <w:b w:val="0"/>
-                <w:color w:val="5B6875"/>
-                <w:sz w:val="16"/>
-              </w:rPr>
-              <w:t xml:space="preserve">   2  </w:t>
-            </w:r>
-            <w:r>
-              <w:rPr>
-                <w:rFonts w:ascii="Consolas" w:hAnsi="Consolas" w:eastAsia="Consolas"/>
-                <w:b w:val="0"/>
-                <w:sz w:val="16"/>
-              </w:rPr>
-              <w:t xml:space="preserve">    ...</w:t>
+              <w:t>def test_weighted_share() -&gt; None: ...</w:t>
             </w:r>
           </w:p>
         </w:tc>
@@ -2485,20 +2522,12 @@
     </w:tbl>
     <w:p/>
     <w:p>
-      <w:pPr>
-        <w:pStyle w:val="Heading5"/>
-      </w:pPr>
-      <w:r>
-        <w:t>Exercise 5. Spot the bug (level 5)</w:t>
-      </w:r>
-    </w:p>
-    <w:p>
       <w:r>
         <w:rPr>
           <w:b w:val="0"/>
           <w:i w:val="0"/>
         </w:rPr>
-        <w:t>The test suite takes six minutes for 45 small tests. Tap the line that causes most of it, then fix the fixture.</w:t>
+        <w:t>Starter code:</w:t>
       </w:r>
     </w:p>
     <w:tbl>
@@ -2536,7 +2565,7 @@
                 <w:b w:val="0"/>
                 <w:sz w:val="16"/>
               </w:rPr>
-              <w:t>import pytest</w:t>
+              <w:t>def test_weighted_share() -&gt; None:</w:t>
             </w:r>
           </w:p>
           <w:p>
@@ -2559,168 +2588,7 @@
                 <w:b w:val="0"/>
                 <w:sz w:val="16"/>
               </w:rPr>
-              <w:t>from pyspark.sql import SparkSession</w:t>
-            </w:r>
-          </w:p>
-          <w:p>
-            <w:pPr>
-              <w:spacing w:before="0" w:after="0" w:line="240" w:lineRule="auto"/>
-              <w:ind w:left="567" w:hanging="567"/>
-            </w:pPr>
-            <w:r>
-              <w:rPr>
-                <w:rFonts w:ascii="Consolas" w:hAnsi="Consolas" w:eastAsia="Consolas"/>
-                <w:b w:val="0"/>
-                <w:color w:val="5B6875"/>
-                <w:sz w:val="16"/>
-              </w:rPr>
-              <w:t xml:space="preserve">   3  </w:t>
-            </w:r>
-            <w:r>
-              <w:rPr>
-                <w:rFonts w:ascii="Consolas" w:hAnsi="Consolas" w:eastAsia="Consolas"/>
-                <w:b w:val="0"/>
-                <w:sz w:val="16"/>
-              </w:rPr>
-              <w:t xml:space="preserve"> </w:t>
-            </w:r>
-          </w:p>
-          <w:p>
-            <w:pPr>
-              <w:spacing w:before="0" w:after="0" w:line="240" w:lineRule="auto"/>
-              <w:ind w:left="567" w:hanging="567"/>
-            </w:pPr>
-            <w:r>
-              <w:rPr>
-                <w:rFonts w:ascii="Consolas" w:hAnsi="Consolas" w:eastAsia="Consolas"/>
-                <w:b w:val="0"/>
-                <w:color w:val="5B6875"/>
-                <w:sz w:val="16"/>
-              </w:rPr>
-              <w:t xml:space="preserve">   4  </w:t>
-            </w:r>
-            <w:r>
-              <w:rPr>
-                <w:rFonts w:ascii="Consolas" w:hAnsi="Consolas" w:eastAsia="Consolas"/>
-                <w:b w:val="0"/>
-                <w:sz w:val="16"/>
-              </w:rPr>
-              <w:t xml:space="preserve"> </w:t>
-            </w:r>
-          </w:p>
-          <w:p>
-            <w:pPr>
-              <w:spacing w:before="0" w:after="0" w:line="240" w:lineRule="auto"/>
-              <w:ind w:left="567" w:hanging="567"/>
-            </w:pPr>
-            <w:r>
-              <w:rPr>
-                <w:rFonts w:ascii="Consolas" w:hAnsi="Consolas" w:eastAsia="Consolas"/>
-                <w:b w:val="0"/>
-                <w:color w:val="5B6875"/>
-                <w:sz w:val="16"/>
-              </w:rPr>
-              <w:t xml:space="preserve">   5  </w:t>
-            </w:r>
-            <w:r>
-              <w:rPr>
-                <w:rFonts w:ascii="Consolas" w:hAnsi="Consolas" w:eastAsia="Consolas"/>
-                <w:b w:val="0"/>
-                <w:sz w:val="16"/>
-              </w:rPr>
-              <w:t>@pytest.fixture</w:t>
-            </w:r>
-          </w:p>
-          <w:p>
-            <w:pPr>
-              <w:spacing w:before="0" w:after="0" w:line="240" w:lineRule="auto"/>
-              <w:ind w:left="567" w:hanging="567"/>
-            </w:pPr>
-            <w:r>
-              <w:rPr>
-                <w:rFonts w:ascii="Consolas" w:hAnsi="Consolas" w:eastAsia="Consolas"/>
-                <w:b w:val="0"/>
-                <w:color w:val="5B6875"/>
-                <w:sz w:val="16"/>
-              </w:rPr>
-              <w:t xml:space="preserve">   6  </w:t>
-            </w:r>
-            <w:r>
-              <w:rPr>
-                <w:rFonts w:ascii="Consolas" w:hAnsi="Consolas" w:eastAsia="Consolas"/>
-                <w:b w:val="0"/>
-                <w:sz w:val="16"/>
-              </w:rPr>
-              <w:t>def spark():</w:t>
-            </w:r>
-          </w:p>
-          <w:p>
-            <w:pPr>
-              <w:spacing w:before="0" w:after="0" w:line="240" w:lineRule="auto"/>
-              <w:ind w:left="567" w:hanging="567"/>
-            </w:pPr>
-            <w:r>
-              <w:rPr>
-                <w:rFonts w:ascii="Consolas" w:hAnsi="Consolas" w:eastAsia="Consolas"/>
-                <w:b w:val="0"/>
-                <w:color w:val="5B6875"/>
-                <w:sz w:val="16"/>
-              </w:rPr>
-              <w:t xml:space="preserve">   7  </w:t>
-            </w:r>
-            <w:r>
-              <w:rPr>
-                <w:rFonts w:ascii="Consolas" w:hAnsi="Consolas" w:eastAsia="Consolas"/>
-                <w:b w:val="0"/>
-                <w:sz w:val="16"/>
-              </w:rPr>
-              <w:t xml:space="preserve">    session = SparkSession.builder.master("local[2]").getOrCreate()</w:t>
-            </w:r>
-          </w:p>
-          <w:p>
-            <w:pPr>
-              <w:spacing w:before="0" w:after="0" w:line="240" w:lineRule="auto"/>
-              <w:ind w:left="567" w:hanging="567"/>
-            </w:pPr>
-            <w:r>
-              <w:rPr>
-                <w:rFonts w:ascii="Consolas" w:hAnsi="Consolas" w:eastAsia="Consolas"/>
-                <w:b w:val="0"/>
-                <w:color w:val="5B6875"/>
-                <w:sz w:val="16"/>
-              </w:rPr>
-              <w:t xml:space="preserve">   8  </w:t>
-            </w:r>
-            <w:r>
-              <w:rPr>
-                <w:rFonts w:ascii="Consolas" w:hAnsi="Consolas" w:eastAsia="Consolas"/>
-                <w:b w:val="0"/>
-                <w:sz w:val="16"/>
-              </w:rPr>
-              <w:t xml:space="preserve">    yield session</w:t>
-            </w:r>
-          </w:p>
-          <w:p>
-            <w:pPr>
-              <w:spacing w:before="0" w:after="0" w:line="240" w:lineRule="auto"/>
-              <w:ind w:left="567" w:hanging="567"/>
-            </w:pPr>
-            <w:r>
-              <w:rPr>
-                <w:rFonts w:ascii="Consolas" w:hAnsi="Consolas" w:eastAsia="Consolas"/>
-                <w:b w:val="0"/>
-                <w:color w:val="5B6875"/>
-                <w:sz w:val="16"/>
-              </w:rPr>
-              <w:t xml:space="preserve">   9  </w:t>
-            </w:r>
-            <w:r>
-              <w:rPr>
-                <w:rFonts w:ascii="Consolas" w:hAnsi="Consolas" w:eastAsia="Consolas"/>
-                <w:b w:val="0"/>
-                <w:sz w:val="16"/>
-              </w:rPr>
-              <w:t xml:space="preserve">    session.stop()</w:t>
+              <w:t xml:space="preserve">    ...</w:t>
             </w:r>
           </w:p>
         </w:tc>
@@ -2728,57 +2596,20 @@
     </w:tbl>
     <w:p/>
     <w:p>
-      <w:r>
-        <w:rPr>
-          <w:b w:val="0"/>
-          <w:i/>
-        </w:rPr>
-        <w:t>Write down the line number of the bug. Then write the fix.</w:t>
+      <w:pPr>
+        <w:pStyle w:val="Heading5"/>
+      </w:pPr>
+      <w:r>
+        <w:t>Exercise 5. Spot the bug (level 5)</w:t>
       </w:r>
     </w:p>
     <w:p>
-      <w:pPr>
-        <w:pStyle w:val="Heading4"/>
-      </w:pPr>
-      <w:r>
-        <w:t>Sources</w:t>
-      </w:r>
-    </w:p>
-    <w:p>
-      <w:pPr>
-        <w:pStyle w:val="ListBullet"/>
-      </w:pPr>
       <w:r>
         <w:rPr>
           <w:b w:val="0"/>
           <w:i w:val="0"/>
         </w:rPr>
-        <w:t>pytest collects one test per parametrize value; fixtures with yield run teardown after; scope='session' builds once per run. (verified: pytest 9.1.1 behaviour, used by this repository's own test suite.)</w:t>
-      </w:r>
-    </w:p>
-    <w:p>
-      <w:pPr>
-        <w:pStyle w:val="Heading3"/>
-      </w:pPr>
-      <w:r>
-        <w:t>A9-L2 A fast local SparkSession and readable test data</w:t>
-      </w:r>
-    </w:p>
-    <w:p>
-      <w:pPr>
-        <w:pStyle w:val="Heading4"/>
-      </w:pPr>
-      <w:r>
-        <w:t>Concept</w:t>
-      </w:r>
-    </w:p>
-    <w:p>
-      <w:r>
-        <w:rPr>
-          <w:b w:val="0"/>
-          <w:i w:val="0"/>
-        </w:rPr>
-        <w:t>Unit tests for PySpark run on your laptop and in CI, not on a cluster. A local session that starts in seconds and runs small jobs fast needs a few settings:</w:t>
+        <w:t>The test suite takes six minutes for 45 small tests. Tap the line that causes most of it, then fix the fixture.</w:t>
       </w:r>
     </w:p>
     <w:tbl>
@@ -2816,7 +2647,7 @@
                 <w:b w:val="0"/>
                 <w:sz w:val="16"/>
               </w:rPr>
-              <w:t>builder = (</w:t>
+              <w:t>import pytest</w:t>
             </w:r>
           </w:p>
           <w:p>
@@ -2839,7 +2670,7 @@
                 <w:b w:val="0"/>
                 <w:sz w:val="16"/>
               </w:rPr>
-              <w:t xml:space="preserve">    SparkSession.builder.master("local[2]")</w:t>
+              <w:t>from pyspark.sql import SparkSession</w:t>
             </w:r>
           </w:p>
           <w:p>
@@ -2862,7 +2693,7 @@
                 <w:b w:val="0"/>
                 <w:sz w:val="16"/>
               </w:rPr>
-              <w:t xml:space="preserve">    .config("spark.sql.shuffle.partitions", "2")</w:t>
+              <w:t xml:space="preserve"> </w:t>
             </w:r>
           </w:p>
           <w:p>
@@ -2885,7 +2716,7 @@
                 <w:b w:val="0"/>
                 <w:sz w:val="16"/>
               </w:rPr>
-              <w:t xml:space="preserve">    .config("spark.ui.enabled", "false")</w:t>
+              <w:t xml:space="preserve"> </w:t>
             </w:r>
           </w:p>
           <w:p>
@@ -2908,7 +2739,7 @@
                 <w:b w:val="0"/>
                 <w:sz w:val="16"/>
               </w:rPr>
-              <w:t xml:space="preserve">    .config("spark.sql.extensions", "io.delta.sql.DeltaSparkSessionExtension")</w:t>
+              <w:t>@pytest.fixture</w:t>
             </w:r>
           </w:p>
           <w:p>
@@ -2931,7 +2762,7 @@
                 <w:b w:val="0"/>
                 <w:sz w:val="16"/>
               </w:rPr>
-              <w:t xml:space="preserve">    .config("spark.sql.catalog.spark_catalog", "org.apache.spark.sql.delta.catalog.DeltaCatalog")</w:t>
+              <w:t>def spark():</w:t>
             </w:r>
           </w:p>
           <w:p>
@@ -2954,7 +2785,7 @@
                 <w:b w:val="0"/>
                 <w:sz w:val="16"/>
               </w:rPr>
-              <w:t xml:space="preserve">    .config("spark.sql.sources.default", "delta")</w:t>
+              <w:t xml:space="preserve">    session = SparkSession.builder.master("local[2]").getOrCreate()</w:t>
             </w:r>
           </w:p>
           <w:p>
@@ -2977,7 +2808,7 @@
                 <w:b w:val="0"/>
                 <w:sz w:val="16"/>
               </w:rPr>
-              <w:t>)</w:t>
+              <w:t xml:space="preserve">    yield session</w:t>
             </w:r>
           </w:p>
           <w:p>
@@ -3000,7 +2831,7 @@
                 <w:b w:val="0"/>
                 <w:sz w:val="16"/>
               </w:rPr>
-              <w:t>spark = configure_spark_with_delta_pip(builder).getOrCreate()</w:t>
+              <w:t xml:space="preserve">    session.stop()</w:t>
             </w:r>
           </w:p>
         </w:tc>
@@ -3008,23 +2839,20 @@
     </w:tbl>
     <w:p/>
     <w:p>
+      <w:r>
+        <w:rPr>
+          <w:b w:val="0"/>
+          <w:i/>
+        </w:rPr>
+        <w:t>Write down the line number of the bug. Then write the fix.</w:t>
+      </w:r>
+    </w:p>
+    <w:p>
       <w:pPr>
-        <w:pStyle w:val="ListBullet"/>
+        <w:pStyle w:val="Heading4"/>
       </w:pPr>
       <w:r>
-        <w:rPr>
-          <w:rFonts w:ascii="Consolas" w:hAnsi="Consolas" w:eastAsia="Consolas"/>
-          <w:b w:val="0"/>
-          <w:sz w:val="19"/>
-        </w:rPr>
-        <w:t>local[2]</w:t>
-      </w:r>
-      <w:r>
-        <w:rPr>
-          <w:b w:val="0"/>
-          <w:i w:val="0"/>
-        </w:rPr>
-        <w:t xml:space="preserve"> runs Spark in one process with two worker threads. Two threads, not one, so bugs that depend on partitioning still show up.</w:t>
+        <w:t>Sources</w:t>
       </w:r>
     </w:p>
     <w:p>
@@ -3033,194 +2861,35 @@
       </w:pPr>
       <w:r>
         <w:rPr>
-          <w:rFonts w:ascii="Consolas" w:hAnsi="Consolas" w:eastAsia="Consolas"/>
-          <w:b w:val="0"/>
-          <w:sz w:val="19"/>
-        </w:rPr>
-        <w:t>spark.sql.shuffle.partitions</w:t>
-      </w:r>
-      <w:r>
-        <w:rPr>
           <w:b w:val="0"/>
           <w:i w:val="0"/>
         </w:rPr>
-        <w:t xml:space="preserve"> defaults to 200. On ten test rows, every shuffle creates 200 tiny tasks. Two is plenty.</w:t>
+        <w:t>pytest collects one test per parametrize value; fixtures with yield run teardown after; scope='session' builds once per run. (verified: pytest 9.1.1 behaviour, used by this repository's own test suite.)</w:t>
       </w:r>
     </w:p>
     <w:p>
       <w:pPr>
-        <w:pStyle w:val="ListBullet"/>
+        <w:pStyle w:val="Heading3"/>
       </w:pPr>
       <w:r>
-        <w:rPr>
-          <w:rFonts w:ascii="Consolas" w:hAnsi="Consolas" w:eastAsia="Consolas"/>
-          <w:b w:val="0"/>
-          <w:sz w:val="19"/>
-        </w:rPr>
-        <w:t>configure_spark_with_delta_pip</w:t>
-      </w:r>
-      <w:r>
-        <w:rPr>
-          <w:b w:val="0"/>
-          <w:i w:val="0"/>
-        </w:rPr>
-        <w:t xml:space="preserve"> from </w:t>
-      </w:r>
-      <w:r>
-        <w:rPr>
-          <w:rFonts w:ascii="Consolas" w:hAnsi="Consolas" w:eastAsia="Consolas"/>
-          <w:b w:val="0"/>
-          <w:sz w:val="19"/>
-        </w:rPr>
-        <w:t>delta-spark</w:t>
-      </w:r>
-      <w:r>
-        <w:rPr>
-          <w:b w:val="0"/>
-          <w:i w:val="0"/>
-        </w:rPr>
-        <w:t xml:space="preserve"> adds the matching Delta JAR. The two </w:t>
-      </w:r>
-      <w:r>
-        <w:rPr>
-          <w:rFonts w:ascii="Consolas" w:hAnsi="Consolas" w:eastAsia="Consolas"/>
-          <w:b w:val="0"/>
-          <w:sz w:val="19"/>
-        </w:rPr>
-        <w:t>config</w:t>
-      </w:r>
-      <w:r>
-        <w:rPr>
-          <w:b w:val="0"/>
-          <w:i w:val="0"/>
-        </w:rPr>
-        <w:t xml:space="preserve"> lines enable Delta SQL and the Delta catalog.</w:t>
+        <w:t>A9-L2 A fast local SparkSession and readable test data</w:t>
       </w:r>
     </w:p>
     <w:p>
       <w:pPr>
-        <w:pStyle w:val="ListBullet"/>
+        <w:pStyle w:val="Heading4"/>
       </w:pPr>
       <w:r>
-        <w:rPr>
-          <w:b w:val="0"/>
-          <w:i w:val="0"/>
-        </w:rPr>
-        <w:t xml:space="preserve">Open-source Spark writes </w:t>
-      </w:r>
-      <w:r>
-        <w:rPr>
-          <w:rFonts w:ascii="Consolas" w:hAnsi="Consolas" w:eastAsia="Consolas"/>
-          <w:b w:val="0"/>
-          <w:sz w:val="19"/>
-        </w:rPr>
-        <w:t>saveAsTable</w:t>
-      </w:r>
-      <w:r>
-        <w:rPr>
-          <w:b w:val="0"/>
-          <w:i w:val="0"/>
-        </w:rPr>
-        <w:t xml:space="preserve"> as Parquet by default. Databricks uses Delta. Set the default so tests behave like production.</w:t>
+        <w:t>Concept</w:t>
       </w:r>
     </w:p>
     <w:p>
       <w:r>
         <w:rPr>
-          <w:b/>
+          <w:b w:val="0"/>
           <w:i w:val="0"/>
         </w:rPr>
-        <w:t>Test data.</w:t>
-      </w:r>
-      <w:r>
-        <w:rPr>
-          <w:b w:val="0"/>
-          <w:i w:val="0"/>
-        </w:rPr>
-        <w:t xml:space="preserve"> Build it with an explicit schema, as a DDL string such as </w:t>
-      </w:r>
-      <w:r>
-        <w:rPr>
-          <w:rFonts w:ascii="Consolas" w:hAnsi="Consolas" w:eastAsia="Consolas"/>
-          <w:b w:val="0"/>
-          <w:sz w:val="19"/>
-        </w:rPr>
-        <w:t>"respondent_id STRING, final_weight DOUBLE"</w:t>
-      </w:r>
-      <w:r>
-        <w:rPr>
-          <w:b w:val="0"/>
-          <w:i w:val="0"/>
-        </w:rPr>
-        <w:t xml:space="preserve">. Inference guesses types from values, fails on a column of only </w:t>
-      </w:r>
-      <w:r>
-        <w:rPr>
-          <w:rFonts w:ascii="Consolas" w:hAnsi="Consolas" w:eastAsia="Consolas"/>
-          <w:b w:val="0"/>
-          <w:sz w:val="19"/>
-        </w:rPr>
-        <w:t>None</w:t>
-      </w:r>
-      <w:r>
-        <w:rPr>
-          <w:b w:val="0"/>
-          <w:i w:val="0"/>
-        </w:rPr>
-        <w:t xml:space="preserve"> (</w:t>
-      </w:r>
-      <w:r>
-        <w:rPr>
-          <w:rFonts w:ascii="Consolas" w:hAnsi="Consolas" w:eastAsia="Consolas"/>
-          <w:b w:val="0"/>
-          <w:sz w:val="19"/>
-        </w:rPr>
-        <w:t>CANNOT_DETERMINE_TYPE</w:t>
-      </w:r>
-      <w:r>
-        <w:rPr>
-          <w:b w:val="0"/>
-          <w:i w:val="0"/>
-        </w:rPr>
-        <w:t xml:space="preserve">), and turns </w:t>
-      </w:r>
-      <w:r>
-        <w:rPr>
-          <w:rFonts w:ascii="Consolas" w:hAnsi="Consolas" w:eastAsia="Consolas"/>
-          <w:b w:val="0"/>
-          <w:sz w:val="19"/>
-        </w:rPr>
-        <w:t>2</w:t>
-      </w:r>
-      <w:r>
-        <w:rPr>
-          <w:b w:val="0"/>
-          <w:i w:val="0"/>
-        </w:rPr>
-        <w:t xml:space="preserve"> into a LONG where production has DOUBLE.</w:t>
-      </w:r>
-    </w:p>
-    <w:p>
-      <w:r>
-        <w:rPr>
-          <w:b w:val="0"/>
-          <w:i w:val="0"/>
-        </w:rPr>
-        <w:t xml:space="preserve">A </w:t>
-      </w:r>
-      <w:r>
-        <w:rPr>
-          <w:b/>
-          <w:i w:val="0"/>
-        </w:rPr>
-        <w:t>test data builder</w:t>
-      </w:r>
-      <w:r>
-        <w:rPr>
-          <w:b w:val="0"/>
-          <w:i w:val="0"/>
-        </w:rPr>
-        <w:t xml:space="preserve"> keeps tests short: one function returns a valid row with sensible defaults, and each test overrides only the field it is about.</w:t>
+        <w:t>Unit tests for PySpark run on your laptop and in CI, not on a cluster. A local session that starts in seconds and runs small jobs fast needs a few settings:</w:t>
       </w:r>
     </w:p>
     <w:tbl>
@@ -3258,7 +2927,7 @@
                 <w:b w:val="0"/>
                 <w:sz w:val="16"/>
               </w:rPr>
-              <w:t>def respondent(**overrides: object) -&gt; dict[str, object]:</w:t>
+              <w:t>builder = (</w:t>
             </w:r>
           </w:p>
           <w:p>
@@ -3281,7 +2950,7 @@
                 <w:b w:val="0"/>
                 <w:sz w:val="16"/>
               </w:rPr>
-              <w:t xml:space="preserve">    row = {"respondent_id": "R1", "wave_id": "W1", "final_weight": 1.0, "in_scope": True}</w:t>
+              <w:t xml:space="preserve">    SparkSession.builder.master("local[2]")</w:t>
             </w:r>
           </w:p>
           <w:p>
@@ -3304,7 +2973,7 @@
                 <w:b w:val="0"/>
                 <w:sz w:val="16"/>
               </w:rPr>
-              <w:t xml:space="preserve">    row.update(overrides)</w:t>
+              <w:t xml:space="preserve">    .config("spark.sql.shuffle.partitions", "2")</w:t>
             </w:r>
           </w:p>
           <w:p>
@@ -3327,7 +2996,122 @@
                 <w:b w:val="0"/>
                 <w:sz w:val="16"/>
               </w:rPr>
-              <w:t xml:space="preserve">    return row</w:t>
+              <w:t xml:space="preserve">    .config("spark.ui.enabled", "false")</w:t>
+            </w:r>
+          </w:p>
+          <w:p>
+            <w:pPr>
+              <w:spacing w:before="0" w:after="0" w:line="240" w:lineRule="auto"/>
+              <w:ind w:left="567" w:hanging="567"/>
+            </w:pPr>
+            <w:r>
+              <w:rPr>
+                <w:rFonts w:ascii="Consolas" w:hAnsi="Consolas" w:eastAsia="Consolas"/>
+                <w:b w:val="0"/>
+                <w:color w:val="5B6875"/>
+                <w:sz w:val="16"/>
+              </w:rPr>
+              <w:t xml:space="preserve">   5  </w:t>
+            </w:r>
+            <w:r>
+              <w:rPr>
+                <w:rFonts w:ascii="Consolas" w:hAnsi="Consolas" w:eastAsia="Consolas"/>
+                <w:b w:val="0"/>
+                <w:sz w:val="16"/>
+              </w:rPr>
+              <w:t xml:space="preserve">    .config("spark.sql.extensions", "io.delta.sql.DeltaSparkSessionExtension")</w:t>
+            </w:r>
+          </w:p>
+          <w:p>
+            <w:pPr>
+              <w:spacing w:before="0" w:after="0" w:line="240" w:lineRule="auto"/>
+              <w:ind w:left="567" w:hanging="567"/>
+            </w:pPr>
+            <w:r>
+              <w:rPr>
+                <w:rFonts w:ascii="Consolas" w:hAnsi="Consolas" w:eastAsia="Consolas"/>
+                <w:b w:val="0"/>
+                <w:color w:val="5B6875"/>
+                <w:sz w:val="16"/>
+              </w:rPr>
+              <w:t xml:space="preserve">   6  </w:t>
+            </w:r>
+            <w:r>
+              <w:rPr>
+                <w:rFonts w:ascii="Consolas" w:hAnsi="Consolas" w:eastAsia="Consolas"/>
+                <w:b w:val="0"/>
+                <w:sz w:val="16"/>
+              </w:rPr>
+              <w:t xml:space="preserve">    .config("spark.sql.catalog.spark_catalog", "org.apache.spark.sql.delta.catalog.DeltaCatalog")</w:t>
+            </w:r>
+          </w:p>
+          <w:p>
+            <w:pPr>
+              <w:spacing w:before="0" w:after="0" w:line="240" w:lineRule="auto"/>
+              <w:ind w:left="567" w:hanging="567"/>
+            </w:pPr>
+            <w:r>
+              <w:rPr>
+                <w:rFonts w:ascii="Consolas" w:hAnsi="Consolas" w:eastAsia="Consolas"/>
+                <w:b w:val="0"/>
+                <w:color w:val="5B6875"/>
+                <w:sz w:val="16"/>
+              </w:rPr>
+              <w:t xml:space="preserve">   7  </w:t>
+            </w:r>
+            <w:r>
+              <w:rPr>
+                <w:rFonts w:ascii="Consolas" w:hAnsi="Consolas" w:eastAsia="Consolas"/>
+                <w:b w:val="0"/>
+                <w:sz w:val="16"/>
+              </w:rPr>
+              <w:t xml:space="preserve">    .config("spark.sql.sources.default", "delta")</w:t>
+            </w:r>
+          </w:p>
+          <w:p>
+            <w:pPr>
+              <w:spacing w:before="0" w:after="0" w:line="240" w:lineRule="auto"/>
+              <w:ind w:left="567" w:hanging="567"/>
+            </w:pPr>
+            <w:r>
+              <w:rPr>
+                <w:rFonts w:ascii="Consolas" w:hAnsi="Consolas" w:eastAsia="Consolas"/>
+                <w:b w:val="0"/>
+                <w:color w:val="5B6875"/>
+                <w:sz w:val="16"/>
+              </w:rPr>
+              <w:t xml:space="preserve">   8  </w:t>
+            </w:r>
+            <w:r>
+              <w:rPr>
+                <w:rFonts w:ascii="Consolas" w:hAnsi="Consolas" w:eastAsia="Consolas"/>
+                <w:b w:val="0"/>
+                <w:sz w:val="16"/>
+              </w:rPr>
+              <w:t>)</w:t>
+            </w:r>
+          </w:p>
+          <w:p>
+            <w:pPr>
+              <w:spacing w:before="0" w:after="0" w:line="240" w:lineRule="auto"/>
+              <w:ind w:left="567" w:hanging="567"/>
+            </w:pPr>
+            <w:r>
+              <w:rPr>
+                <w:rFonts w:ascii="Consolas" w:hAnsi="Consolas" w:eastAsia="Consolas"/>
+                <w:b w:val="0"/>
+                <w:color w:val="5B6875"/>
+                <w:sz w:val="16"/>
+              </w:rPr>
+              <w:t xml:space="preserve">   9  </w:t>
+            </w:r>
+            <w:r>
+              <w:rPr>
+                <w:rFonts w:ascii="Consolas" w:hAnsi="Consolas" w:eastAsia="Consolas"/>
+                <w:b w:val="0"/>
+                <w:sz w:val="16"/>
+              </w:rPr>
+              <w:t>spark = configure_spark_with_delta_pip(builder).getOrCreate()</w:t>
             </w:r>
           </w:p>
         </w:tc>
@@ -3335,76 +3119,219 @@
     </w:tbl>
     <w:p/>
     <w:p>
+      <w:pPr>
+        <w:pStyle w:val="ListBullet"/>
+      </w:pPr>
+      <w:r>
+        <w:rPr>
+          <w:rFonts w:ascii="Consolas" w:hAnsi="Consolas" w:eastAsia="Consolas"/>
+          <w:b w:val="0"/>
+          <w:sz w:val="19"/>
+        </w:rPr>
+        <w:t>local[2]</w:t>
+      </w:r>
       <w:r>
         <w:rPr>
           <w:b w:val="0"/>
           <w:i w:val="0"/>
         </w:rPr>
-        <w:t xml:space="preserve">A test that says </w:t>
-      </w:r>
-      <w:r>
-        <w:rPr>
-          <w:rFonts w:ascii="Consolas" w:hAnsi="Consolas" w:eastAsia="Consolas"/>
-          <w:b w:val="0"/>
-          <w:sz w:val="19"/>
-        </w:rPr>
-        <w:t>respondent(final_weight=None)</w:t>
-      </w:r>
-      <w:r>
-        <w:rPr>
-          <w:b w:val="0"/>
-          <w:i w:val="0"/>
-        </w:rPr>
-        <w:t xml:space="preserve"> tells the reader exactly what it is testing.</w:t>
+        <w:t xml:space="preserve"> runs Spark in one process with two worker threads. Two threads, not one, so bugs that depend on partitioning still show up.</w:t>
       </w:r>
     </w:p>
     <w:p>
       <w:pPr>
-        <w:pStyle w:val="Heading4"/>
+        <w:pStyle w:val="ListBullet"/>
       </w:pPr>
       <w:r>
-        <w:t>Why it matters</w:t>
-      </w:r>
-    </w:p>
-    <w:p>
+        <w:rPr>
+          <w:rFonts w:ascii="Consolas" w:hAnsi="Consolas" w:eastAsia="Consolas"/>
+          <w:b w:val="0"/>
+          <w:sz w:val="19"/>
+        </w:rPr>
+        <w:t>spark.sql.shuffle.partitions</w:t>
+      </w:r>
       <w:r>
         <w:rPr>
           <w:b w:val="0"/>
           <w:i w:val="0"/>
         </w:rPr>
-        <w:t>A project's Spark tests take 14 minutes in CI, so developers stop running them locally. The session uses the default 200 shuffle partitions, and each of the 60 tests runs two or three shuffles on a handful of rows. Most of the time goes into scheduling empty tasks. A MERGE bug that a test would have caught ships to production, because nobody waited for the suite.</w:t>
-      </w:r>
-    </w:p>
-    <w:p>
-      <w:r>
-        <w:rPr>
-          <w:b w:val="0"/>
-          <w:i w:val="0"/>
-        </w:rPr>
-        <w:t xml:space="preserve">With </w:t>
-      </w:r>
-      <w:r>
-        <w:rPr>
-          <w:rFonts w:ascii="Consolas" w:hAnsi="Consolas" w:eastAsia="Consolas"/>
-          <w:b w:val="0"/>
-          <w:sz w:val="19"/>
-        </w:rPr>
-        <w:t>local[2]</w:t>
-      </w:r>
-      <w:r>
-        <w:rPr>
-          <w:b w:val="0"/>
-          <w:i w:val="0"/>
-        </w:rPr>
-        <w:t xml:space="preserve"> and two shuffle partitions, the same suite runs in under two minutes, and people run it before every push.</w:t>
+        <w:t xml:space="preserve"> defaults to 200. On ten test rows, every shuffle creates 200 tiny tasks. Two is plenty.</w:t>
       </w:r>
     </w:p>
     <w:p>
       <w:pPr>
-        <w:pStyle w:val="Heading4"/>
+        <w:pStyle w:val="ListBullet"/>
       </w:pPr>
       <w:r>
-        <w:t>Worked example: weak code</w:t>
+        <w:rPr>
+          <w:rFonts w:ascii="Consolas" w:hAnsi="Consolas" w:eastAsia="Consolas"/>
+          <w:b w:val="0"/>
+          <w:sz w:val="19"/>
+        </w:rPr>
+        <w:t>configure_spark_with_delta_pip</w:t>
+      </w:r>
+      <w:r>
+        <w:rPr>
+          <w:b w:val="0"/>
+          <w:i w:val="0"/>
+        </w:rPr>
+        <w:t xml:space="preserve"> from </w:t>
+      </w:r>
+      <w:r>
+        <w:rPr>
+          <w:rFonts w:ascii="Consolas" w:hAnsi="Consolas" w:eastAsia="Consolas"/>
+          <w:b w:val="0"/>
+          <w:sz w:val="19"/>
+        </w:rPr>
+        <w:t>delta-spark</w:t>
+      </w:r>
+      <w:r>
+        <w:rPr>
+          <w:b w:val="0"/>
+          <w:i w:val="0"/>
+        </w:rPr>
+        <w:t xml:space="preserve"> adds the matching Delta JAR. The two </w:t>
+      </w:r>
+      <w:r>
+        <w:rPr>
+          <w:rFonts w:ascii="Consolas" w:hAnsi="Consolas" w:eastAsia="Consolas"/>
+          <w:b w:val="0"/>
+          <w:sz w:val="19"/>
+        </w:rPr>
+        <w:t>config</w:t>
+      </w:r>
+      <w:r>
+        <w:rPr>
+          <w:b w:val="0"/>
+          <w:i w:val="0"/>
+        </w:rPr>
+        <w:t xml:space="preserve"> lines enable Delta SQL and the Delta catalog.</w:t>
+      </w:r>
+    </w:p>
+    <w:p>
+      <w:pPr>
+        <w:pStyle w:val="ListBullet"/>
+      </w:pPr>
+      <w:r>
+        <w:rPr>
+          <w:b w:val="0"/>
+          <w:i w:val="0"/>
+        </w:rPr>
+        <w:t xml:space="preserve">Open-source Spark writes </w:t>
+      </w:r>
+      <w:r>
+        <w:rPr>
+          <w:rFonts w:ascii="Consolas" w:hAnsi="Consolas" w:eastAsia="Consolas"/>
+          <w:b w:val="0"/>
+          <w:sz w:val="19"/>
+        </w:rPr>
+        <w:t>saveAsTable</w:t>
+      </w:r>
+      <w:r>
+        <w:rPr>
+          <w:b w:val="0"/>
+          <w:i w:val="0"/>
+        </w:rPr>
+        <w:t xml:space="preserve"> as Parquet by default. Databricks uses Delta. Set the default so tests behave like production.</w:t>
+      </w:r>
+    </w:p>
+    <w:p>
+      <w:r>
+        <w:rPr>
+          <w:b/>
+          <w:i w:val="0"/>
+        </w:rPr>
+        <w:t>Test data.</w:t>
+      </w:r>
+      <w:r>
+        <w:rPr>
+          <w:b w:val="0"/>
+          <w:i w:val="0"/>
+        </w:rPr>
+        <w:t xml:space="preserve"> Build it with an explicit schema, as a DDL string such as </w:t>
+      </w:r>
+      <w:r>
+        <w:rPr>
+          <w:rFonts w:ascii="Consolas" w:hAnsi="Consolas" w:eastAsia="Consolas"/>
+          <w:b w:val="0"/>
+          <w:sz w:val="19"/>
+        </w:rPr>
+        <w:t>"respondent_id STRING, final_weight DOUBLE"</w:t>
+      </w:r>
+      <w:r>
+        <w:rPr>
+          <w:b w:val="0"/>
+          <w:i w:val="0"/>
+        </w:rPr>
+        <w:t xml:space="preserve">. Inference guesses types from values, fails on a column of only </w:t>
+      </w:r>
+      <w:r>
+        <w:rPr>
+          <w:rFonts w:ascii="Consolas" w:hAnsi="Consolas" w:eastAsia="Consolas"/>
+          <w:b w:val="0"/>
+          <w:sz w:val="19"/>
+        </w:rPr>
+        <w:t>None</w:t>
+      </w:r>
+      <w:r>
+        <w:rPr>
+          <w:b w:val="0"/>
+          <w:i w:val="0"/>
+        </w:rPr>
+        <w:t xml:space="preserve"> (</w:t>
+      </w:r>
+      <w:r>
+        <w:rPr>
+          <w:rFonts w:ascii="Consolas" w:hAnsi="Consolas" w:eastAsia="Consolas"/>
+          <w:b w:val="0"/>
+          <w:sz w:val="19"/>
+        </w:rPr>
+        <w:t>CANNOT_DETERMINE_TYPE</w:t>
+      </w:r>
+      <w:r>
+        <w:rPr>
+          <w:b w:val="0"/>
+          <w:i w:val="0"/>
+        </w:rPr>
+        <w:t xml:space="preserve">), and turns </w:t>
+      </w:r>
+      <w:r>
+        <w:rPr>
+          <w:rFonts w:ascii="Consolas" w:hAnsi="Consolas" w:eastAsia="Consolas"/>
+          <w:b w:val="0"/>
+          <w:sz w:val="19"/>
+        </w:rPr>
+        <w:t>2</w:t>
+      </w:r>
+      <w:r>
+        <w:rPr>
+          <w:b w:val="0"/>
+          <w:i w:val="0"/>
+        </w:rPr>
+        <w:t xml:space="preserve"> into a LONG where production has DOUBLE.</w:t>
+      </w:r>
+    </w:p>
+    <w:p>
+      <w:r>
+        <w:rPr>
+          <w:b w:val="0"/>
+          <w:i w:val="0"/>
+        </w:rPr>
+        <w:t xml:space="preserve">A </w:t>
+      </w:r>
+      <w:r>
+        <w:rPr>
+          <w:b/>
+          <w:i w:val="0"/>
+        </w:rPr>
+        <w:t>test data builder</w:t>
+      </w:r>
+      <w:r>
+        <w:rPr>
+          <w:b w:val="0"/>
+          <w:i w:val="0"/>
+        </w:rPr>
+        <w:t xml:space="preserve"> keeps tests short: one function returns a valid row with sensible defaults, and each test overrides only the field it is about.</w:t>
       </w:r>
     </w:p>
     <w:tbl>
@@ -3442,7 +3369,7 @@
                 <w:b w:val="0"/>
                 <w:sz w:val="16"/>
               </w:rPr>
-              <w:t>@pytest.fixture(scope="session")</w:t>
+              <w:t>def respondent(**overrides: object) -&gt; dict[str, object]:</w:t>
             </w:r>
           </w:p>
           <w:p>
@@ -3465,7 +3392,7 @@
                 <w:b w:val="0"/>
                 <w:sz w:val="16"/>
               </w:rPr>
-              <w:t>def spark():</w:t>
+              <w:t xml:space="preserve">    row = {"respondent_id": "R1", "wave_id": "W1", "final_weight": 1.0, "in_scope": True}</w:t>
             </w:r>
           </w:p>
           <w:p>
@@ -3476,19 +3403,19 @@
             <w:r>
               <w:rPr>
                 <w:rFonts w:ascii="Consolas" w:hAnsi="Consolas" w:eastAsia="Consolas"/>
-                <w:b/>
+                <w:b w:val="0"/>
                 <w:color w:val="5B6875"/>
                 <w:sz w:val="16"/>
               </w:rPr>
-              <w:t xml:space="preserve"> [1]  </w:t>
-            </w:r>
-            <w:r>
-              <w:rPr>
-                <w:rFonts w:ascii="Consolas" w:hAnsi="Consolas" w:eastAsia="Consolas"/>
-                <w:b w:val="0"/>
-                <w:sz w:val="16"/>
-              </w:rPr>
-              <w:t xml:space="preserve">    return SparkSession.builder.getOrCreate()</w:t>
+              <w:t xml:space="preserve">   3  </w:t>
+            </w:r>
+            <w:r>
+              <w:rPr>
+                <w:rFonts w:ascii="Consolas" w:hAnsi="Consolas" w:eastAsia="Consolas"/>
+                <w:b w:val="0"/>
+                <w:sz w:val="16"/>
+              </w:rPr>
+              <w:t xml:space="preserve">    row.update(overrides)</w:t>
             </w:r>
           </w:p>
           <w:p>
@@ -3511,138 +3438,35 @@
                 <w:b w:val="0"/>
                 <w:sz w:val="16"/>
               </w:rPr>
-              <w:t xml:space="preserve"> </w:t>
-            </w:r>
-          </w:p>
-          <w:p>
-            <w:pPr>
-              <w:spacing w:before="0" w:after="0" w:line="240" w:lineRule="auto"/>
-              <w:ind w:left="567" w:hanging="567"/>
-            </w:pPr>
-            <w:r>
-              <w:rPr>
-                <w:rFonts w:ascii="Consolas" w:hAnsi="Consolas" w:eastAsia="Consolas"/>
-                <w:b w:val="0"/>
-                <w:color w:val="5B6875"/>
-                <w:sz w:val="16"/>
-              </w:rPr>
-              <w:t xml:space="preserve">   5  </w:t>
-            </w:r>
-            <w:r>
-              <w:rPr>
-                <w:rFonts w:ascii="Consolas" w:hAnsi="Consolas" w:eastAsia="Consolas"/>
-                <w:b w:val="0"/>
-                <w:sz w:val="16"/>
-              </w:rPr>
-              <w:t xml:space="preserve"> </w:t>
-            </w:r>
-          </w:p>
-          <w:p>
-            <w:pPr>
-              <w:spacing w:before="0" w:after="0" w:line="240" w:lineRule="auto"/>
-              <w:ind w:left="567" w:hanging="567"/>
-            </w:pPr>
-            <w:r>
-              <w:rPr>
-                <w:rFonts w:ascii="Consolas" w:hAnsi="Consolas" w:eastAsia="Consolas"/>
-                <w:b w:val="0"/>
-                <w:color w:val="5B6875"/>
-                <w:sz w:val="16"/>
-              </w:rPr>
-              <w:t xml:space="preserve">   6  </w:t>
-            </w:r>
-            <w:r>
-              <w:rPr>
-                <w:rFonts w:ascii="Consolas" w:hAnsi="Consolas" w:eastAsia="Consolas"/>
-                <w:b w:val="0"/>
-                <w:sz w:val="16"/>
-              </w:rPr>
-              <w:t>def test_null_weights_are_reported(spark):</w:t>
-            </w:r>
-          </w:p>
-          <w:p>
-            <w:pPr>
-              <w:spacing w:before="0" w:after="0" w:line="240" w:lineRule="auto"/>
-              <w:ind w:left="567" w:hanging="567"/>
-            </w:pPr>
-            <w:r>
-              <w:rPr>
-                <w:rFonts w:ascii="Consolas" w:hAnsi="Consolas" w:eastAsia="Consolas"/>
-                <w:b/>
-                <w:color w:val="5B6875"/>
-                <w:sz w:val="16"/>
-              </w:rPr>
-              <w:t xml:space="preserve"> [2]  </w:t>
-            </w:r>
-            <w:r>
-              <w:rPr>
-                <w:rFonts w:ascii="Consolas" w:hAnsi="Consolas" w:eastAsia="Consolas"/>
-                <w:b w:val="0"/>
-                <w:sz w:val="16"/>
-              </w:rPr>
-              <w:t xml:space="preserve">    df = spark.createDataFrame([{"respondent_id": "R1", "final_weight": None, "wave_id": "W1", "in_scope": True}])</w:t>
-            </w:r>
-          </w:p>
-          <w:p>
-            <w:pPr>
-              <w:spacing w:before="0" w:after="0" w:line="240" w:lineRule="auto"/>
-              <w:ind w:left="567" w:hanging="567"/>
-            </w:pPr>
-            <w:r>
-              <w:rPr>
-                <w:rFonts w:ascii="Consolas" w:hAnsi="Consolas" w:eastAsia="Consolas"/>
-                <w:b w:val="0"/>
-                <w:color w:val="5B6875"/>
-                <w:sz w:val="16"/>
-              </w:rPr>
-              <w:t xml:space="preserve">   8  </w:t>
-            </w:r>
-            <w:r>
-              <w:rPr>
-                <w:rFonts w:ascii="Consolas" w:hAnsi="Consolas" w:eastAsia="Consolas"/>
-                <w:b w:val="0"/>
-                <w:sz w:val="16"/>
-              </w:rPr>
-              <w:t xml:space="preserve">    assert null_weight_count(df) == 1</w:t>
+              <w:t xml:space="preserve">    return row</w:t>
             </w:r>
           </w:p>
         </w:tc>
       </w:tr>
     </w:tbl>
+    <w:p/>
     <w:p>
-      <w:pPr>
-        <w:pStyle w:val="ListNumber"/>
-      </w:pPr>
-      <w:r>
-        <w:rPr>
-          <w:b/>
-        </w:rPr>
-        <w:t xml:space="preserve">Line 3. </w:t>
-      </w:r>
       <w:r>
         <w:rPr>
           <w:b w:val="0"/>
           <w:i w:val="0"/>
         </w:rPr>
-        <w:t>No master, 200 shuffle partitions, UI on, no Delta: slow and unlike production.</w:t>
-      </w:r>
-    </w:p>
-    <w:p>
-      <w:pPr>
-        <w:pStyle w:val="ListNumber"/>
-      </w:pPr>
-      <w:r>
-        <w:rPr>
-          <w:b/>
-        </w:rPr>
-        <w:t xml:space="preserve">Line 7. </w:t>
+        <w:t xml:space="preserve">A test that says </w:t>
+      </w:r>
+      <w:r>
+        <w:rPr>
+          <w:rFonts w:ascii="Consolas" w:hAnsi="Consolas" w:eastAsia="Consolas"/>
+          <w:b w:val="0"/>
+          <w:sz w:val="19"/>
+        </w:rPr>
+        <w:t>respondent(final_weight=None)</w:t>
       </w:r>
       <w:r>
         <w:rPr>
           <w:b w:val="0"/>
           <w:i w:val="0"/>
         </w:rPr>
-        <w:t>Inferred schema: a column of only None raises CANNOT_DETERMINE_TYPE, and every field is spelt out in every test.</w:t>
+        <w:t xml:space="preserve"> tells the reader exactly what it is testing.</w:t>
       </w:r>
     </w:p>
     <w:p>
@@ -3650,7 +3474,48 @@
         <w:pStyle w:val="Heading4"/>
       </w:pPr>
       <w:r>
-        <w:t>Worked example: strong code</w:t>
+        <w:t>Why it matters</w:t>
+      </w:r>
+    </w:p>
+    <w:p>
+      <w:r>
+        <w:rPr>
+          <w:b w:val="0"/>
+          <w:i w:val="0"/>
+        </w:rPr>
+        <w:t>A project's Spark tests take 14 minutes in CI, so developers stop running them locally. The session uses the default 200 shuffle partitions, and each of the 60 tests runs two or three shuffles on a handful of rows. Most of the time goes into scheduling empty tasks. A MERGE bug that a test would have caught ships to production, because nobody waited for the suite.</w:t>
+      </w:r>
+    </w:p>
+    <w:p>
+      <w:r>
+        <w:rPr>
+          <w:b w:val="0"/>
+          <w:i w:val="0"/>
+        </w:rPr>
+        <w:t xml:space="preserve">With </w:t>
+      </w:r>
+      <w:r>
+        <w:rPr>
+          <w:rFonts w:ascii="Consolas" w:hAnsi="Consolas" w:eastAsia="Consolas"/>
+          <w:b w:val="0"/>
+          <w:sz w:val="19"/>
+        </w:rPr>
+        <w:t>local[2]</w:t>
+      </w:r>
+      <w:r>
+        <w:rPr>
+          <w:b w:val="0"/>
+          <w:i w:val="0"/>
+        </w:rPr>
+        <w:t xml:space="preserve"> and two shuffle partitions, the same suite runs in under two minutes, and people run it before every push.</w:t>
+      </w:r>
+    </w:p>
+    <w:p>
+      <w:pPr>
+        <w:pStyle w:val="Heading4"/>
+      </w:pPr>
+      <w:r>
+        <w:t>Worked example: weak code</w:t>
       </w:r>
     </w:p>
     <w:tbl>
@@ -3676,19 +3541,19 @@
             <w:r>
               <w:rPr>
                 <w:rFonts w:ascii="Consolas" w:hAnsi="Consolas" w:eastAsia="Consolas"/>
-                <w:b/>
+                <w:b w:val="0"/>
                 <w:color w:val="5B6875"/>
                 <w:sz w:val="16"/>
               </w:rPr>
-              <w:t xml:space="preserve"> [1]  </w:t>
-            </w:r>
-            <w:r>
-              <w:rPr>
-                <w:rFonts w:ascii="Consolas" w:hAnsi="Consolas" w:eastAsia="Consolas"/>
-                <w:b w:val="0"/>
-                <w:sz w:val="16"/>
-              </w:rPr>
-              <w:t>RESPONDENT_SCHEMA = "respondent_id STRING, wave_id STRING, final_weight DOUBLE, in_scope BOOLEAN"</w:t>
+              <w:t xml:space="preserve">   1  </w:t>
+            </w:r>
+            <w:r>
+              <w:rPr>
+                <w:rFonts w:ascii="Consolas" w:hAnsi="Consolas" w:eastAsia="Consolas"/>
+                <w:b w:val="0"/>
+                <w:sz w:val="16"/>
+              </w:rPr>
+              <w:t>@pytest.fixture(scope="session")</w:t>
             </w:r>
           </w:p>
           <w:p>
@@ -3711,7 +3576,7 @@
                 <w:b w:val="0"/>
                 <w:sz w:val="16"/>
               </w:rPr>
-              <w:t xml:space="preserve"> </w:t>
+              <w:t>def spark():</w:t>
             </w:r>
           </w:p>
           <w:p>
@@ -3722,19 +3587,19 @@
             <w:r>
               <w:rPr>
                 <w:rFonts w:ascii="Consolas" w:hAnsi="Consolas" w:eastAsia="Consolas"/>
-                <w:b w:val="0"/>
+                <w:b/>
                 <w:color w:val="5B6875"/>
                 <w:sz w:val="16"/>
               </w:rPr>
-              <w:t xml:space="preserve">   3  </w:t>
-            </w:r>
-            <w:r>
-              <w:rPr>
-                <w:rFonts w:ascii="Consolas" w:hAnsi="Consolas" w:eastAsia="Consolas"/>
-                <w:b w:val="0"/>
-                <w:sz w:val="16"/>
-              </w:rPr>
-              <w:t xml:space="preserve"> </w:t>
+              <w:t xml:space="preserve"> [1]  </w:t>
+            </w:r>
+            <w:r>
+              <w:rPr>
+                <w:rFonts w:ascii="Consolas" w:hAnsi="Consolas" w:eastAsia="Consolas"/>
+                <w:b w:val="0"/>
+                <w:sz w:val="16"/>
+              </w:rPr>
+              <w:t xml:space="preserve">    return SparkSession.builder.getOrCreate()</w:t>
             </w:r>
           </w:p>
           <w:p>
@@ -3757,7 +3622,7 @@
                 <w:b w:val="0"/>
                 <w:sz w:val="16"/>
               </w:rPr>
-              <w:t>def respondent(**overrides: object) -&gt; dict[str, object]:</w:t>
+              <w:t xml:space="preserve"> </w:t>
             </w:r>
           </w:p>
           <w:p>
@@ -3780,7 +3645,7 @@
                 <w:b w:val="0"/>
                 <w:sz w:val="16"/>
               </w:rPr>
-              <w:t xml:space="preserve">    """A valid silver respondent. Override only the fields a test is about."""</w:t>
+              <w:t xml:space="preserve"> </w:t>
             </w:r>
           </w:p>
           <w:p>
@@ -3803,7 +3668,7 @@
                 <w:b w:val="0"/>
                 <w:sz w:val="16"/>
               </w:rPr>
-              <w:t xml:space="preserve">    row: dict[str, object] = {"respondent_id": "R1", "wave_id": "W1", "final_weight": 1.0, "in_scope": True}</w:t>
+              <w:t>def test_null_weights_are_reported(spark):</w:t>
             </w:r>
           </w:p>
           <w:p>
@@ -3814,19 +3679,19 @@
             <w:r>
               <w:rPr>
                 <w:rFonts w:ascii="Consolas" w:hAnsi="Consolas" w:eastAsia="Consolas"/>
-                <w:b w:val="0"/>
+                <w:b/>
                 <w:color w:val="5B6875"/>
                 <w:sz w:val="16"/>
               </w:rPr>
-              <w:t xml:space="preserve">   7  </w:t>
-            </w:r>
-            <w:r>
-              <w:rPr>
-                <w:rFonts w:ascii="Consolas" w:hAnsi="Consolas" w:eastAsia="Consolas"/>
-                <w:b w:val="0"/>
-                <w:sz w:val="16"/>
-              </w:rPr>
-              <w:t xml:space="preserve">    unknown = set(overrides) - set(row)</w:t>
+              <w:t xml:space="preserve"> [2]  </w:t>
+            </w:r>
+            <w:r>
+              <w:rPr>
+                <w:rFonts w:ascii="Consolas" w:hAnsi="Consolas" w:eastAsia="Consolas"/>
+                <w:b w:val="0"/>
+                <w:sz w:val="16"/>
+              </w:rPr>
+              <w:t xml:space="preserve">    df = spark.createDataFrame([{"respondent_id": "R1", "final_weight": None, "wave_id": "W1", "in_scope": True}])</w:t>
             </w:r>
           </w:p>
           <w:p>
@@ -3842,328 +3707,6 @@
                 <w:sz w:val="16"/>
               </w:rPr>
               <w:t xml:space="preserve">   8  </w:t>
-            </w:r>
-            <w:r>
-              <w:rPr>
-                <w:rFonts w:ascii="Consolas" w:hAnsi="Consolas" w:eastAsia="Consolas"/>
-                <w:b w:val="0"/>
-                <w:sz w:val="16"/>
-              </w:rPr>
-              <w:t xml:space="preserve">    if unknown:</w:t>
-            </w:r>
-          </w:p>
-          <w:p>
-            <w:pPr>
-              <w:spacing w:before="0" w:after="0" w:line="240" w:lineRule="auto"/>
-              <w:ind w:left="567" w:hanging="567"/>
-            </w:pPr>
-            <w:r>
-              <w:rPr>
-                <w:rFonts w:ascii="Consolas" w:hAnsi="Consolas" w:eastAsia="Consolas"/>
-                <w:b/>
-                <w:color w:val="5B6875"/>
-                <w:sz w:val="16"/>
-              </w:rPr>
-              <w:t xml:space="preserve"> [2]  </w:t>
-            </w:r>
-            <w:r>
-              <w:rPr>
-                <w:rFonts w:ascii="Consolas" w:hAnsi="Consolas" w:eastAsia="Consolas"/>
-                <w:b w:val="0"/>
-                <w:sz w:val="16"/>
-              </w:rPr>
-              <w:t xml:space="preserve">        raise KeyError(f"unknown fields: {sorted(unknown)}")</w:t>
-            </w:r>
-          </w:p>
-          <w:p>
-            <w:pPr>
-              <w:spacing w:before="0" w:after="0" w:line="240" w:lineRule="auto"/>
-              <w:ind w:left="567" w:hanging="567"/>
-            </w:pPr>
-            <w:r>
-              <w:rPr>
-                <w:rFonts w:ascii="Consolas" w:hAnsi="Consolas" w:eastAsia="Consolas"/>
-                <w:b w:val="0"/>
-                <w:color w:val="5B6875"/>
-                <w:sz w:val="16"/>
-              </w:rPr>
-              <w:t xml:space="preserve">  10  </w:t>
-            </w:r>
-            <w:r>
-              <w:rPr>
-                <w:rFonts w:ascii="Consolas" w:hAnsi="Consolas" w:eastAsia="Consolas"/>
-                <w:b w:val="0"/>
-                <w:sz w:val="16"/>
-              </w:rPr>
-              <w:t xml:space="preserve">    row.update(overrides)</w:t>
-            </w:r>
-          </w:p>
-          <w:p>
-            <w:pPr>
-              <w:spacing w:before="0" w:after="0" w:line="240" w:lineRule="auto"/>
-              <w:ind w:left="567" w:hanging="567"/>
-            </w:pPr>
-            <w:r>
-              <w:rPr>
-                <w:rFonts w:ascii="Consolas" w:hAnsi="Consolas" w:eastAsia="Consolas"/>
-                <w:b w:val="0"/>
-                <w:color w:val="5B6875"/>
-                <w:sz w:val="16"/>
-              </w:rPr>
-              <w:t xml:space="preserve">  11  </w:t>
-            </w:r>
-            <w:r>
-              <w:rPr>
-                <w:rFonts w:ascii="Consolas" w:hAnsi="Consolas" w:eastAsia="Consolas"/>
-                <w:b w:val="0"/>
-                <w:sz w:val="16"/>
-              </w:rPr>
-              <w:t xml:space="preserve">    return row</w:t>
-            </w:r>
-          </w:p>
-          <w:p>
-            <w:pPr>
-              <w:spacing w:before="0" w:after="0" w:line="240" w:lineRule="auto"/>
-              <w:ind w:left="567" w:hanging="567"/>
-            </w:pPr>
-            <w:r>
-              <w:rPr>
-                <w:rFonts w:ascii="Consolas" w:hAnsi="Consolas" w:eastAsia="Consolas"/>
-                <w:b w:val="0"/>
-                <w:color w:val="5B6875"/>
-                <w:sz w:val="16"/>
-              </w:rPr>
-              <w:t xml:space="preserve">  12  </w:t>
-            </w:r>
-            <w:r>
-              <w:rPr>
-                <w:rFonts w:ascii="Consolas" w:hAnsi="Consolas" w:eastAsia="Consolas"/>
-                <w:b w:val="0"/>
-                <w:sz w:val="16"/>
-              </w:rPr>
-              <w:t xml:space="preserve"> </w:t>
-            </w:r>
-          </w:p>
-          <w:p>
-            <w:pPr>
-              <w:spacing w:before="0" w:after="0" w:line="240" w:lineRule="auto"/>
-              <w:ind w:left="567" w:hanging="567"/>
-            </w:pPr>
-            <w:r>
-              <w:rPr>
-                <w:rFonts w:ascii="Consolas" w:hAnsi="Consolas" w:eastAsia="Consolas"/>
-                <w:b w:val="0"/>
-                <w:color w:val="5B6875"/>
-                <w:sz w:val="16"/>
-              </w:rPr>
-              <w:t xml:space="preserve">  13  </w:t>
-            </w:r>
-            <w:r>
-              <w:rPr>
-                <w:rFonts w:ascii="Consolas" w:hAnsi="Consolas" w:eastAsia="Consolas"/>
-                <w:b w:val="0"/>
-                <w:sz w:val="16"/>
-              </w:rPr>
-              <w:t xml:space="preserve"> </w:t>
-            </w:r>
-          </w:p>
-          <w:p>
-            <w:pPr>
-              <w:spacing w:before="0" w:after="0" w:line="240" w:lineRule="auto"/>
-              <w:ind w:left="567" w:hanging="567"/>
-            </w:pPr>
-            <w:r>
-              <w:rPr>
-                <w:rFonts w:ascii="Consolas" w:hAnsi="Consolas" w:eastAsia="Consolas"/>
-                <w:b w:val="0"/>
-                <w:color w:val="5B6875"/>
-                <w:sz w:val="16"/>
-              </w:rPr>
-              <w:t xml:space="preserve">  14  </w:t>
-            </w:r>
-            <w:r>
-              <w:rPr>
-                <w:rFonts w:ascii="Consolas" w:hAnsi="Consolas" w:eastAsia="Consolas"/>
-                <w:b w:val="0"/>
-                <w:sz w:val="16"/>
-              </w:rPr>
-              <w:t>def respondents_df(spark: SparkSession, rows: list[dict[str, object]]) -&gt; DataFrame:</w:t>
-            </w:r>
-          </w:p>
-          <w:p>
-            <w:pPr>
-              <w:spacing w:before="0" w:after="0" w:line="240" w:lineRule="auto"/>
-              <w:ind w:left="567" w:hanging="567"/>
-            </w:pPr>
-            <w:r>
-              <w:rPr>
-                <w:rFonts w:ascii="Consolas" w:hAnsi="Consolas" w:eastAsia="Consolas"/>
-                <w:b w:val="0"/>
-                <w:color w:val="5B6875"/>
-                <w:sz w:val="16"/>
-              </w:rPr>
-              <w:t xml:space="preserve">  15  </w:t>
-            </w:r>
-            <w:r>
-              <w:rPr>
-                <w:rFonts w:ascii="Consolas" w:hAnsi="Consolas" w:eastAsia="Consolas"/>
-                <w:b w:val="0"/>
-                <w:sz w:val="16"/>
-              </w:rPr>
-              <w:t xml:space="preserve">    """DataFrame with the silver schema, whatever the values."""</w:t>
-            </w:r>
-          </w:p>
-          <w:p>
-            <w:pPr>
-              <w:spacing w:before="0" w:after="0" w:line="240" w:lineRule="auto"/>
-              <w:ind w:left="567" w:hanging="567"/>
-            </w:pPr>
-            <w:r>
-              <w:rPr>
-                <w:rFonts w:ascii="Consolas" w:hAnsi="Consolas" w:eastAsia="Consolas"/>
-                <w:b w:val="0"/>
-                <w:color w:val="5B6875"/>
-                <w:sz w:val="16"/>
-              </w:rPr>
-              <w:t xml:space="preserve">  16  </w:t>
-            </w:r>
-            <w:r>
-              <w:rPr>
-                <w:rFonts w:ascii="Consolas" w:hAnsi="Consolas" w:eastAsia="Consolas"/>
-                <w:b w:val="0"/>
-                <w:sz w:val="16"/>
-              </w:rPr>
-              <w:t xml:space="preserve">    fields = [f.split()[0] for f in RESPONDENT_SCHEMA.split(", ")]</w:t>
-            </w:r>
-          </w:p>
-          <w:p>
-            <w:pPr>
-              <w:spacing w:before="0" w:after="0" w:line="240" w:lineRule="auto"/>
-              <w:ind w:left="567" w:hanging="567"/>
-            </w:pPr>
-            <w:r>
-              <w:rPr>
-                <w:rFonts w:ascii="Consolas" w:hAnsi="Consolas" w:eastAsia="Consolas"/>
-                <w:b w:val="0"/>
-                <w:color w:val="5B6875"/>
-                <w:sz w:val="16"/>
-              </w:rPr>
-              <w:t xml:space="preserve">  17  </w:t>
-            </w:r>
-            <w:r>
-              <w:rPr>
-                <w:rFonts w:ascii="Consolas" w:hAnsi="Consolas" w:eastAsia="Consolas"/>
-                <w:b w:val="0"/>
-                <w:sz w:val="16"/>
-              </w:rPr>
-              <w:t xml:space="preserve">    return spark.createDataFrame([tuple(r[f] for f in fields) for r in rows], RESPONDENT_SCHEMA)</w:t>
-            </w:r>
-          </w:p>
-          <w:p>
-            <w:pPr>
-              <w:spacing w:before="0" w:after="0" w:line="240" w:lineRule="auto"/>
-              <w:ind w:left="567" w:hanging="567"/>
-            </w:pPr>
-            <w:r>
-              <w:rPr>
-                <w:rFonts w:ascii="Consolas" w:hAnsi="Consolas" w:eastAsia="Consolas"/>
-                <w:b w:val="0"/>
-                <w:color w:val="5B6875"/>
-                <w:sz w:val="16"/>
-              </w:rPr>
-              <w:t xml:space="preserve">  18  </w:t>
-            </w:r>
-            <w:r>
-              <w:rPr>
-                <w:rFonts w:ascii="Consolas" w:hAnsi="Consolas" w:eastAsia="Consolas"/>
-                <w:b w:val="0"/>
-                <w:sz w:val="16"/>
-              </w:rPr>
-              <w:t xml:space="preserve"> </w:t>
-            </w:r>
-          </w:p>
-          <w:p>
-            <w:pPr>
-              <w:spacing w:before="0" w:after="0" w:line="240" w:lineRule="auto"/>
-              <w:ind w:left="567" w:hanging="567"/>
-            </w:pPr>
-            <w:r>
-              <w:rPr>
-                <w:rFonts w:ascii="Consolas" w:hAnsi="Consolas" w:eastAsia="Consolas"/>
-                <w:b w:val="0"/>
-                <w:color w:val="5B6875"/>
-                <w:sz w:val="16"/>
-              </w:rPr>
-              <w:t xml:space="preserve">  19  </w:t>
-            </w:r>
-            <w:r>
-              <w:rPr>
-                <w:rFonts w:ascii="Consolas" w:hAnsi="Consolas" w:eastAsia="Consolas"/>
-                <w:b w:val="0"/>
-                <w:sz w:val="16"/>
-              </w:rPr>
-              <w:t xml:space="preserve"> </w:t>
-            </w:r>
-          </w:p>
-          <w:p>
-            <w:pPr>
-              <w:spacing w:before="0" w:after="0" w:line="240" w:lineRule="auto"/>
-              <w:ind w:left="567" w:hanging="567"/>
-            </w:pPr>
-            <w:r>
-              <w:rPr>
-                <w:rFonts w:ascii="Consolas" w:hAnsi="Consolas" w:eastAsia="Consolas"/>
-                <w:b w:val="0"/>
-                <w:color w:val="5B6875"/>
-                <w:sz w:val="16"/>
-              </w:rPr>
-              <w:t xml:space="preserve">  20  </w:t>
-            </w:r>
-            <w:r>
-              <w:rPr>
-                <w:rFonts w:ascii="Consolas" w:hAnsi="Consolas" w:eastAsia="Consolas"/>
-                <w:b w:val="0"/>
-                <w:sz w:val="16"/>
-              </w:rPr>
-              <w:t>def test_null_weights_are_reported(spark: SparkSession) -&gt; None:</w:t>
-            </w:r>
-          </w:p>
-          <w:p>
-            <w:pPr>
-              <w:spacing w:before="0" w:after="0" w:line="240" w:lineRule="auto"/>
-              <w:ind w:left="567" w:hanging="567"/>
-            </w:pPr>
-            <w:r>
-              <w:rPr>
-                <w:rFonts w:ascii="Consolas" w:hAnsi="Consolas" w:eastAsia="Consolas"/>
-                <w:b/>
-                <w:color w:val="5B6875"/>
-                <w:sz w:val="16"/>
-              </w:rPr>
-              <w:t xml:space="preserve"> [3]  </w:t>
-            </w:r>
-            <w:r>
-              <w:rPr>
-                <w:rFonts w:ascii="Consolas" w:hAnsi="Consolas" w:eastAsia="Consolas"/>
-                <w:b w:val="0"/>
-                <w:sz w:val="16"/>
-              </w:rPr>
-              <w:t xml:space="preserve">    df = respondents_df(spark, [respondent(), respondent(respondent_id="R2", final_weight=None)])</w:t>
-            </w:r>
-          </w:p>
-          <w:p>
-            <w:pPr>
-              <w:spacing w:before="0" w:after="0" w:line="240" w:lineRule="auto"/>
-              <w:ind w:left="567" w:hanging="567"/>
-            </w:pPr>
-            <w:r>
-              <w:rPr>
-                <w:rFonts w:ascii="Consolas" w:hAnsi="Consolas" w:eastAsia="Consolas"/>
-                <w:b w:val="0"/>
-                <w:color w:val="5B6875"/>
-                <w:sz w:val="16"/>
-              </w:rPr>
-              <w:t xml:space="preserve">  22  </w:t>
             </w:r>
             <w:r>
               <w:rPr>
@@ -4185,14 +3728,14 @@
         <w:rPr>
           <w:b/>
         </w:rPr>
-        <w:t xml:space="preserve">Line 1. </w:t>
+        <w:t xml:space="preserve">Line 3. </w:t>
       </w:r>
       <w:r>
         <w:rPr>
           <w:b w:val="0"/>
           <w:i w:val="0"/>
         </w:rPr>
-        <w:t>One DDL schema: types match production, and None is always allowed.</w:t>
+        <w:t>No master, 200 shuffle partitions, UI on, no Delta: slow and unlike production.</w:t>
       </w:r>
     </w:p>
     <w:p>
@@ -4203,41 +3746,14 @@
         <w:rPr>
           <w:b/>
         </w:rPr>
-        <w:t xml:space="preserve">Line 9. </w:t>
+        <w:t xml:space="preserve">Line 7. </w:t>
       </w:r>
       <w:r>
         <w:rPr>
           <w:b w:val="0"/>
           <w:i w:val="0"/>
         </w:rPr>
-        <w:t>A typo such as final_wieght fails loudly instead of silently adding nothing.</w:t>
-      </w:r>
-    </w:p>
-    <w:p>
-      <w:pPr>
-        <w:pStyle w:val="ListNumber"/>
-      </w:pPr>
-      <w:r>
-        <w:rPr>
-          <w:b/>
-        </w:rPr>
-        <w:t xml:space="preserve">Line 21. </w:t>
-      </w:r>
-      <w:r>
-        <w:rPr>
-          <w:b w:val="0"/>
-          <w:i w:val="0"/>
-        </w:rPr>
-        <w:t>The test reads as its intent: a second respondent with a missing weight.</w:t>
-      </w:r>
-    </w:p>
-    <w:p>
-      <w:r>
-        <w:rPr>
-          <w:b w:val="0"/>
-          <w:i w:val="0"/>
-        </w:rPr>
-        <w:t>A tuned local session makes tests fast enough to run on every change. Builders with explicit schemas make them short and exact.</w:t>
+        <w:t>Inferred schema: a column of only None raises CANNOT_DETERMINE_TYPE, and every field is spelt out in every test.</w:t>
       </w:r>
     </w:p>
     <w:p>
@@ -4245,108 +3761,7 @@
         <w:pStyle w:val="Heading4"/>
       </w:pPr>
       <w:r>
-        <w:t>Recap card</w:t>
-      </w:r>
-    </w:p>
-    <w:p>
-      <w:pPr>
-        <w:pStyle w:val="ListBullet"/>
-      </w:pPr>
-      <w:r>
-        <w:rPr>
-          <w:b/>
-          <w:i w:val="0"/>
-        </w:rPr>
-        <w:t>Local test session settings</w:t>
-      </w:r>
-      <w:r>
-        <w:rPr>
-          <w:b w:val="0"/>
-          <w:i w:val="0"/>
-        </w:rPr>
-        <w:t xml:space="preserve"> master("local[2]"), shuffle partitions 2, UI off, Delta configured with configure_spark_with_delta_pip.</w:t>
-      </w:r>
-    </w:p>
-    <w:p>
-      <w:pPr>
-        <w:pStyle w:val="ListBullet"/>
-      </w:pPr>
-      <w:r>
-        <w:rPr>
-          <w:b/>
-          <w:i w:val="0"/>
-        </w:rPr>
-        <w:t>Default spark.sql.shuffle.partitions</w:t>
-      </w:r>
-      <w:r>
-        <w:rPr>
-          <w:b w:val="0"/>
-          <w:i w:val="0"/>
-        </w:rPr>
-        <w:t xml:space="preserve"> 200: far too many for test data.</w:t>
-      </w:r>
-    </w:p>
-    <w:p>
-      <w:pPr>
-        <w:pStyle w:val="ListBullet"/>
-      </w:pPr>
-      <w:r>
-        <w:rPr>
-          <w:b/>
-          <w:i w:val="0"/>
-        </w:rPr>
-        <w:t>Why explicit schemas in test data?</w:t>
-      </w:r>
-      <w:r>
-        <w:rPr>
-          <w:b w:val="0"/>
-          <w:i w:val="0"/>
-        </w:rPr>
-        <w:t xml:space="preserve"> Inference fails on all-None columns and can pick different types from production.</w:t>
-      </w:r>
-    </w:p>
-    <w:p>
-      <w:pPr>
-        <w:pStyle w:val="ListBullet"/>
-      </w:pPr>
-      <w:r>
-        <w:rPr>
-          <w:b/>
-          <w:i w:val="0"/>
-        </w:rPr>
-        <w:t>Test data builder</w:t>
-      </w:r>
-      <w:r>
-        <w:rPr>
-          <w:b w:val="0"/>
-          <w:i w:val="0"/>
-        </w:rPr>
-        <w:t xml:space="preserve"> A function with valid defaults. Tests override only the fields they are about, and typos raise.</w:t>
-      </w:r>
-    </w:p>
-    <w:p>
-      <w:pPr>
-        <w:pStyle w:val="Heading4"/>
-      </w:pPr>
-      <w:r>
-        <w:t>Practice</w:t>
-      </w:r>
-    </w:p>
-    <w:p>
-      <w:pPr>
-        <w:pStyle w:val="Heading5"/>
-      </w:pPr>
-      <w:r>
-        <w:t>Exercise 1. Predict the output (level 1)</w:t>
-      </w:r>
-    </w:p>
-    <w:p>
-      <w:r>
-        <w:rPr>
-          <w:b w:val="0"/>
-          <w:i w:val="0"/>
-        </w:rPr>
-        <w:t>A fresh local session on PySpark 4.0 with no extra configuration. What does this print?</w:t>
+        <w:t>Worked example: strong code</w:t>
       </w:r>
     </w:p>
     <w:tbl>
@@ -4372,31 +3787,668 @@
             <w:r>
               <w:rPr>
                 <w:rFonts w:ascii="Consolas" w:hAnsi="Consolas" w:eastAsia="Consolas"/>
-                <w:b w:val="0"/>
+                <w:b/>
                 <w:color w:val="5B6875"/>
                 <w:sz w:val="16"/>
               </w:rPr>
-              <w:t xml:space="preserve">   1  </w:t>
-            </w:r>
-            <w:r>
-              <w:rPr>
-                <w:rFonts w:ascii="Consolas" w:hAnsi="Consolas" w:eastAsia="Consolas"/>
-                <w:b w:val="0"/>
-                <w:sz w:val="16"/>
-              </w:rPr>
-              <w:t>print(spark.conf.get("spark.sql.shuffle.partitions"))</w:t>
+              <w:t xml:space="preserve"> [1]  </w:t>
+            </w:r>
+            <w:r>
+              <w:rPr>
+                <w:rFonts w:ascii="Consolas" w:hAnsi="Consolas" w:eastAsia="Consolas"/>
+                <w:b w:val="0"/>
+                <w:sz w:val="16"/>
+              </w:rPr>
+              <w:t>RESPONDENT_SCHEMA = "respondent_id STRING, wave_id STRING, final_weight DOUBLE, in_scope BOOLEAN"</w:t>
+            </w:r>
+          </w:p>
+          <w:p>
+            <w:pPr>
+              <w:spacing w:before="0" w:after="0" w:line="240" w:lineRule="auto"/>
+              <w:ind w:left="567" w:hanging="567"/>
+            </w:pPr>
+            <w:r>
+              <w:rPr>
+                <w:rFonts w:ascii="Consolas" w:hAnsi="Consolas" w:eastAsia="Consolas"/>
+                <w:b w:val="0"/>
+                <w:color w:val="5B6875"/>
+                <w:sz w:val="16"/>
+              </w:rPr>
+              <w:t xml:space="preserve">   2  </w:t>
+            </w:r>
+            <w:r>
+              <w:rPr>
+                <w:rFonts w:ascii="Consolas" w:hAnsi="Consolas" w:eastAsia="Consolas"/>
+                <w:b w:val="0"/>
+                <w:sz w:val="16"/>
+              </w:rPr>
+              <w:t xml:space="preserve"> </w:t>
+            </w:r>
+          </w:p>
+          <w:p>
+            <w:pPr>
+              <w:spacing w:before="0" w:after="0" w:line="240" w:lineRule="auto"/>
+              <w:ind w:left="567" w:hanging="567"/>
+            </w:pPr>
+            <w:r>
+              <w:rPr>
+                <w:rFonts w:ascii="Consolas" w:hAnsi="Consolas" w:eastAsia="Consolas"/>
+                <w:b w:val="0"/>
+                <w:color w:val="5B6875"/>
+                <w:sz w:val="16"/>
+              </w:rPr>
+              <w:t xml:space="preserve">   3  </w:t>
+            </w:r>
+            <w:r>
+              <w:rPr>
+                <w:rFonts w:ascii="Consolas" w:hAnsi="Consolas" w:eastAsia="Consolas"/>
+                <w:b w:val="0"/>
+                <w:sz w:val="16"/>
+              </w:rPr>
+              <w:t xml:space="preserve"> </w:t>
+            </w:r>
+          </w:p>
+          <w:p>
+            <w:pPr>
+              <w:spacing w:before="0" w:after="0" w:line="240" w:lineRule="auto"/>
+              <w:ind w:left="567" w:hanging="567"/>
+            </w:pPr>
+            <w:r>
+              <w:rPr>
+                <w:rFonts w:ascii="Consolas" w:hAnsi="Consolas" w:eastAsia="Consolas"/>
+                <w:b w:val="0"/>
+                <w:color w:val="5B6875"/>
+                <w:sz w:val="16"/>
+              </w:rPr>
+              <w:t xml:space="preserve">   4  </w:t>
+            </w:r>
+            <w:r>
+              <w:rPr>
+                <w:rFonts w:ascii="Consolas" w:hAnsi="Consolas" w:eastAsia="Consolas"/>
+                <w:b w:val="0"/>
+                <w:sz w:val="16"/>
+              </w:rPr>
+              <w:t>def respondent(**overrides: object) -&gt; dict[str, object]:</w:t>
+            </w:r>
+          </w:p>
+          <w:p>
+            <w:pPr>
+              <w:spacing w:before="0" w:after="0" w:line="240" w:lineRule="auto"/>
+              <w:ind w:left="567" w:hanging="567"/>
+            </w:pPr>
+            <w:r>
+              <w:rPr>
+                <w:rFonts w:ascii="Consolas" w:hAnsi="Consolas" w:eastAsia="Consolas"/>
+                <w:b w:val="0"/>
+                <w:color w:val="5B6875"/>
+                <w:sz w:val="16"/>
+              </w:rPr>
+              <w:t xml:space="preserve">   5  </w:t>
+            </w:r>
+            <w:r>
+              <w:rPr>
+                <w:rFonts w:ascii="Consolas" w:hAnsi="Consolas" w:eastAsia="Consolas"/>
+                <w:b w:val="0"/>
+                <w:sz w:val="16"/>
+              </w:rPr>
+              <w:t xml:space="preserve">    """A valid silver respondent. Override only the fields a test is about."""</w:t>
+            </w:r>
+          </w:p>
+          <w:p>
+            <w:pPr>
+              <w:spacing w:before="0" w:after="0" w:line="240" w:lineRule="auto"/>
+              <w:ind w:left="567" w:hanging="567"/>
+            </w:pPr>
+            <w:r>
+              <w:rPr>
+                <w:rFonts w:ascii="Consolas" w:hAnsi="Consolas" w:eastAsia="Consolas"/>
+                <w:b w:val="0"/>
+                <w:color w:val="5B6875"/>
+                <w:sz w:val="16"/>
+              </w:rPr>
+              <w:t xml:space="preserve">   6  </w:t>
+            </w:r>
+            <w:r>
+              <w:rPr>
+                <w:rFonts w:ascii="Consolas" w:hAnsi="Consolas" w:eastAsia="Consolas"/>
+                <w:b w:val="0"/>
+                <w:sz w:val="16"/>
+              </w:rPr>
+              <w:t xml:space="preserve">    row: dict[str, object] = {"respondent_id": "R1", "wave_id": "W1", "final_weight": 1.0, "in_scope": True}</w:t>
+            </w:r>
+          </w:p>
+          <w:p>
+            <w:pPr>
+              <w:spacing w:before="0" w:after="0" w:line="240" w:lineRule="auto"/>
+              <w:ind w:left="567" w:hanging="567"/>
+            </w:pPr>
+            <w:r>
+              <w:rPr>
+                <w:rFonts w:ascii="Consolas" w:hAnsi="Consolas" w:eastAsia="Consolas"/>
+                <w:b w:val="0"/>
+                <w:color w:val="5B6875"/>
+                <w:sz w:val="16"/>
+              </w:rPr>
+              <w:t xml:space="preserve">   7  </w:t>
+            </w:r>
+            <w:r>
+              <w:rPr>
+                <w:rFonts w:ascii="Consolas" w:hAnsi="Consolas" w:eastAsia="Consolas"/>
+                <w:b w:val="0"/>
+                <w:sz w:val="16"/>
+              </w:rPr>
+              <w:t xml:space="preserve">    unknown = set(overrides) - set(row)</w:t>
+            </w:r>
+          </w:p>
+          <w:p>
+            <w:pPr>
+              <w:spacing w:before="0" w:after="0" w:line="240" w:lineRule="auto"/>
+              <w:ind w:left="567" w:hanging="567"/>
+            </w:pPr>
+            <w:r>
+              <w:rPr>
+                <w:rFonts w:ascii="Consolas" w:hAnsi="Consolas" w:eastAsia="Consolas"/>
+                <w:b w:val="0"/>
+                <w:color w:val="5B6875"/>
+                <w:sz w:val="16"/>
+              </w:rPr>
+              <w:t xml:space="preserve">   8  </w:t>
+            </w:r>
+            <w:r>
+              <w:rPr>
+                <w:rFonts w:ascii="Consolas" w:hAnsi="Consolas" w:eastAsia="Consolas"/>
+                <w:b w:val="0"/>
+                <w:sz w:val="16"/>
+              </w:rPr>
+              <w:t xml:space="preserve">    if unknown:</w:t>
+            </w:r>
+          </w:p>
+          <w:p>
+            <w:pPr>
+              <w:spacing w:before="0" w:after="0" w:line="240" w:lineRule="auto"/>
+              <w:ind w:left="567" w:hanging="567"/>
+            </w:pPr>
+            <w:r>
+              <w:rPr>
+                <w:rFonts w:ascii="Consolas" w:hAnsi="Consolas" w:eastAsia="Consolas"/>
+                <w:b/>
+                <w:color w:val="5B6875"/>
+                <w:sz w:val="16"/>
+              </w:rPr>
+              <w:t xml:space="preserve"> [2]  </w:t>
+            </w:r>
+            <w:r>
+              <w:rPr>
+                <w:rFonts w:ascii="Consolas" w:hAnsi="Consolas" w:eastAsia="Consolas"/>
+                <w:b w:val="0"/>
+                <w:sz w:val="16"/>
+              </w:rPr>
+              <w:t xml:space="preserve">        raise KeyError(f"unknown fields: {sorted(unknown)}")</w:t>
+            </w:r>
+          </w:p>
+          <w:p>
+            <w:pPr>
+              <w:spacing w:before="0" w:after="0" w:line="240" w:lineRule="auto"/>
+              <w:ind w:left="567" w:hanging="567"/>
+            </w:pPr>
+            <w:r>
+              <w:rPr>
+                <w:rFonts w:ascii="Consolas" w:hAnsi="Consolas" w:eastAsia="Consolas"/>
+                <w:b w:val="0"/>
+                <w:color w:val="5B6875"/>
+                <w:sz w:val="16"/>
+              </w:rPr>
+              <w:t xml:space="preserve">  10  </w:t>
+            </w:r>
+            <w:r>
+              <w:rPr>
+                <w:rFonts w:ascii="Consolas" w:hAnsi="Consolas" w:eastAsia="Consolas"/>
+                <w:b w:val="0"/>
+                <w:sz w:val="16"/>
+              </w:rPr>
+              <w:t xml:space="preserve">    row.update(overrides)</w:t>
+            </w:r>
+          </w:p>
+          <w:p>
+            <w:pPr>
+              <w:spacing w:before="0" w:after="0" w:line="240" w:lineRule="auto"/>
+              <w:ind w:left="567" w:hanging="567"/>
+            </w:pPr>
+            <w:r>
+              <w:rPr>
+                <w:rFonts w:ascii="Consolas" w:hAnsi="Consolas" w:eastAsia="Consolas"/>
+                <w:b w:val="0"/>
+                <w:color w:val="5B6875"/>
+                <w:sz w:val="16"/>
+              </w:rPr>
+              <w:t xml:space="preserve">  11  </w:t>
+            </w:r>
+            <w:r>
+              <w:rPr>
+                <w:rFonts w:ascii="Consolas" w:hAnsi="Consolas" w:eastAsia="Consolas"/>
+                <w:b w:val="0"/>
+                <w:sz w:val="16"/>
+              </w:rPr>
+              <w:t xml:space="preserve">    return row</w:t>
+            </w:r>
+          </w:p>
+          <w:p>
+            <w:pPr>
+              <w:spacing w:before="0" w:after="0" w:line="240" w:lineRule="auto"/>
+              <w:ind w:left="567" w:hanging="567"/>
+            </w:pPr>
+            <w:r>
+              <w:rPr>
+                <w:rFonts w:ascii="Consolas" w:hAnsi="Consolas" w:eastAsia="Consolas"/>
+                <w:b w:val="0"/>
+                <w:color w:val="5B6875"/>
+                <w:sz w:val="16"/>
+              </w:rPr>
+              <w:t xml:space="preserve">  12  </w:t>
+            </w:r>
+            <w:r>
+              <w:rPr>
+                <w:rFonts w:ascii="Consolas" w:hAnsi="Consolas" w:eastAsia="Consolas"/>
+                <w:b w:val="0"/>
+                <w:sz w:val="16"/>
+              </w:rPr>
+              <w:t xml:space="preserve"> </w:t>
+            </w:r>
+          </w:p>
+          <w:p>
+            <w:pPr>
+              <w:spacing w:before="0" w:after="0" w:line="240" w:lineRule="auto"/>
+              <w:ind w:left="567" w:hanging="567"/>
+            </w:pPr>
+            <w:r>
+              <w:rPr>
+                <w:rFonts w:ascii="Consolas" w:hAnsi="Consolas" w:eastAsia="Consolas"/>
+                <w:b w:val="0"/>
+                <w:color w:val="5B6875"/>
+                <w:sz w:val="16"/>
+              </w:rPr>
+              <w:t xml:space="preserve">  13  </w:t>
+            </w:r>
+            <w:r>
+              <w:rPr>
+                <w:rFonts w:ascii="Consolas" w:hAnsi="Consolas" w:eastAsia="Consolas"/>
+                <w:b w:val="0"/>
+                <w:sz w:val="16"/>
+              </w:rPr>
+              <w:t xml:space="preserve"> </w:t>
+            </w:r>
+          </w:p>
+          <w:p>
+            <w:pPr>
+              <w:spacing w:before="0" w:after="0" w:line="240" w:lineRule="auto"/>
+              <w:ind w:left="567" w:hanging="567"/>
+            </w:pPr>
+            <w:r>
+              <w:rPr>
+                <w:rFonts w:ascii="Consolas" w:hAnsi="Consolas" w:eastAsia="Consolas"/>
+                <w:b w:val="0"/>
+                <w:color w:val="5B6875"/>
+                <w:sz w:val="16"/>
+              </w:rPr>
+              <w:t xml:space="preserve">  14  </w:t>
+            </w:r>
+            <w:r>
+              <w:rPr>
+                <w:rFonts w:ascii="Consolas" w:hAnsi="Consolas" w:eastAsia="Consolas"/>
+                <w:b w:val="0"/>
+                <w:sz w:val="16"/>
+              </w:rPr>
+              <w:t>def respondents_df(spark: SparkSession, rows: list[dict[str, object]]) -&gt; DataFrame:</w:t>
+            </w:r>
+          </w:p>
+          <w:p>
+            <w:pPr>
+              <w:spacing w:before="0" w:after="0" w:line="240" w:lineRule="auto"/>
+              <w:ind w:left="567" w:hanging="567"/>
+            </w:pPr>
+            <w:r>
+              <w:rPr>
+                <w:rFonts w:ascii="Consolas" w:hAnsi="Consolas" w:eastAsia="Consolas"/>
+                <w:b w:val="0"/>
+                <w:color w:val="5B6875"/>
+                <w:sz w:val="16"/>
+              </w:rPr>
+              <w:t xml:space="preserve">  15  </w:t>
+            </w:r>
+            <w:r>
+              <w:rPr>
+                <w:rFonts w:ascii="Consolas" w:hAnsi="Consolas" w:eastAsia="Consolas"/>
+                <w:b w:val="0"/>
+                <w:sz w:val="16"/>
+              </w:rPr>
+              <w:t xml:space="preserve">    """DataFrame with the silver schema, whatever the values."""</w:t>
+            </w:r>
+          </w:p>
+          <w:p>
+            <w:pPr>
+              <w:spacing w:before="0" w:after="0" w:line="240" w:lineRule="auto"/>
+              <w:ind w:left="567" w:hanging="567"/>
+            </w:pPr>
+            <w:r>
+              <w:rPr>
+                <w:rFonts w:ascii="Consolas" w:hAnsi="Consolas" w:eastAsia="Consolas"/>
+                <w:b w:val="0"/>
+                <w:color w:val="5B6875"/>
+                <w:sz w:val="16"/>
+              </w:rPr>
+              <w:t xml:space="preserve">  16  </w:t>
+            </w:r>
+            <w:r>
+              <w:rPr>
+                <w:rFonts w:ascii="Consolas" w:hAnsi="Consolas" w:eastAsia="Consolas"/>
+                <w:b w:val="0"/>
+                <w:sz w:val="16"/>
+              </w:rPr>
+              <w:t xml:space="preserve">    fields = [f.split()[0] for f in RESPONDENT_SCHEMA.split(", ")]</w:t>
+            </w:r>
+          </w:p>
+          <w:p>
+            <w:pPr>
+              <w:spacing w:before="0" w:after="0" w:line="240" w:lineRule="auto"/>
+              <w:ind w:left="567" w:hanging="567"/>
+            </w:pPr>
+            <w:r>
+              <w:rPr>
+                <w:rFonts w:ascii="Consolas" w:hAnsi="Consolas" w:eastAsia="Consolas"/>
+                <w:b w:val="0"/>
+                <w:color w:val="5B6875"/>
+                <w:sz w:val="16"/>
+              </w:rPr>
+              <w:t xml:space="preserve">  17  </w:t>
+            </w:r>
+            <w:r>
+              <w:rPr>
+                <w:rFonts w:ascii="Consolas" w:hAnsi="Consolas" w:eastAsia="Consolas"/>
+                <w:b w:val="0"/>
+                <w:sz w:val="16"/>
+              </w:rPr>
+              <w:t xml:space="preserve">    return spark.createDataFrame([tuple(r[f] for f in fields) for r in rows], RESPONDENT_SCHEMA)</w:t>
+            </w:r>
+          </w:p>
+          <w:p>
+            <w:pPr>
+              <w:spacing w:before="0" w:after="0" w:line="240" w:lineRule="auto"/>
+              <w:ind w:left="567" w:hanging="567"/>
+            </w:pPr>
+            <w:r>
+              <w:rPr>
+                <w:rFonts w:ascii="Consolas" w:hAnsi="Consolas" w:eastAsia="Consolas"/>
+                <w:b w:val="0"/>
+                <w:color w:val="5B6875"/>
+                <w:sz w:val="16"/>
+              </w:rPr>
+              <w:t xml:space="preserve">  18  </w:t>
+            </w:r>
+            <w:r>
+              <w:rPr>
+                <w:rFonts w:ascii="Consolas" w:hAnsi="Consolas" w:eastAsia="Consolas"/>
+                <w:b w:val="0"/>
+                <w:sz w:val="16"/>
+              </w:rPr>
+              <w:t xml:space="preserve"> </w:t>
+            </w:r>
+          </w:p>
+          <w:p>
+            <w:pPr>
+              <w:spacing w:before="0" w:after="0" w:line="240" w:lineRule="auto"/>
+              <w:ind w:left="567" w:hanging="567"/>
+            </w:pPr>
+            <w:r>
+              <w:rPr>
+                <w:rFonts w:ascii="Consolas" w:hAnsi="Consolas" w:eastAsia="Consolas"/>
+                <w:b w:val="0"/>
+                <w:color w:val="5B6875"/>
+                <w:sz w:val="16"/>
+              </w:rPr>
+              <w:t xml:space="preserve">  19  </w:t>
+            </w:r>
+            <w:r>
+              <w:rPr>
+                <w:rFonts w:ascii="Consolas" w:hAnsi="Consolas" w:eastAsia="Consolas"/>
+                <w:b w:val="0"/>
+                <w:sz w:val="16"/>
+              </w:rPr>
+              <w:t xml:space="preserve"> </w:t>
+            </w:r>
+          </w:p>
+          <w:p>
+            <w:pPr>
+              <w:spacing w:before="0" w:after="0" w:line="240" w:lineRule="auto"/>
+              <w:ind w:left="567" w:hanging="567"/>
+            </w:pPr>
+            <w:r>
+              <w:rPr>
+                <w:rFonts w:ascii="Consolas" w:hAnsi="Consolas" w:eastAsia="Consolas"/>
+                <w:b w:val="0"/>
+                <w:color w:val="5B6875"/>
+                <w:sz w:val="16"/>
+              </w:rPr>
+              <w:t xml:space="preserve">  20  </w:t>
+            </w:r>
+            <w:r>
+              <w:rPr>
+                <w:rFonts w:ascii="Consolas" w:hAnsi="Consolas" w:eastAsia="Consolas"/>
+                <w:b w:val="0"/>
+                <w:sz w:val="16"/>
+              </w:rPr>
+              <w:t>def test_null_weights_are_reported(spark: SparkSession) -&gt; None:</w:t>
+            </w:r>
+          </w:p>
+          <w:p>
+            <w:pPr>
+              <w:spacing w:before="0" w:after="0" w:line="240" w:lineRule="auto"/>
+              <w:ind w:left="567" w:hanging="567"/>
+            </w:pPr>
+            <w:r>
+              <w:rPr>
+                <w:rFonts w:ascii="Consolas" w:hAnsi="Consolas" w:eastAsia="Consolas"/>
+                <w:b/>
+                <w:color w:val="5B6875"/>
+                <w:sz w:val="16"/>
+              </w:rPr>
+              <w:t xml:space="preserve"> [3]  </w:t>
+            </w:r>
+            <w:r>
+              <w:rPr>
+                <w:rFonts w:ascii="Consolas" w:hAnsi="Consolas" w:eastAsia="Consolas"/>
+                <w:b w:val="0"/>
+                <w:sz w:val="16"/>
+              </w:rPr>
+              <w:t xml:space="preserve">    df = respondents_df(spark, [respondent(), respondent(respondent_id="R2", final_weight=None)])</w:t>
+            </w:r>
+          </w:p>
+          <w:p>
+            <w:pPr>
+              <w:spacing w:before="0" w:after="0" w:line="240" w:lineRule="auto"/>
+              <w:ind w:left="567" w:hanging="567"/>
+            </w:pPr>
+            <w:r>
+              <w:rPr>
+                <w:rFonts w:ascii="Consolas" w:hAnsi="Consolas" w:eastAsia="Consolas"/>
+                <w:b w:val="0"/>
+                <w:color w:val="5B6875"/>
+                <w:sz w:val="16"/>
+              </w:rPr>
+              <w:t xml:space="preserve">  22  </w:t>
+            </w:r>
+            <w:r>
+              <w:rPr>
+                <w:rFonts w:ascii="Consolas" w:hAnsi="Consolas" w:eastAsia="Consolas"/>
+                <w:b w:val="0"/>
+                <w:sz w:val="16"/>
+              </w:rPr>
+              <w:t xml:space="preserve">    assert null_weight_count(df) == 1</w:t>
             </w:r>
           </w:p>
         </w:tc>
       </w:tr>
     </w:tbl>
-    <w:p/>
+    <w:p>
+      <w:pPr>
+        <w:pStyle w:val="ListNumber"/>
+      </w:pPr>
+      <w:r>
+        <w:rPr>
+          <w:b/>
+        </w:rPr>
+        <w:t xml:space="preserve">Line 1. </w:t>
+      </w:r>
+      <w:r>
+        <w:rPr>
+          <w:b w:val="0"/>
+          <w:i w:val="0"/>
+        </w:rPr>
+        <w:t>One DDL schema: types match production, and None is always allowed.</w:t>
+      </w:r>
+    </w:p>
+    <w:p>
+      <w:pPr>
+        <w:pStyle w:val="ListNumber"/>
+      </w:pPr>
+      <w:r>
+        <w:rPr>
+          <w:b/>
+        </w:rPr>
+        <w:t xml:space="preserve">Line 9. </w:t>
+      </w:r>
+      <w:r>
+        <w:rPr>
+          <w:b w:val="0"/>
+          <w:i w:val="0"/>
+        </w:rPr>
+        <w:t>A typo such as final_wieght fails loudly instead of silently adding nothing.</w:t>
+      </w:r>
+    </w:p>
+    <w:p>
+      <w:pPr>
+        <w:pStyle w:val="ListNumber"/>
+      </w:pPr>
+      <w:r>
+        <w:rPr>
+          <w:b/>
+        </w:rPr>
+        <w:t xml:space="preserve">Line 21. </w:t>
+      </w:r>
+      <w:r>
+        <w:rPr>
+          <w:b w:val="0"/>
+          <w:i w:val="0"/>
+        </w:rPr>
+        <w:t>The test reads as its intent: a second respondent with a missing weight.</w:t>
+      </w:r>
+    </w:p>
+    <w:p>
+      <w:r>
+        <w:rPr>
+          <w:b w:val="0"/>
+          <w:i w:val="0"/>
+        </w:rPr>
+        <w:t>A tuned local session makes tests fast enough to run on every change. Builders with explicit schemas make them short and exact.</w:t>
+      </w:r>
+    </w:p>
+    <w:p>
+      <w:pPr>
+        <w:pStyle w:val="Heading4"/>
+      </w:pPr>
+      <w:r>
+        <w:t>Recap card</w:t>
+      </w:r>
+    </w:p>
+    <w:p>
+      <w:pPr>
+        <w:pStyle w:val="ListBullet"/>
+      </w:pPr>
+      <w:r>
+        <w:rPr>
+          <w:b/>
+          <w:i w:val="0"/>
+        </w:rPr>
+        <w:t>Local test session settings</w:t>
+      </w:r>
+      <w:r>
+        <w:rPr>
+          <w:b w:val="0"/>
+          <w:i w:val="0"/>
+        </w:rPr>
+        <w:t xml:space="preserve"> master("local[2]"), shuffle partitions 2, UI off, Delta configured with configure_spark_with_delta_pip.</w:t>
+      </w:r>
+    </w:p>
+    <w:p>
+      <w:pPr>
+        <w:pStyle w:val="ListBullet"/>
+      </w:pPr>
+      <w:r>
+        <w:rPr>
+          <w:b/>
+          <w:i w:val="0"/>
+        </w:rPr>
+        <w:t>Default spark.sql.shuffle.partitions</w:t>
+      </w:r>
+      <w:r>
+        <w:rPr>
+          <w:b w:val="0"/>
+          <w:i w:val="0"/>
+        </w:rPr>
+        <w:t xml:space="preserve"> 200: far too many for test data.</w:t>
+      </w:r>
+    </w:p>
+    <w:p>
+      <w:pPr>
+        <w:pStyle w:val="ListBullet"/>
+      </w:pPr>
+      <w:r>
+        <w:rPr>
+          <w:b/>
+          <w:i w:val="0"/>
+        </w:rPr>
+        <w:t>Why explicit schemas in test data?</w:t>
+      </w:r>
+      <w:r>
+        <w:rPr>
+          <w:b w:val="0"/>
+          <w:i w:val="0"/>
+        </w:rPr>
+        <w:t xml:space="preserve"> Inference fails on all-None columns and can pick different types from production.</w:t>
+      </w:r>
+    </w:p>
+    <w:p>
+      <w:pPr>
+        <w:pStyle w:val="ListBullet"/>
+      </w:pPr>
+      <w:r>
+        <w:rPr>
+          <w:b/>
+          <w:i w:val="0"/>
+        </w:rPr>
+        <w:t>Test data builder</w:t>
+      </w:r>
+      <w:r>
+        <w:rPr>
+          <w:b w:val="0"/>
+          <w:i w:val="0"/>
+        </w:rPr>
+        <w:t xml:space="preserve"> A function with valid defaults. Tests override only the fields they are about, and typos raise.</w:t>
+      </w:r>
+    </w:p>
+    <w:p>
+      <w:pPr>
+        <w:pStyle w:val="Heading4"/>
+      </w:pPr>
+      <w:r>
+        <w:t>Practice</w:t>
+      </w:r>
+    </w:p>
     <w:p>
       <w:pPr>
         <w:pStyle w:val="Heading5"/>
       </w:pPr>
       <w:r>
-        <w:t>Exercise 2. Fill the gap (level 2)</w:t>
+        <w:t>Exercise 1. Predict the output (level 1)</w:t>
       </w:r>
     </w:p>
     <w:p>
@@ -4405,7 +4457,7 @@
           <w:b w:val="0"/>
           <w:i w:val="0"/>
         </w:rPr>
-        <w:t>Complete the local test session: two threads, two shuffle partitions, with the Delta JAR added.</w:t>
+        <w:t>A fresh local session on PySpark 4.0 with no extra configuration. What does this print?</w:t>
       </w:r>
     </w:p>
     <w:tbl>
@@ -4443,145 +4495,7 @@
                 <w:b w:val="0"/>
                 <w:sz w:val="16"/>
               </w:rPr>
-              <w:t>builder = (</w:t>
-            </w:r>
-          </w:p>
-          <w:p>
-            <w:pPr>
-              <w:spacing w:before="0" w:after="0" w:line="240" w:lineRule="auto"/>
-              <w:ind w:left="567" w:hanging="567"/>
-            </w:pPr>
-            <w:r>
-              <w:rPr>
-                <w:rFonts w:ascii="Consolas" w:hAnsi="Consolas" w:eastAsia="Consolas"/>
-                <w:b w:val="0"/>
-                <w:color w:val="5B6875"/>
-                <w:sz w:val="16"/>
-              </w:rPr>
-              <w:t xml:space="preserve">   2  </w:t>
-            </w:r>
-            <w:r>
-              <w:rPr>
-                <w:rFonts w:ascii="Consolas" w:hAnsi="Consolas" w:eastAsia="Consolas"/>
-                <w:b w:val="0"/>
-                <w:sz w:val="16"/>
-              </w:rPr>
-              <w:t xml:space="preserve">    SparkSession.builder.master("_____(1)")</w:t>
-            </w:r>
-          </w:p>
-          <w:p>
-            <w:pPr>
-              <w:spacing w:before="0" w:after="0" w:line="240" w:lineRule="auto"/>
-              <w:ind w:left="567" w:hanging="567"/>
-            </w:pPr>
-            <w:r>
-              <w:rPr>
-                <w:rFonts w:ascii="Consolas" w:hAnsi="Consolas" w:eastAsia="Consolas"/>
-                <w:b w:val="0"/>
-                <w:color w:val="5B6875"/>
-                <w:sz w:val="16"/>
-              </w:rPr>
-              <w:t xml:space="preserve">   3  </w:t>
-            </w:r>
-            <w:r>
-              <w:rPr>
-                <w:rFonts w:ascii="Consolas" w:hAnsi="Consolas" w:eastAsia="Consolas"/>
-                <w:b w:val="0"/>
-                <w:sz w:val="16"/>
-              </w:rPr>
-              <w:t xml:space="preserve">    .config("spark.sql.shuffle.partitions", "_____(2)")</w:t>
-            </w:r>
-          </w:p>
-          <w:p>
-            <w:pPr>
-              <w:spacing w:before="0" w:after="0" w:line="240" w:lineRule="auto"/>
-              <w:ind w:left="567" w:hanging="567"/>
-            </w:pPr>
-            <w:r>
-              <w:rPr>
-                <w:rFonts w:ascii="Consolas" w:hAnsi="Consolas" w:eastAsia="Consolas"/>
-                <w:b w:val="0"/>
-                <w:color w:val="5B6875"/>
-                <w:sz w:val="16"/>
-              </w:rPr>
-              <w:t xml:space="preserve">   4  </w:t>
-            </w:r>
-            <w:r>
-              <w:rPr>
-                <w:rFonts w:ascii="Consolas" w:hAnsi="Consolas" w:eastAsia="Consolas"/>
-                <w:b w:val="0"/>
-                <w:sz w:val="16"/>
-              </w:rPr>
-              <w:t xml:space="preserve">    .config("spark.sql.extensions", "io.delta.sql.DeltaSparkSessionExtension")</w:t>
-            </w:r>
-          </w:p>
-          <w:p>
-            <w:pPr>
-              <w:spacing w:before="0" w:after="0" w:line="240" w:lineRule="auto"/>
-              <w:ind w:left="567" w:hanging="567"/>
-            </w:pPr>
-            <w:r>
-              <w:rPr>
-                <w:rFonts w:ascii="Consolas" w:hAnsi="Consolas" w:eastAsia="Consolas"/>
-                <w:b w:val="0"/>
-                <w:color w:val="5B6875"/>
-                <w:sz w:val="16"/>
-              </w:rPr>
-              <w:t xml:space="preserve">   5  </w:t>
-            </w:r>
-            <w:r>
-              <w:rPr>
-                <w:rFonts w:ascii="Consolas" w:hAnsi="Consolas" w:eastAsia="Consolas"/>
-                <w:b w:val="0"/>
-                <w:sz w:val="16"/>
-              </w:rPr>
-              <w:t xml:space="preserve">    .config("spark.sql.catalog.spark_catalog", "org.apache.spark.sql.delta.catalog.DeltaCatalog")</w:t>
-            </w:r>
-          </w:p>
-          <w:p>
-            <w:pPr>
-              <w:spacing w:before="0" w:after="0" w:line="240" w:lineRule="auto"/>
-              <w:ind w:left="567" w:hanging="567"/>
-            </w:pPr>
-            <w:r>
-              <w:rPr>
-                <w:rFonts w:ascii="Consolas" w:hAnsi="Consolas" w:eastAsia="Consolas"/>
-                <w:b w:val="0"/>
-                <w:color w:val="5B6875"/>
-                <w:sz w:val="16"/>
-              </w:rPr>
-              <w:t xml:space="preserve">   6  </w:t>
-            </w:r>
-            <w:r>
-              <w:rPr>
-                <w:rFonts w:ascii="Consolas" w:hAnsi="Consolas" w:eastAsia="Consolas"/>
-                <w:b w:val="0"/>
-                <w:sz w:val="16"/>
-              </w:rPr>
-              <w:t>)</w:t>
-            </w:r>
-          </w:p>
-          <w:p>
-            <w:pPr>
-              <w:spacing w:before="0" w:after="0" w:line="240" w:lineRule="auto"/>
-              <w:ind w:left="567" w:hanging="567"/>
-            </w:pPr>
-            <w:r>
-              <w:rPr>
-                <w:rFonts w:ascii="Consolas" w:hAnsi="Consolas" w:eastAsia="Consolas"/>
-                <w:b w:val="0"/>
-                <w:color w:val="5B6875"/>
-                <w:sz w:val="16"/>
-              </w:rPr>
-              <w:t xml:space="preserve">   7  </w:t>
-            </w:r>
-            <w:r>
-              <w:rPr>
-                <w:rFonts w:ascii="Consolas" w:hAnsi="Consolas" w:eastAsia="Consolas"/>
-                <w:b w:val="0"/>
-                <w:sz w:val="16"/>
-              </w:rPr>
-              <w:t>spark = _____(3)(builder).getOrCreate()</w:t>
+              <w:t>print(spark.conf.get("spark.sql.shuffle.partitions"))</w:t>
             </w:r>
           </w:p>
         </w:tc>
@@ -4593,7 +4507,7 @@
         <w:pStyle w:val="Heading5"/>
       </w:pPr>
       <w:r>
-        <w:t>Exercise 3. Write the function (level 3)</w:t>
+        <w:t>Exercise 2. Fill the gap (level 2)</w:t>
       </w:r>
     </w:p>
     <w:p>
@@ -4602,106 +4516,7 @@
           <w:b w:val="0"/>
           <w:i w:val="0"/>
         </w:rPr>
-        <w:t xml:space="preserve">Write </w:t>
-      </w:r>
-      <w:r>
-        <w:rPr>
-          <w:rFonts w:ascii="Consolas" w:hAnsi="Consolas" w:eastAsia="Consolas"/>
-          <w:b w:val="0"/>
-          <w:sz w:val="19"/>
-        </w:rPr>
-        <w:t>respondent(**overrides)</w:t>
-      </w:r>
-      <w:r>
-        <w:rPr>
-          <w:b w:val="0"/>
-          <w:i w:val="0"/>
-        </w:rPr>
-        <w:t xml:space="preserve">. It returns a dict with defaults </w:t>
-      </w:r>
-      <w:r>
-        <w:rPr>
-          <w:rFonts w:ascii="Consolas" w:hAnsi="Consolas" w:eastAsia="Consolas"/>
-          <w:b w:val="0"/>
-          <w:sz w:val="19"/>
-        </w:rPr>
-        <w:t>respondent_id="R1"</w:t>
-      </w:r>
-      <w:r>
-        <w:rPr>
-          <w:b w:val="0"/>
-          <w:i w:val="0"/>
-        </w:rPr>
-        <w:t xml:space="preserve">, </w:t>
-      </w:r>
-      <w:r>
-        <w:rPr>
-          <w:rFonts w:ascii="Consolas" w:hAnsi="Consolas" w:eastAsia="Consolas"/>
-          <w:b w:val="0"/>
-          <w:sz w:val="19"/>
-        </w:rPr>
-        <w:t>wave_id="W1"</w:t>
-      </w:r>
-      <w:r>
-        <w:rPr>
-          <w:b w:val="0"/>
-          <w:i w:val="0"/>
-        </w:rPr>
-        <w:t xml:space="preserve">, </w:t>
-      </w:r>
-      <w:r>
-        <w:rPr>
-          <w:rFonts w:ascii="Consolas" w:hAnsi="Consolas" w:eastAsia="Consolas"/>
-          <w:b w:val="0"/>
-          <w:sz w:val="19"/>
-        </w:rPr>
-        <w:t>final_weight=1.0</w:t>
-      </w:r>
-      <w:r>
-        <w:rPr>
-          <w:b w:val="0"/>
-          <w:i w:val="0"/>
-        </w:rPr>
-        <w:t xml:space="preserve">, </w:t>
-      </w:r>
-      <w:r>
-        <w:rPr>
-          <w:rFonts w:ascii="Consolas" w:hAnsi="Consolas" w:eastAsia="Consolas"/>
-          <w:b w:val="0"/>
-          <w:sz w:val="19"/>
-        </w:rPr>
-        <w:t>in_scope=True</w:t>
-      </w:r>
-      <w:r>
-        <w:rPr>
-          <w:b w:val="0"/>
-          <w:i w:val="0"/>
-        </w:rPr>
-        <w:t xml:space="preserve">, updated with the overrides. Raise </w:t>
-      </w:r>
-      <w:r>
-        <w:rPr>
-          <w:rFonts w:ascii="Consolas" w:hAnsi="Consolas" w:eastAsia="Consolas"/>
-          <w:b w:val="0"/>
-          <w:sz w:val="19"/>
-        </w:rPr>
-        <w:t>KeyError</w:t>
-      </w:r>
-      <w:r>
-        <w:rPr>
-          <w:b w:val="0"/>
-          <w:i w:val="0"/>
-        </w:rPr>
-        <w:t xml:space="preserve"> naming any override that is not one of those four fields. Each call must return a new dict.</w:t>
-      </w:r>
-    </w:p>
-    <w:p>
-      <w:r>
-        <w:rPr>
-          <w:b w:val="0"/>
-          <w:i w:val="0"/>
-        </w:rPr>
-        <w:t>Starter code:</w:t>
+        <w:t>Complete the local test session: two threads, two shuffle partitions, with the Delta JAR added.</w:t>
       </w:r>
     </w:p>
     <w:tbl>
@@ -4739,7 +4554,7 @@
                 <w:b w:val="0"/>
                 <w:sz w:val="16"/>
               </w:rPr>
-              <w:t>def respondent(**overrides: object) -&gt; dict[str, object]:</w:t>
+              <w:t>builder = (</w:t>
             </w:r>
           </w:p>
           <w:p>
@@ -4762,7 +4577,122 @@
                 <w:b w:val="0"/>
                 <w:sz w:val="16"/>
               </w:rPr>
-              <w:t xml:space="preserve">    ...</w:t>
+              <w:t xml:space="preserve">    SparkSession.builder.master("_____(1)")</w:t>
+            </w:r>
+          </w:p>
+          <w:p>
+            <w:pPr>
+              <w:spacing w:before="0" w:after="0" w:line="240" w:lineRule="auto"/>
+              <w:ind w:left="567" w:hanging="567"/>
+            </w:pPr>
+            <w:r>
+              <w:rPr>
+                <w:rFonts w:ascii="Consolas" w:hAnsi="Consolas" w:eastAsia="Consolas"/>
+                <w:b w:val="0"/>
+                <w:color w:val="5B6875"/>
+                <w:sz w:val="16"/>
+              </w:rPr>
+              <w:t xml:space="preserve">   3  </w:t>
+            </w:r>
+            <w:r>
+              <w:rPr>
+                <w:rFonts w:ascii="Consolas" w:hAnsi="Consolas" w:eastAsia="Consolas"/>
+                <w:b w:val="0"/>
+                <w:sz w:val="16"/>
+              </w:rPr>
+              <w:t xml:space="preserve">    .config("spark.sql.shuffle.partitions", "_____(2)")</w:t>
+            </w:r>
+          </w:p>
+          <w:p>
+            <w:pPr>
+              <w:spacing w:before="0" w:after="0" w:line="240" w:lineRule="auto"/>
+              <w:ind w:left="567" w:hanging="567"/>
+            </w:pPr>
+            <w:r>
+              <w:rPr>
+                <w:rFonts w:ascii="Consolas" w:hAnsi="Consolas" w:eastAsia="Consolas"/>
+                <w:b w:val="0"/>
+                <w:color w:val="5B6875"/>
+                <w:sz w:val="16"/>
+              </w:rPr>
+              <w:t xml:space="preserve">   4  </w:t>
+            </w:r>
+            <w:r>
+              <w:rPr>
+                <w:rFonts w:ascii="Consolas" w:hAnsi="Consolas" w:eastAsia="Consolas"/>
+                <w:b w:val="0"/>
+                <w:sz w:val="16"/>
+              </w:rPr>
+              <w:t xml:space="preserve">    .config("spark.sql.extensions", "io.delta.sql.DeltaSparkSessionExtension")</w:t>
+            </w:r>
+          </w:p>
+          <w:p>
+            <w:pPr>
+              <w:spacing w:before="0" w:after="0" w:line="240" w:lineRule="auto"/>
+              <w:ind w:left="567" w:hanging="567"/>
+            </w:pPr>
+            <w:r>
+              <w:rPr>
+                <w:rFonts w:ascii="Consolas" w:hAnsi="Consolas" w:eastAsia="Consolas"/>
+                <w:b w:val="0"/>
+                <w:color w:val="5B6875"/>
+                <w:sz w:val="16"/>
+              </w:rPr>
+              <w:t xml:space="preserve">   5  </w:t>
+            </w:r>
+            <w:r>
+              <w:rPr>
+                <w:rFonts w:ascii="Consolas" w:hAnsi="Consolas" w:eastAsia="Consolas"/>
+                <w:b w:val="0"/>
+                <w:sz w:val="16"/>
+              </w:rPr>
+              <w:t xml:space="preserve">    .config("spark.sql.catalog.spark_catalog", "org.apache.spark.sql.delta.catalog.DeltaCatalog")</w:t>
+            </w:r>
+          </w:p>
+          <w:p>
+            <w:pPr>
+              <w:spacing w:before="0" w:after="0" w:line="240" w:lineRule="auto"/>
+              <w:ind w:left="567" w:hanging="567"/>
+            </w:pPr>
+            <w:r>
+              <w:rPr>
+                <w:rFonts w:ascii="Consolas" w:hAnsi="Consolas" w:eastAsia="Consolas"/>
+                <w:b w:val="0"/>
+                <w:color w:val="5B6875"/>
+                <w:sz w:val="16"/>
+              </w:rPr>
+              <w:t xml:space="preserve">   6  </w:t>
+            </w:r>
+            <w:r>
+              <w:rPr>
+                <w:rFonts w:ascii="Consolas" w:hAnsi="Consolas" w:eastAsia="Consolas"/>
+                <w:b w:val="0"/>
+                <w:sz w:val="16"/>
+              </w:rPr>
+              <w:t>)</w:t>
+            </w:r>
+          </w:p>
+          <w:p>
+            <w:pPr>
+              <w:spacing w:before="0" w:after="0" w:line="240" w:lineRule="auto"/>
+              <w:ind w:left="567" w:hanging="567"/>
+            </w:pPr>
+            <w:r>
+              <w:rPr>
+                <w:rFonts w:ascii="Consolas" w:hAnsi="Consolas" w:eastAsia="Consolas"/>
+                <w:b w:val="0"/>
+                <w:color w:val="5B6875"/>
+                <w:sz w:val="16"/>
+              </w:rPr>
+              <w:t xml:space="preserve">   7  </w:t>
+            </w:r>
+            <w:r>
+              <w:rPr>
+                <w:rFonts w:ascii="Consolas" w:hAnsi="Consolas" w:eastAsia="Consolas"/>
+                <w:b w:val="0"/>
+                <w:sz w:val="16"/>
+              </w:rPr>
+              <w:t>spark = _____(3)(builder).getOrCreate()</w:t>
             </w:r>
           </w:p>
         </w:tc>
@@ -4774,7 +4704,7 @@
         <w:pStyle w:val="Heading5"/>
       </w:pPr>
       <w:r>
-        <w:t>Exercise 4. Spot the bug (level 4)</w:t>
+        <w:t>Exercise 3. Write the function (level 3)</w:t>
       </w:r>
     </w:p>
     <w:p>
@@ -4783,7 +4713,7 @@
           <w:b w:val="0"/>
           <w:i w:val="0"/>
         </w:rPr>
-        <w:t xml:space="preserve">This helper builds test data. It works for most tests, but fails with </w:t>
+        <w:t xml:space="preserve">Write </w:t>
       </w:r>
       <w:r>
         <w:rPr>
@@ -4791,14 +4721,155 @@
           <w:b w:val="0"/>
           <w:sz w:val="19"/>
         </w:rPr>
-        <w:t>CANNOT_DETERMINE_TYPE</w:t>
+        <w:t>respondent(**overrides)</w:t>
       </w:r>
       <w:r>
         <w:rPr>
           <w:b w:val="0"/>
           <w:i w:val="0"/>
         </w:rPr>
-        <w:t xml:space="preserve"> in the test for missing weights. Tap the line, then fix the function with an explicit schema.</w:t>
+        <w:t xml:space="preserve">. It returns a dict with defaults </w:t>
+      </w:r>
+      <w:r>
+        <w:rPr>
+          <w:rFonts w:ascii="Consolas" w:hAnsi="Consolas" w:eastAsia="Consolas"/>
+          <w:b w:val="0"/>
+          <w:sz w:val="19"/>
+        </w:rPr>
+        <w:t>respondent_id="R1"</w:t>
+      </w:r>
+      <w:r>
+        <w:rPr>
+          <w:b w:val="0"/>
+          <w:i w:val="0"/>
+        </w:rPr>
+        <w:t xml:space="preserve">, </w:t>
+      </w:r>
+      <w:r>
+        <w:rPr>
+          <w:rFonts w:ascii="Consolas" w:hAnsi="Consolas" w:eastAsia="Consolas"/>
+          <w:b w:val="0"/>
+          <w:sz w:val="19"/>
+        </w:rPr>
+        <w:t>wave_id="W1"</w:t>
+      </w:r>
+      <w:r>
+        <w:rPr>
+          <w:b w:val="0"/>
+          <w:i w:val="0"/>
+        </w:rPr>
+        <w:t xml:space="preserve">, </w:t>
+      </w:r>
+      <w:r>
+        <w:rPr>
+          <w:rFonts w:ascii="Consolas" w:hAnsi="Consolas" w:eastAsia="Consolas"/>
+          <w:b w:val="0"/>
+          <w:sz w:val="19"/>
+        </w:rPr>
+        <w:t>final_weight=1.0</w:t>
+      </w:r>
+      <w:r>
+        <w:rPr>
+          <w:b w:val="0"/>
+          <w:i w:val="0"/>
+        </w:rPr>
+        <w:t xml:space="preserve">, </w:t>
+      </w:r>
+      <w:r>
+        <w:rPr>
+          <w:rFonts w:ascii="Consolas" w:hAnsi="Consolas" w:eastAsia="Consolas"/>
+          <w:b w:val="0"/>
+          <w:sz w:val="19"/>
+        </w:rPr>
+        <w:t>in_scope=True</w:t>
+      </w:r>
+      <w:r>
+        <w:rPr>
+          <w:b w:val="0"/>
+          <w:i w:val="0"/>
+        </w:rPr>
+        <w:t xml:space="preserve">, updated with the overrides. Raise </w:t>
+      </w:r>
+      <w:r>
+        <w:rPr>
+          <w:rFonts w:ascii="Consolas" w:hAnsi="Consolas" w:eastAsia="Consolas"/>
+          <w:b w:val="0"/>
+          <w:sz w:val="19"/>
+        </w:rPr>
+        <w:t>KeyError</w:t>
+      </w:r>
+      <w:r>
+        <w:rPr>
+          <w:b w:val="0"/>
+          <w:i w:val="0"/>
+        </w:rPr>
+        <w:t xml:space="preserve"> naming any override that is not one of those four fields. Each call must return a new dict.</w:t>
+      </w:r>
+    </w:p>
+    <w:p>
+      <w:r>
+        <w:rPr>
+          <w:b w:val="0"/>
+          <w:i w:val="0"/>
+        </w:rPr>
+        <w:t>Your code must pass these checks:</w:t>
+      </w:r>
+    </w:p>
+    <w:p>
+      <w:pPr>
+        <w:pStyle w:val="ListBullet"/>
+      </w:pPr>
+      <w:r>
+        <w:rPr>
+          <w:b w:val="0"/>
+          <w:i w:val="0"/>
+        </w:rPr>
+        <w:t>With no overrides, return the four defaults.</w:t>
+      </w:r>
+    </w:p>
+    <w:p>
+      <w:pPr>
+        <w:pStyle w:val="ListBullet"/>
+      </w:pPr>
+      <w:r>
+        <w:rPr>
+          <w:b w:val="0"/>
+          <w:i w:val="0"/>
+        </w:rPr>
+        <w:t>Overrides replace only the named fields.</w:t>
+      </w:r>
+    </w:p>
+    <w:p>
+      <w:pPr>
+        <w:pStyle w:val="ListBullet"/>
+      </w:pPr>
+      <w:r>
+        <w:rPr>
+          <w:b w:val="0"/>
+          <w:i w:val="0"/>
+        </w:rPr>
+        <w:t>An unknown field must raise KeyError naming it, or typos slip through.</w:t>
+      </w:r>
+    </w:p>
+    <w:p>
+      <w:pPr>
+        <w:pStyle w:val="ListBullet"/>
+      </w:pPr>
+      <w:r>
+        <w:rPr>
+          <w:b w:val="0"/>
+          <w:i w:val="0"/>
+        </w:rPr>
+        <w:t>Each call must return a fresh dict. Changing one must not change the defaults.</w:t>
+      </w:r>
+    </w:p>
+    <w:p>
+      <w:r>
+        <w:rPr>
+          <w:b w:val="0"/>
+          <w:i w:val="0"/>
+        </w:rPr>
+        <w:t>Shape of the answer. The reference solution defines these names. Write the bodies yourself.</w:t>
       </w:r>
     </w:p>
     <w:tbl>
@@ -4836,7 +4907,7 @@
                 <w:b w:val="0"/>
                 <w:sz w:val="16"/>
               </w:rPr>
-              <w:t>def weights_df(spark: SparkSession, weights: list[float | None]) -&gt; DataFrame:</w:t>
+              <w:t># A valid silver respondent row. Override only the fields a test is about.</w:t>
             </w:r>
           </w:p>
           <w:p>
@@ -4859,53 +4930,7 @@
                 <w:b w:val="0"/>
                 <w:sz w:val="16"/>
               </w:rPr>
-              <w:t xml:space="preserve">    """One respondent per weight."""</w:t>
-            </w:r>
-          </w:p>
-          <w:p>
-            <w:pPr>
-              <w:spacing w:before="0" w:after="0" w:line="240" w:lineRule="auto"/>
-              <w:ind w:left="567" w:hanging="567"/>
-            </w:pPr>
-            <w:r>
-              <w:rPr>
-                <w:rFonts w:ascii="Consolas" w:hAnsi="Consolas" w:eastAsia="Consolas"/>
-                <w:b w:val="0"/>
-                <w:color w:val="5B6875"/>
-                <w:sz w:val="16"/>
-              </w:rPr>
-              <w:t xml:space="preserve">   3  </w:t>
-            </w:r>
-            <w:r>
-              <w:rPr>
-                <w:rFonts w:ascii="Consolas" w:hAnsi="Consolas" w:eastAsia="Consolas"/>
-                <w:b w:val="0"/>
-                <w:sz w:val="16"/>
-              </w:rPr>
-              <w:t xml:space="preserve">    rows = [(f"R{i}", w) for i, w in enumerate(weights)]</w:t>
-            </w:r>
-          </w:p>
-          <w:p>
-            <w:pPr>
-              <w:spacing w:before="0" w:after="0" w:line="240" w:lineRule="auto"/>
-              <w:ind w:left="567" w:hanging="567"/>
-            </w:pPr>
-            <w:r>
-              <w:rPr>
-                <w:rFonts w:ascii="Consolas" w:hAnsi="Consolas" w:eastAsia="Consolas"/>
-                <w:b w:val="0"/>
-                <w:color w:val="5B6875"/>
-                <w:sz w:val="16"/>
-              </w:rPr>
-              <w:t xml:space="preserve">   4  </w:t>
-            </w:r>
-            <w:r>
-              <w:rPr>
-                <w:rFonts w:ascii="Consolas" w:hAnsi="Consolas" w:eastAsia="Consolas"/>
-                <w:b w:val="0"/>
-                <w:sz w:val="16"/>
-              </w:rPr>
-              <w:t xml:space="preserve">    return spark.createDataFrame(rows, ["respondent_id", "final_weight"])</w:t>
+              <w:t>def respondent(**overrides: object) -&gt; dict[str, object]: ...</w:t>
             </w:r>
           </w:p>
         </w:tc>
@@ -4916,205 +4941,9 @@
       <w:r>
         <w:rPr>
           <w:b w:val="0"/>
-          <w:i/>
-        </w:rPr>
-        <w:t>Write down the line number of the bug. Then write the fix.</w:t>
-      </w:r>
-    </w:p>
-    <w:p>
-      <w:pPr>
-        <w:pStyle w:val="Heading5"/>
-      </w:pPr>
-      <w:r>
-        <w:t>Exercise 5. Put in order (level 5)</w:t>
-      </w:r>
-    </w:p>
-    <w:p>
-      <w:r>
-        <w:rPr>
-          <w:b w:val="0"/>
           <w:i w:val="0"/>
         </w:rPr>
-        <w:t>Order the set-up of a local PySpark test harness.</w:t>
-      </w:r>
-    </w:p>
-    <w:p>
-      <w:pPr>
-        <w:pStyle w:val="ListBullet"/>
-      </w:pPr>
-      <w:r>
-        <w:rPr>
-          <w:b w:val="0"/>
-          <w:i w:val="0"/>
-        </w:rPr>
-        <w:t>Write a session-scoped spark fixture in conftest.py</w:t>
-      </w:r>
-    </w:p>
-    <w:p>
-      <w:pPr>
-        <w:pStyle w:val="ListBullet"/>
-      </w:pPr>
-      <w:r>
-        <w:rPr>
-          <w:b w:val="0"/>
-          <w:i w:val="0"/>
-        </w:rPr>
-        <w:t>Create a virtual environment and install pyspark, delta-spark and pytest</w:t>
-      </w:r>
-    </w:p>
-    <w:p>
-      <w:pPr>
-        <w:pStyle w:val="ListBullet"/>
-      </w:pPr>
-      <w:r>
-        <w:rPr>
-          <w:b w:val="0"/>
-          <w:i w:val="0"/>
-        </w:rPr>
-        <w:t>Write tests with known answers against the builders</w:t>
-      </w:r>
-    </w:p>
-    <w:p>
-      <w:pPr>
-        <w:pStyle w:val="ListBullet"/>
-      </w:pPr>
-      <w:r>
-        <w:rPr>
-          <w:b w:val="0"/>
-          <w:i w:val="0"/>
-        </w:rPr>
-        <w:t>Write test data builders with explicit schemas</w:t>
-      </w:r>
-    </w:p>
-    <w:p>
-      <w:pPr>
-        <w:pStyle w:val="ListBullet"/>
-      </w:pPr>
-      <w:r>
-        <w:rPr>
-          <w:b w:val="0"/>
-          <w:i w:val="0"/>
-        </w:rPr>
-        <w:t>Install Java 17 or 21</w:t>
-      </w:r>
-    </w:p>
-    <w:p>
-      <w:pPr>
-        <w:pStyle w:val="Heading4"/>
-      </w:pPr>
-      <w:r>
-        <w:t>Sources</w:t>
-      </w:r>
-    </w:p>
-    <w:p>
-      <w:pPr>
-        <w:pStyle w:val="ListBullet"/>
-      </w:pPr>
-      <w:r>
-        <w:rPr>
-          <w:b w:val="0"/>
-          <w:i w:val="0"/>
-        </w:rPr>
-        <w:t>spark.sql.shuffle.partitions defaults to 200; createDataFrame with only column names infers types and fails on all-None columns. (verified: Run on PySpark 4.0.4 in this repository.)</w:t>
-      </w:r>
-    </w:p>
-    <w:p>
-      <w:pPr>
-        <w:pStyle w:val="ListBullet"/>
-      </w:pPr>
-      <w:r>
-        <w:rPr>
-          <w:b w:val="0"/>
-          <w:i w:val="0"/>
-        </w:rPr>
-        <w:t>configure_spark_with_delta_pip adds the Delta package matching the installed delta-spark version. (verified: Used by practice/conftest.py with delta-spark 4.0.1.)</w:t>
-      </w:r>
-    </w:p>
-    <w:p>
-      <w:pPr>
-        <w:pStyle w:val="Heading3"/>
-      </w:pPr>
-      <w:r>
-        <w:t>A9-L3 Compare DataFrames properly, and test that MERGE is idempotent</w:t>
-      </w:r>
-    </w:p>
-    <w:p>
-      <w:pPr>
-        <w:pStyle w:val="Heading4"/>
-      </w:pPr>
-      <w:r>
-        <w:t>Concept</w:t>
-      </w:r>
-    </w:p>
-    <w:p>
-      <w:r>
-        <w:rPr>
-          <w:b w:val="0"/>
-          <w:i w:val="0"/>
-        </w:rPr>
-        <w:t xml:space="preserve">Comparing DataFrames by hand is harder than it looks. </w:t>
-      </w:r>
-      <w:r>
-        <w:rPr>
-          <w:rFonts w:ascii="Consolas" w:hAnsi="Consolas" w:eastAsia="Consolas"/>
-          <w:b w:val="0"/>
-          <w:sz w:val="19"/>
-        </w:rPr>
-        <w:t>actual.collect() == expected.collect()</w:t>
-      </w:r>
-      <w:r>
-        <w:rPr>
-          <w:b w:val="0"/>
-          <w:i w:val="0"/>
-        </w:rPr>
-        <w:t xml:space="preserve"> fails when the rows come back in a different order, which Spark never guarantees. It also fails when a float is </w:t>
-      </w:r>
-      <w:r>
-        <w:rPr>
-          <w:rFonts w:ascii="Consolas" w:hAnsi="Consolas" w:eastAsia="Consolas"/>
-          <w:b w:val="0"/>
-          <w:sz w:val="19"/>
-        </w:rPr>
-        <w:t>0.30000000000000004</w:t>
-      </w:r>
-      <w:r>
-        <w:rPr>
-          <w:b w:val="0"/>
-          <w:i w:val="0"/>
-        </w:rPr>
-        <w:t xml:space="preserve"> instead of </w:t>
-      </w:r>
-      <w:r>
-        <w:rPr>
-          <w:rFonts w:ascii="Consolas" w:hAnsi="Consolas" w:eastAsia="Consolas"/>
-          <w:b w:val="0"/>
-          <w:sz w:val="19"/>
-        </w:rPr>
-        <w:t>0.3</w:t>
-      </w:r>
-      <w:r>
-        <w:rPr>
-          <w:b w:val="0"/>
-          <w:i w:val="0"/>
-        </w:rPr>
-        <w:t>. Sorting both sides fixes the order but not the floats, and neither checks the schema.</w:t>
-      </w:r>
-    </w:p>
-    <w:p>
-      <w:r>
-        <w:rPr>
-          <w:rFonts w:ascii="Consolas" w:hAnsi="Consolas" w:eastAsia="Consolas"/>
-          <w:b w:val="0"/>
-          <w:sz w:val="19"/>
-        </w:rPr>
-        <w:t>pyspark.testing</w:t>
-      </w:r>
-      <w:r>
-        <w:rPr>
-          <w:b w:val="0"/>
-          <w:i w:val="0"/>
-        </w:rPr>
-        <w:t xml:space="preserve"> (PySpark 3.5 and later) handles all of this:</w:t>
+        <w:t>Starter code:</w:t>
       </w:r>
     </w:p>
     <w:tbl>
@@ -5152,7 +4981,7 @@
                 <w:b w:val="0"/>
                 <w:sz w:val="16"/>
               </w:rPr>
-              <w:t>from pyspark.testing import assertDataFrameEqual, assertSchemaEqual</w:t>
+              <w:t>def respondent(**overrides: object) -&gt; dict[str, object]:</w:t>
             </w:r>
           </w:p>
           <w:p>
@@ -5175,30 +5004,7 @@
                 <w:b w:val="0"/>
                 <w:sz w:val="16"/>
               </w:rPr>
-              <w:t xml:space="preserve"> </w:t>
-            </w:r>
-          </w:p>
-          <w:p>
-            <w:pPr>
-              <w:spacing w:before="0" w:after="0" w:line="240" w:lineRule="auto"/>
-              <w:ind w:left="567" w:hanging="567"/>
-            </w:pPr>
-            <w:r>
-              <w:rPr>
-                <w:rFonts w:ascii="Consolas" w:hAnsi="Consolas" w:eastAsia="Consolas"/>
-                <w:b w:val="0"/>
-                <w:color w:val="5B6875"/>
-                <w:sz w:val="16"/>
-              </w:rPr>
-              <w:t xml:space="preserve">   3  </w:t>
-            </w:r>
-            <w:r>
-              <w:rPr>
-                <w:rFonts w:ascii="Consolas" w:hAnsi="Consolas" w:eastAsia="Consolas"/>
-                <w:b w:val="0"/>
-                <w:sz w:val="16"/>
-              </w:rPr>
-              <w:t>assertDataFrameEqual(actual, expected)</w:t>
+              <w:t xml:space="preserve">    ...</w:t>
             </w:r>
           </w:p>
         </w:tc>
@@ -5206,24 +5012,20 @@
     </w:tbl>
     <w:p/>
     <w:p>
-      <w:r>
-        <w:rPr>
-          <w:b w:val="0"/>
-          <w:i w:val="0"/>
-        </w:rPr>
-        <w:t>Tested on PySpark 4.0.4:</w:t>
+      <w:pPr>
+        <w:pStyle w:val="Heading5"/>
+      </w:pPr>
+      <w:r>
+        <w:t>Exercise 4. Spot the bug (level 4)</w:t>
       </w:r>
     </w:p>
     <w:p>
-      <w:pPr>
-        <w:pStyle w:val="ListBullet"/>
-      </w:pPr>
       <w:r>
         <w:rPr>
           <w:b w:val="0"/>
           <w:i w:val="0"/>
         </w:rPr>
-        <w:t xml:space="preserve">Row order is ignored by default. Pass </w:t>
+        <w:t xml:space="preserve">This helper builds test data. It works for most tests, but fails with </w:t>
       </w:r>
       <w:r>
         <w:rPr>
@@ -5231,366 +5033,14 @@
           <w:b w:val="0"/>
           <w:sz w:val="19"/>
         </w:rPr>
-        <w:t>checkRowOrder=True</w:t>
+        <w:t>CANNOT_DETERMINE_TYPE</w:t>
       </w:r>
       <w:r>
         <w:rPr>
           <w:b w:val="0"/>
           <w:i w:val="0"/>
         </w:rPr>
-        <w:t xml:space="preserve"> when order is the point, as in a top-10 list.</w:t>
-      </w:r>
-    </w:p>
-    <w:p>
-      <w:pPr>
-        <w:pStyle w:val="ListBullet"/>
-      </w:pPr>
-      <w:r>
-        <w:rPr>
-          <w:b w:val="0"/>
-          <w:i w:val="0"/>
-        </w:rPr>
-        <w:t>Floats compare with a tolerance (</w:t>
-      </w:r>
-      <w:r>
-        <w:rPr>
-          <w:rFonts w:ascii="Consolas" w:hAnsi="Consolas" w:eastAsia="Consolas"/>
-          <w:b w:val="0"/>
-          <w:sz w:val="19"/>
-        </w:rPr>
-        <w:t>rtol=1e-5</w:t>
-      </w:r>
-      <w:r>
-        <w:rPr>
-          <w:b w:val="0"/>
-          <w:i w:val="0"/>
-        </w:rPr>
-        <w:t xml:space="preserve">, </w:t>
-      </w:r>
-      <w:r>
-        <w:rPr>
-          <w:rFonts w:ascii="Consolas" w:hAnsi="Consolas" w:eastAsia="Consolas"/>
-          <w:b w:val="0"/>
-          <w:sz w:val="19"/>
-        </w:rPr>
-        <w:t>atol=1e-8</w:t>
-      </w:r>
-      <w:r>
-        <w:rPr>
-          <w:b w:val="0"/>
-          <w:i w:val="0"/>
-        </w:rPr>
-        <w:t xml:space="preserve"> by default).</w:t>
-      </w:r>
-    </w:p>
-    <w:p>
-      <w:pPr>
-        <w:pStyle w:val="ListBullet"/>
-      </w:pPr>
-      <w:r>
-        <w:rPr>
-          <w:b w:val="0"/>
-          <w:i w:val="0"/>
-        </w:rPr>
-        <w:t xml:space="preserve">Schemas must match: INT against BIGINT fails with </w:t>
-      </w:r>
-      <w:r>
-        <w:rPr>
-          <w:rFonts w:ascii="Consolas" w:hAnsi="Consolas" w:eastAsia="Consolas"/>
-          <w:b w:val="0"/>
-          <w:sz w:val="19"/>
-        </w:rPr>
-        <w:t>DIFFERENT_SCHEMA</w:t>
-      </w:r>
-      <w:r>
-        <w:rPr>
-          <w:b w:val="0"/>
-          <w:i w:val="0"/>
-        </w:rPr>
-        <w:t>.</w:t>
-      </w:r>
-    </w:p>
-    <w:p>
-      <w:pPr>
-        <w:pStyle w:val="ListBullet"/>
-      </w:pPr>
-      <w:r>
-        <w:rPr>
-          <w:b w:val="0"/>
-          <w:i w:val="0"/>
-        </w:rPr>
-        <w:t>Duplicates count: two identical rows do not equal one.</w:t>
-      </w:r>
-    </w:p>
-    <w:p>
-      <w:pPr>
-        <w:pStyle w:val="ListBullet"/>
-      </w:pPr>
-      <w:r>
-        <w:rPr>
-          <w:rFonts w:ascii="Consolas" w:hAnsi="Consolas" w:eastAsia="Consolas"/>
-          <w:b w:val="0"/>
-          <w:sz w:val="19"/>
-        </w:rPr>
-        <w:t>expected</w:t>
-      </w:r>
-      <w:r>
-        <w:rPr>
-          <w:b w:val="0"/>
-          <w:i w:val="0"/>
-        </w:rPr>
-        <w:t xml:space="preserve"> can be a list of </w:t>
-      </w:r>
-      <w:r>
-        <w:rPr>
-          <w:rFonts w:ascii="Consolas" w:hAnsi="Consolas" w:eastAsia="Consolas"/>
-          <w:b w:val="0"/>
-          <w:sz w:val="19"/>
-        </w:rPr>
-        <w:t>Row</w:t>
-      </w:r>
-      <w:r>
-        <w:rPr>
-          <w:b w:val="0"/>
-          <w:i w:val="0"/>
-        </w:rPr>
-        <w:t xml:space="preserve"> objects, which is handy for snapshots.</w:t>
-      </w:r>
-    </w:p>
-    <w:p>
-      <w:pPr>
-        <w:pStyle w:val="ListBullet"/>
-      </w:pPr>
-      <w:r>
-        <w:rPr>
-          <w:b w:val="0"/>
-          <w:i w:val="0"/>
-        </w:rPr>
-        <w:t xml:space="preserve">Failures raise </w:t>
-      </w:r>
-      <w:r>
-        <w:rPr>
-          <w:rFonts w:ascii="Consolas" w:hAnsi="Consolas" w:eastAsia="Consolas"/>
-          <w:b w:val="0"/>
-          <w:sz w:val="19"/>
-        </w:rPr>
-        <w:t>PySparkAssertionError</w:t>
-      </w:r>
-      <w:r>
-        <w:rPr>
-          <w:b w:val="0"/>
-          <w:i w:val="0"/>
-        </w:rPr>
-        <w:t xml:space="preserve">, a subclass of </w:t>
-      </w:r>
-      <w:r>
-        <w:rPr>
-          <w:rFonts w:ascii="Consolas" w:hAnsi="Consolas" w:eastAsia="Consolas"/>
-          <w:b w:val="0"/>
-          <w:sz w:val="19"/>
-        </w:rPr>
-        <w:t>AssertionError</w:t>
-      </w:r>
-      <w:r>
-        <w:rPr>
-          <w:b w:val="0"/>
-          <w:i w:val="0"/>
-        </w:rPr>
-        <w:t>, so pytest reports them as ordinary test failures, with a diff.</w:t>
-      </w:r>
-    </w:p>
-    <w:p>
-      <w:r>
-        <w:rPr>
-          <w:rFonts w:ascii="Consolas" w:hAnsi="Consolas" w:eastAsia="Consolas"/>
-          <w:b w:val="0"/>
-          <w:sz w:val="19"/>
-        </w:rPr>
-        <w:t>assertSchemaEqual(actual.schema, expected.schema)</w:t>
-      </w:r>
-      <w:r>
-        <w:rPr>
-          <w:b w:val="0"/>
-          <w:i w:val="0"/>
-        </w:rPr>
-        <w:t xml:space="preserve"> checks only the structure.</w:t>
-      </w:r>
-    </w:p>
-    <w:p>
-      <w:r>
-        <w:rPr>
-          <w:b/>
-          <w:i w:val="0"/>
-        </w:rPr>
-        <w:t>Testing MERGE.</w:t>
-      </w:r>
-      <w:r>
-        <w:rPr>
-          <w:b w:val="0"/>
-          <w:i w:val="0"/>
-        </w:rPr>
-        <w:t xml:space="preserve"> The property that matters is idempotence. The test:</w:t>
-      </w:r>
-    </w:p>
-    <w:p>
-      <w:pPr>
-        <w:pStyle w:val="ListNumber"/>
-      </w:pPr>
-      <w:r>
-        <w:rPr>
-          <w:b w:val="0"/>
-          <w:i w:val="0"/>
-        </w:rPr>
-        <w:t>Create an empty Delta table with the target schema.</w:t>
-      </w:r>
-    </w:p>
-    <w:p>
-      <w:pPr>
-        <w:pStyle w:val="ListNumber"/>
-      </w:pPr>
-      <w:r>
-        <w:rPr>
-          <w:b w:val="0"/>
-          <w:i w:val="0"/>
-        </w:rPr>
-        <w:t xml:space="preserve">Run the load once, and take a snapshot: </w:t>
-      </w:r>
-      <w:r>
-        <w:rPr>
-          <w:rFonts w:ascii="Consolas" w:hAnsi="Consolas" w:eastAsia="Consolas"/>
-          <w:b w:val="0"/>
-          <w:sz w:val="19"/>
-        </w:rPr>
-        <w:t>first = spark.table(t).collect()</w:t>
-      </w:r>
-      <w:r>
-        <w:rPr>
-          <w:b w:val="0"/>
-          <w:i w:val="0"/>
-        </w:rPr>
-        <w:t>.</w:t>
-      </w:r>
-    </w:p>
-    <w:p>
-      <w:pPr>
-        <w:pStyle w:val="ListNumber"/>
-      </w:pPr>
-      <w:r>
-        <w:rPr>
-          <w:b w:val="0"/>
-          <w:i w:val="0"/>
-        </w:rPr>
-        <w:t>Run the same load again.</w:t>
-      </w:r>
-    </w:p>
-    <w:p>
-      <w:pPr>
-        <w:pStyle w:val="ListNumber"/>
-      </w:pPr>
-      <w:r>
-        <w:rPr>
-          <w:rFonts w:ascii="Consolas" w:hAnsi="Consolas" w:eastAsia="Consolas"/>
-          <w:b w:val="0"/>
-          <w:sz w:val="19"/>
-        </w:rPr>
-        <w:t>assertDataFrameEqual(spark.table(t), first)</w:t>
-      </w:r>
-      <w:r>
-        <w:rPr>
-          <w:b w:val="0"/>
-          <w:i w:val="0"/>
-        </w:rPr>
-        <w:t>.</w:t>
-      </w:r>
-    </w:p>
-    <w:p>
-      <w:r>
-        <w:rPr>
-          <w:b w:val="0"/>
-          <w:i w:val="0"/>
-        </w:rPr>
-        <w:t>Add cases for the failures you fear: a repeated key in the source, a redelivery with a newer version, and the same respondent in two waves. Each one takes a few rows and a second or two.</w:t>
-      </w:r>
-    </w:p>
-    <w:p>
-      <w:r>
-        <w:rPr>
-          <w:b w:val="0"/>
-          <w:i w:val="0"/>
-        </w:rPr>
-        <w:t xml:space="preserve">In the practice harness, PySpark 4.0.4 needs pandas 2.x. With pandas 3.x, </w:t>
-      </w:r>
-      <w:r>
-        <w:rPr>
-          <w:rFonts w:ascii="Consolas" w:hAnsi="Consolas" w:eastAsia="Consolas"/>
-          <w:b w:val="0"/>
-          <w:sz w:val="19"/>
-        </w:rPr>
-        <w:t>assertDataFrameEqual</w:t>
-      </w:r>
-      <w:r>
-        <w:rPr>
-          <w:b w:val="0"/>
-          <w:i w:val="0"/>
-        </w:rPr>
-        <w:t xml:space="preserve"> fails to import.</w:t>
-      </w:r>
-    </w:p>
-    <w:p>
-      <w:pPr>
-        <w:pStyle w:val="Heading4"/>
-      </w:pPr>
-      <w:r>
-        <w:t>Why it matters</w:t>
-      </w:r>
-    </w:p>
-    <w:p>
-      <w:r>
-        <w:rPr>
-          <w:b w:val="0"/>
-          <w:i w:val="0"/>
-        </w:rPr>
-        <w:t xml:space="preserve">A silver test compares </w:t>
-      </w:r>
-      <w:r>
-        <w:rPr>
-          <w:rFonts w:ascii="Consolas" w:hAnsi="Consolas" w:eastAsia="Consolas"/>
-          <w:b w:val="0"/>
-          <w:sz w:val="19"/>
-        </w:rPr>
-        <w:t>actual.collect() == expected.collect()</w:t>
-      </w:r>
-      <w:r>
-        <w:rPr>
-          <w:b w:val="0"/>
-          <w:i w:val="0"/>
-        </w:rPr>
-        <w:t>. It passes on a developer's laptop and fails one CI run in five, because the order of rows varies with partitioning. The team marks it flaky and skips it. A month later a real regression in the MERGE, duplicate rows after a retry, ships untested.</w:t>
-      </w:r>
-    </w:p>
-    <w:p>
-      <w:r>
-        <w:rPr>
-          <w:rFonts w:ascii="Consolas" w:hAnsi="Consolas" w:eastAsia="Consolas"/>
-          <w:b w:val="0"/>
-          <w:sz w:val="19"/>
-        </w:rPr>
-        <w:t>assertDataFrameEqual</w:t>
-      </w:r>
-      <w:r>
-        <w:rPr>
-          <w:b w:val="0"/>
-          <w:i w:val="0"/>
-        </w:rPr>
-        <w:t xml:space="preserve"> ignores order, so the test is stable, and an idempotence test that runs the load twice catches the regression.</w:t>
-      </w:r>
-    </w:p>
-    <w:p>
-      <w:pPr>
-        <w:pStyle w:val="Heading4"/>
-      </w:pPr>
-      <w:r>
-        <w:t>Worked example: weak code</w:t>
+        <w:t xml:space="preserve"> in the test for missing weights. Tap the line, then fix the function with an explicit schema.</w:t>
       </w:r>
     </w:p>
     <w:tbl>
@@ -5628,7 +5078,7 @@
                 <w:b w:val="0"/>
                 <w:sz w:val="16"/>
               </w:rPr>
-              <w:t>def test_silver_load(spark):</w:t>
+              <w:t>def weights_df(spark: SparkSession, weights: list[float | None]) -&gt; DataFrame:</w:t>
             </w:r>
           </w:p>
           <w:p>
@@ -5639,19 +5089,19 @@
             <w:r>
               <w:rPr>
                 <w:rFonts w:ascii="Consolas" w:hAnsi="Consolas" w:eastAsia="Consolas"/>
-                <w:b/>
+                <w:b w:val="0"/>
                 <w:color w:val="5B6875"/>
                 <w:sz w:val="16"/>
               </w:rPr>
-              <w:t xml:space="preserve"> [1]  </w:t>
-            </w:r>
-            <w:r>
-              <w:rPr>
-                <w:rFonts w:ascii="Consolas" w:hAnsi="Consolas" w:eastAsia="Consolas"/>
-                <w:b w:val="0"/>
-                <w:sz w:val="16"/>
-              </w:rPr>
-              <w:t xml:space="preserve">    upsert_silver(spark, source, "silver", ["respondent_id", "wave_id"], "delivery_version")</w:t>
+              <w:t xml:space="preserve">   2  </w:t>
+            </w:r>
+            <w:r>
+              <w:rPr>
+                <w:rFonts w:ascii="Consolas" w:hAnsi="Consolas" w:eastAsia="Consolas"/>
+                <w:b w:val="0"/>
+                <w:sz w:val="16"/>
+              </w:rPr>
+              <w:t xml:space="preserve">    """One respondent per weight."""</w:t>
             </w:r>
           </w:p>
           <w:p>
@@ -5662,58 +5112,132 @@
             <w:r>
               <w:rPr>
                 <w:rFonts w:ascii="Consolas" w:hAnsi="Consolas" w:eastAsia="Consolas"/>
-                <w:b/>
+                <w:b w:val="0"/>
                 <w:color w:val="5B6875"/>
                 <w:sz w:val="16"/>
               </w:rPr>
-              <w:t xml:space="preserve"> [2]  </w:t>
-            </w:r>
-            <w:r>
-              <w:rPr>
-                <w:rFonts w:ascii="Consolas" w:hAnsi="Consolas" w:eastAsia="Consolas"/>
-                <w:b w:val="0"/>
-                <w:sz w:val="16"/>
-              </w:rPr>
-              <w:t xml:space="preserve">    assert spark.table("silver").collect() == expected.collect()</w:t>
+              <w:t xml:space="preserve">   3  </w:t>
+            </w:r>
+            <w:r>
+              <w:rPr>
+                <w:rFonts w:ascii="Consolas" w:hAnsi="Consolas" w:eastAsia="Consolas"/>
+                <w:b w:val="0"/>
+                <w:sz w:val="16"/>
+              </w:rPr>
+              <w:t xml:space="preserve">    rows = [(f"R{i}", w) for i, w in enumerate(weights)]</w:t>
+            </w:r>
+          </w:p>
+          <w:p>
+            <w:pPr>
+              <w:spacing w:before="0" w:after="0" w:line="240" w:lineRule="auto"/>
+              <w:ind w:left="567" w:hanging="567"/>
+            </w:pPr>
+            <w:r>
+              <w:rPr>
+                <w:rFonts w:ascii="Consolas" w:hAnsi="Consolas" w:eastAsia="Consolas"/>
+                <w:b w:val="0"/>
+                <w:color w:val="5B6875"/>
+                <w:sz w:val="16"/>
+              </w:rPr>
+              <w:t xml:space="preserve">   4  </w:t>
+            </w:r>
+            <w:r>
+              <w:rPr>
+                <w:rFonts w:ascii="Consolas" w:hAnsi="Consolas" w:eastAsia="Consolas"/>
+                <w:b w:val="0"/>
+                <w:sz w:val="16"/>
+              </w:rPr>
+              <w:t xml:space="preserve">    return spark.createDataFrame(rows, ["respondent_id", "final_weight"])</w:t>
             </w:r>
           </w:p>
         </w:tc>
       </w:tr>
     </w:tbl>
+    <w:p/>
     <w:p>
-      <w:pPr>
-        <w:pStyle w:val="ListNumber"/>
-      </w:pPr>
-      <w:r>
-        <w:rPr>
-          <w:b/>
-        </w:rPr>
-        <w:t xml:space="preserve">Line 2. </w:t>
-      </w:r>
-      <w:r>
-        <w:rPr>
-          <w:b w:val="0"/>
-          <w:i w:val="0"/>
-        </w:rPr>
-        <w:t>One run only. It never checks what a retry does.</w:t>
+      <w:r>
+        <w:rPr>
+          <w:b w:val="0"/>
+          <w:i/>
+        </w:rPr>
+        <w:t>Write down the line number of the bug. Then write the fix.</w:t>
       </w:r>
     </w:p>
     <w:p>
       <w:pPr>
-        <w:pStyle w:val="ListNumber"/>
+        <w:pStyle w:val="Heading5"/>
       </w:pPr>
       <w:r>
-        <w:rPr>
-          <w:b/>
-        </w:rPr>
-        <w:t xml:space="preserve">Line 3. </w:t>
-      </w:r>
+        <w:t>Exercise 5. Put in order (level 5)</w:t>
+      </w:r>
+    </w:p>
+    <w:p>
       <w:r>
         <w:rPr>
           <w:b w:val="0"/>
           <w:i w:val="0"/>
         </w:rPr>
-        <w:t>Order-dependent and exact on floats: flaky, and a failure shows no useful diff.</w:t>
+        <w:t>Order the set-up of a local PySpark test harness.</w:t>
+      </w:r>
+    </w:p>
+    <w:p>
+      <w:pPr>
+        <w:pStyle w:val="ListBullet"/>
+      </w:pPr>
+      <w:r>
+        <w:rPr>
+          <w:b w:val="0"/>
+          <w:i w:val="0"/>
+        </w:rPr>
+        <w:t>Write a session-scoped spark fixture in conftest.py</w:t>
+      </w:r>
+    </w:p>
+    <w:p>
+      <w:pPr>
+        <w:pStyle w:val="ListBullet"/>
+      </w:pPr>
+      <w:r>
+        <w:rPr>
+          <w:b w:val="0"/>
+          <w:i w:val="0"/>
+        </w:rPr>
+        <w:t>Create a virtual environment and install pyspark, delta-spark and pytest</w:t>
+      </w:r>
+    </w:p>
+    <w:p>
+      <w:pPr>
+        <w:pStyle w:val="ListBullet"/>
+      </w:pPr>
+      <w:r>
+        <w:rPr>
+          <w:b w:val="0"/>
+          <w:i w:val="0"/>
+        </w:rPr>
+        <w:t>Write tests with known answers against the builders</w:t>
+      </w:r>
+    </w:p>
+    <w:p>
+      <w:pPr>
+        <w:pStyle w:val="ListBullet"/>
+      </w:pPr>
+      <w:r>
+        <w:rPr>
+          <w:b w:val="0"/>
+          <w:i w:val="0"/>
+        </w:rPr>
+        <w:t>Write test data builders with explicit schemas</w:t>
+      </w:r>
+    </w:p>
+    <w:p>
+      <w:pPr>
+        <w:pStyle w:val="ListBullet"/>
+      </w:pPr>
+      <w:r>
+        <w:rPr>
+          <w:b w:val="0"/>
+          <w:i w:val="0"/>
+        </w:rPr>
+        <w:t>Install Java 17 or 21</w:t>
       </w:r>
     </w:p>
     <w:p>
@@ -5721,7 +5245,118 @@
         <w:pStyle w:val="Heading4"/>
       </w:pPr>
       <w:r>
-        <w:t>Worked example: strong code</w:t>
+        <w:t>Sources</w:t>
+      </w:r>
+    </w:p>
+    <w:p>
+      <w:pPr>
+        <w:pStyle w:val="ListBullet"/>
+      </w:pPr>
+      <w:r>
+        <w:rPr>
+          <w:b w:val="0"/>
+          <w:i w:val="0"/>
+        </w:rPr>
+        <w:t>spark.sql.shuffle.partitions defaults to 200; createDataFrame with only column names infers types and fails on all-None columns. (verified: Run on PySpark 4.0.4 in this repository.)</w:t>
+      </w:r>
+    </w:p>
+    <w:p>
+      <w:pPr>
+        <w:pStyle w:val="ListBullet"/>
+      </w:pPr>
+      <w:r>
+        <w:rPr>
+          <w:b w:val="0"/>
+          <w:i w:val="0"/>
+        </w:rPr>
+        <w:t>configure_spark_with_delta_pip adds the Delta package matching the installed delta-spark version. (verified: Used by practice/conftest.py with delta-spark 4.0.1.)</w:t>
+      </w:r>
+    </w:p>
+    <w:p>
+      <w:pPr>
+        <w:pStyle w:val="Heading3"/>
+      </w:pPr>
+      <w:r>
+        <w:t>A9-L3 Compare DataFrames properly, and test that MERGE is idempotent</w:t>
+      </w:r>
+    </w:p>
+    <w:p>
+      <w:pPr>
+        <w:pStyle w:val="Heading4"/>
+      </w:pPr>
+      <w:r>
+        <w:t>Concept</w:t>
+      </w:r>
+    </w:p>
+    <w:p>
+      <w:r>
+        <w:rPr>
+          <w:b w:val="0"/>
+          <w:i w:val="0"/>
+        </w:rPr>
+        <w:t xml:space="preserve">Comparing DataFrames by hand is harder than it looks. </w:t>
+      </w:r>
+      <w:r>
+        <w:rPr>
+          <w:rFonts w:ascii="Consolas" w:hAnsi="Consolas" w:eastAsia="Consolas"/>
+          <w:b w:val="0"/>
+          <w:sz w:val="19"/>
+        </w:rPr>
+        <w:t>actual.collect() == expected.collect()</w:t>
+      </w:r>
+      <w:r>
+        <w:rPr>
+          <w:b w:val="0"/>
+          <w:i w:val="0"/>
+        </w:rPr>
+        <w:t xml:space="preserve"> fails when the rows come back in a different order, which Spark never guarantees. It also fails when a float is </w:t>
+      </w:r>
+      <w:r>
+        <w:rPr>
+          <w:rFonts w:ascii="Consolas" w:hAnsi="Consolas" w:eastAsia="Consolas"/>
+          <w:b w:val="0"/>
+          <w:sz w:val="19"/>
+        </w:rPr>
+        <w:t>0.30000000000000004</w:t>
+      </w:r>
+      <w:r>
+        <w:rPr>
+          <w:b w:val="0"/>
+          <w:i w:val="0"/>
+        </w:rPr>
+        <w:t xml:space="preserve"> instead of </w:t>
+      </w:r>
+      <w:r>
+        <w:rPr>
+          <w:rFonts w:ascii="Consolas" w:hAnsi="Consolas" w:eastAsia="Consolas"/>
+          <w:b w:val="0"/>
+          <w:sz w:val="19"/>
+        </w:rPr>
+        <w:t>0.3</w:t>
+      </w:r>
+      <w:r>
+        <w:rPr>
+          <w:b w:val="0"/>
+          <w:i w:val="0"/>
+        </w:rPr>
+        <w:t>. Sorting both sides fixes the order but not the floats, and neither checks the schema.</w:t>
+      </w:r>
+    </w:p>
+    <w:p>
+      <w:r>
+        <w:rPr>
+          <w:rFonts w:ascii="Consolas" w:hAnsi="Consolas" w:eastAsia="Consolas"/>
+          <w:b w:val="0"/>
+          <w:sz w:val="19"/>
+        </w:rPr>
+        <w:t>pyspark.testing</w:t>
+      </w:r>
+      <w:r>
+        <w:rPr>
+          <w:b w:val="0"/>
+          <w:i w:val="0"/>
+        </w:rPr>
+        <w:t xml:space="preserve"> (PySpark 3.5 and later) handles all of this:</w:t>
       </w:r>
     </w:p>
     <w:tbl>
@@ -5759,7 +5394,7 @@
                 <w:b w:val="0"/>
                 <w:sz w:val="16"/>
               </w:rPr>
-              <w:t>from pyspark.testing import assertDataFrameEqual</w:t>
+              <w:t>from pyspark.testing import assertDataFrameEqual, assertSchemaEqual</w:t>
             </w:r>
           </w:p>
           <w:p>
@@ -5805,373 +5440,238 @@
                 <w:b w:val="0"/>
                 <w:sz w:val="16"/>
               </w:rPr>
-              <w:t>KEYS = ["respondent_id", "wave_id"]</w:t>
-            </w:r>
-          </w:p>
-          <w:p>
-            <w:pPr>
-              <w:spacing w:before="0" w:after="0" w:line="240" w:lineRule="auto"/>
-              <w:ind w:left="567" w:hanging="567"/>
-            </w:pPr>
-            <w:r>
-              <w:rPr>
-                <w:rFonts w:ascii="Consolas" w:hAnsi="Consolas" w:eastAsia="Consolas"/>
-                <w:b w:val="0"/>
-                <w:color w:val="5B6875"/>
-                <w:sz w:val="16"/>
-              </w:rPr>
-              <w:t xml:space="preserve">   4  </w:t>
-            </w:r>
-            <w:r>
-              <w:rPr>
-                <w:rFonts w:ascii="Consolas" w:hAnsi="Consolas" w:eastAsia="Consolas"/>
-                <w:b w:val="0"/>
-                <w:sz w:val="16"/>
-              </w:rPr>
-              <w:t>SCHEMA = "respondent_id STRING, wave_id STRING, final_weight DOUBLE, delivery_version INT"</w:t>
-            </w:r>
-          </w:p>
-          <w:p>
-            <w:pPr>
-              <w:spacing w:before="0" w:after="0" w:line="240" w:lineRule="auto"/>
-              <w:ind w:left="567" w:hanging="567"/>
-            </w:pPr>
-            <w:r>
-              <w:rPr>
-                <w:rFonts w:ascii="Consolas" w:hAnsi="Consolas" w:eastAsia="Consolas"/>
-                <w:b w:val="0"/>
-                <w:color w:val="5B6875"/>
-                <w:sz w:val="16"/>
-              </w:rPr>
-              <w:t xml:space="preserve">   5  </w:t>
-            </w:r>
-            <w:r>
-              <w:rPr>
-                <w:rFonts w:ascii="Consolas" w:hAnsi="Consolas" w:eastAsia="Consolas"/>
-                <w:b w:val="0"/>
-                <w:sz w:val="16"/>
-              </w:rPr>
-              <w:t xml:space="preserve"> </w:t>
-            </w:r>
-          </w:p>
-          <w:p>
-            <w:pPr>
-              <w:spacing w:before="0" w:after="0" w:line="240" w:lineRule="auto"/>
-              <w:ind w:left="567" w:hanging="567"/>
-            </w:pPr>
-            <w:r>
-              <w:rPr>
-                <w:rFonts w:ascii="Consolas" w:hAnsi="Consolas" w:eastAsia="Consolas"/>
-                <w:b w:val="0"/>
-                <w:color w:val="5B6875"/>
-                <w:sz w:val="16"/>
-              </w:rPr>
-              <w:t xml:space="preserve">   6  </w:t>
-            </w:r>
-            <w:r>
-              <w:rPr>
-                <w:rFonts w:ascii="Consolas" w:hAnsi="Consolas" w:eastAsia="Consolas"/>
-                <w:b w:val="0"/>
-                <w:sz w:val="16"/>
-              </w:rPr>
-              <w:t xml:space="preserve"> </w:t>
-            </w:r>
-          </w:p>
-          <w:p>
-            <w:pPr>
-              <w:spacing w:before="0" w:after="0" w:line="240" w:lineRule="auto"/>
-              <w:ind w:left="567" w:hanging="567"/>
-            </w:pPr>
-            <w:r>
-              <w:rPr>
-                <w:rFonts w:ascii="Consolas" w:hAnsi="Consolas" w:eastAsia="Consolas"/>
-                <w:b w:val="0"/>
-                <w:color w:val="5B6875"/>
-                <w:sz w:val="16"/>
-              </w:rPr>
-              <w:t xml:space="preserve">   7  </w:t>
-            </w:r>
-            <w:r>
-              <w:rPr>
-                <w:rFonts w:ascii="Consolas" w:hAnsi="Consolas" w:eastAsia="Consolas"/>
-                <w:b w:val="0"/>
-                <w:sz w:val="16"/>
-              </w:rPr>
-              <w:t>def test_silver_load_is_idempotent(spark: SparkSession, empty_silver: str) -&gt; None:</w:t>
-            </w:r>
-          </w:p>
-          <w:p>
-            <w:pPr>
-              <w:spacing w:before="0" w:after="0" w:line="240" w:lineRule="auto"/>
-              <w:ind w:left="567" w:hanging="567"/>
-            </w:pPr>
-            <w:r>
-              <w:rPr>
-                <w:rFonts w:ascii="Consolas" w:hAnsi="Consolas" w:eastAsia="Consolas"/>
-                <w:b w:val="0"/>
-                <w:color w:val="5B6875"/>
-                <w:sz w:val="16"/>
-              </w:rPr>
-              <w:t xml:space="preserve">   8  </w:t>
-            </w:r>
-            <w:r>
-              <w:rPr>
-                <w:rFonts w:ascii="Consolas" w:hAnsi="Consolas" w:eastAsia="Consolas"/>
-                <w:b w:val="0"/>
-                <w:sz w:val="16"/>
-              </w:rPr>
-              <w:t xml:space="preserve">    source = spark.createDataFrame(</w:t>
-            </w:r>
-          </w:p>
-          <w:p>
-            <w:pPr>
-              <w:spacing w:before="0" w:after="0" w:line="240" w:lineRule="auto"/>
-              <w:ind w:left="567" w:hanging="567"/>
-            </w:pPr>
-            <w:r>
-              <w:rPr>
-                <w:rFonts w:ascii="Consolas" w:hAnsi="Consolas" w:eastAsia="Consolas"/>
-                <w:b/>
-                <w:color w:val="5B6875"/>
-                <w:sz w:val="16"/>
-              </w:rPr>
-              <w:t xml:space="preserve"> [1]  </w:t>
-            </w:r>
-            <w:r>
-              <w:rPr>
-                <w:rFonts w:ascii="Consolas" w:hAnsi="Consolas" w:eastAsia="Consolas"/>
-                <w:b w:val="0"/>
-                <w:sz w:val="16"/>
-              </w:rPr>
-              <w:t xml:space="preserve">        [("R1", "W1", 1.2, 1), ("R1", "W1", 1.5, 2), ("R2", "W1", 0.8, 1)], SCHEMA</w:t>
-            </w:r>
-          </w:p>
-          <w:p>
-            <w:pPr>
-              <w:spacing w:before="0" w:after="0" w:line="240" w:lineRule="auto"/>
-              <w:ind w:left="567" w:hanging="567"/>
-            </w:pPr>
-            <w:r>
-              <w:rPr>
-                <w:rFonts w:ascii="Consolas" w:hAnsi="Consolas" w:eastAsia="Consolas"/>
-                <w:b w:val="0"/>
-                <w:color w:val="5B6875"/>
-                <w:sz w:val="16"/>
-              </w:rPr>
-              <w:t xml:space="preserve">  10  </w:t>
-            </w:r>
-            <w:r>
-              <w:rPr>
-                <w:rFonts w:ascii="Consolas" w:hAnsi="Consolas" w:eastAsia="Consolas"/>
-                <w:b w:val="0"/>
-                <w:sz w:val="16"/>
-              </w:rPr>
-              <w:t xml:space="preserve">    )</w:t>
-            </w:r>
-          </w:p>
-          <w:p>
-            <w:pPr>
-              <w:spacing w:before="0" w:after="0" w:line="240" w:lineRule="auto"/>
-              <w:ind w:left="567" w:hanging="567"/>
-            </w:pPr>
-            <w:r>
-              <w:rPr>
-                <w:rFonts w:ascii="Consolas" w:hAnsi="Consolas" w:eastAsia="Consolas"/>
-                <w:b w:val="0"/>
-                <w:color w:val="5B6875"/>
-                <w:sz w:val="16"/>
-              </w:rPr>
-              <w:t xml:space="preserve">  11  </w:t>
-            </w:r>
-            <w:r>
-              <w:rPr>
-                <w:rFonts w:ascii="Consolas" w:hAnsi="Consolas" w:eastAsia="Consolas"/>
-                <w:b w:val="0"/>
-                <w:sz w:val="16"/>
-              </w:rPr>
-              <w:t xml:space="preserve">    upsert_silver(spark, source, empty_silver, KEYS, "delivery_version")</w:t>
-            </w:r>
-          </w:p>
-          <w:p>
-            <w:pPr>
-              <w:spacing w:before="0" w:after="0" w:line="240" w:lineRule="auto"/>
-              <w:ind w:left="567" w:hanging="567"/>
-            </w:pPr>
-            <w:r>
-              <w:rPr>
-                <w:rFonts w:ascii="Consolas" w:hAnsi="Consolas" w:eastAsia="Consolas"/>
-                <w:b/>
-                <w:color w:val="5B6875"/>
-                <w:sz w:val="16"/>
-              </w:rPr>
-              <w:t xml:space="preserve"> [2]  </w:t>
-            </w:r>
-            <w:r>
-              <w:rPr>
-                <w:rFonts w:ascii="Consolas" w:hAnsi="Consolas" w:eastAsia="Consolas"/>
-                <w:b w:val="0"/>
-                <w:sz w:val="16"/>
-              </w:rPr>
-              <w:t xml:space="preserve">    first = spark.table(empty_silver).collect()</w:t>
-            </w:r>
-          </w:p>
-          <w:p>
-            <w:pPr>
-              <w:spacing w:before="0" w:after="0" w:line="240" w:lineRule="auto"/>
-              <w:ind w:left="567" w:hanging="567"/>
-            </w:pPr>
-            <w:r>
-              <w:rPr>
-                <w:rFonts w:ascii="Consolas" w:hAnsi="Consolas" w:eastAsia="Consolas"/>
-                <w:b w:val="0"/>
-                <w:color w:val="5B6875"/>
-                <w:sz w:val="16"/>
-              </w:rPr>
-              <w:t xml:space="preserve">  13  </w:t>
-            </w:r>
-            <w:r>
-              <w:rPr>
-                <w:rFonts w:ascii="Consolas" w:hAnsi="Consolas" w:eastAsia="Consolas"/>
-                <w:b w:val="0"/>
-                <w:sz w:val="16"/>
-              </w:rPr>
-              <w:t xml:space="preserve"> </w:t>
-            </w:r>
-          </w:p>
-          <w:p>
-            <w:pPr>
-              <w:spacing w:before="0" w:after="0" w:line="240" w:lineRule="auto"/>
-              <w:ind w:left="567" w:hanging="567"/>
-            </w:pPr>
-            <w:r>
-              <w:rPr>
-                <w:rFonts w:ascii="Consolas" w:hAnsi="Consolas" w:eastAsia="Consolas"/>
-                <w:b w:val="0"/>
-                <w:color w:val="5B6875"/>
-                <w:sz w:val="16"/>
-              </w:rPr>
-              <w:t xml:space="preserve">  14  </w:t>
-            </w:r>
-            <w:r>
-              <w:rPr>
-                <w:rFonts w:ascii="Consolas" w:hAnsi="Consolas" w:eastAsia="Consolas"/>
-                <w:b w:val="0"/>
-                <w:sz w:val="16"/>
-              </w:rPr>
-              <w:t xml:space="preserve">    upsert_silver(spark, source, empty_silver, KEYS, "delivery_version")</w:t>
-            </w:r>
-          </w:p>
-          <w:p>
-            <w:pPr>
-              <w:spacing w:before="0" w:after="0" w:line="240" w:lineRule="auto"/>
-              <w:ind w:left="567" w:hanging="567"/>
-            </w:pPr>
-            <w:r>
-              <w:rPr>
-                <w:rFonts w:ascii="Consolas" w:hAnsi="Consolas" w:eastAsia="Consolas"/>
-                <w:b w:val="0"/>
-                <w:color w:val="5B6875"/>
-                <w:sz w:val="16"/>
-              </w:rPr>
-              <w:t xml:space="preserve">  15  </w:t>
-            </w:r>
-            <w:r>
-              <w:rPr>
-                <w:rFonts w:ascii="Consolas" w:hAnsi="Consolas" w:eastAsia="Consolas"/>
-                <w:b w:val="0"/>
-                <w:sz w:val="16"/>
-              </w:rPr>
-              <w:t xml:space="preserve"> </w:t>
-            </w:r>
-          </w:p>
-          <w:p>
-            <w:pPr>
-              <w:spacing w:before="0" w:after="0" w:line="240" w:lineRule="auto"/>
-              <w:ind w:left="567" w:hanging="567"/>
-            </w:pPr>
-            <w:r>
-              <w:rPr>
-                <w:rFonts w:ascii="Consolas" w:hAnsi="Consolas" w:eastAsia="Consolas"/>
-                <w:b/>
-                <w:color w:val="5B6875"/>
-                <w:sz w:val="16"/>
-              </w:rPr>
-              <w:t xml:space="preserve"> [3]  </w:t>
-            </w:r>
-            <w:r>
-              <w:rPr>
-                <w:rFonts w:ascii="Consolas" w:hAnsi="Consolas" w:eastAsia="Consolas"/>
-                <w:b w:val="0"/>
-                <w:sz w:val="16"/>
-              </w:rPr>
-              <w:t xml:space="preserve">    assertDataFrameEqual(spark.table(empty_silver), first)</w:t>
-            </w:r>
-          </w:p>
-          <w:p>
-            <w:pPr>
-              <w:spacing w:before="0" w:after="0" w:line="240" w:lineRule="auto"/>
-              <w:ind w:left="567" w:hanging="567"/>
-            </w:pPr>
-            <w:r>
-              <w:rPr>
-                <w:rFonts w:ascii="Consolas" w:hAnsi="Consolas" w:eastAsia="Consolas"/>
-                <w:b w:val="0"/>
-                <w:color w:val="5B6875"/>
-                <w:sz w:val="16"/>
-              </w:rPr>
-              <w:t xml:space="preserve">  17  </w:t>
-            </w:r>
-            <w:r>
-              <w:rPr>
-                <w:rFonts w:ascii="Consolas" w:hAnsi="Consolas" w:eastAsia="Consolas"/>
-                <w:b w:val="0"/>
-                <w:sz w:val="16"/>
-              </w:rPr>
-              <w:t xml:space="preserve">    expected = spark.createDataFrame([("R1", "W1", 1.5, 2), ("R2", "W1", 0.8, 1)], SCHEMA)</w:t>
-            </w:r>
-          </w:p>
-          <w:p>
-            <w:pPr>
-              <w:spacing w:before="0" w:after="0" w:line="240" w:lineRule="auto"/>
-              <w:ind w:left="567" w:hanging="567"/>
-            </w:pPr>
-            <w:r>
-              <w:rPr>
-                <w:rFonts w:ascii="Consolas" w:hAnsi="Consolas" w:eastAsia="Consolas"/>
-                <w:b/>
-                <w:color w:val="5B6875"/>
-                <w:sz w:val="16"/>
-              </w:rPr>
-              <w:t xml:space="preserve"> [4]  </w:t>
-            </w:r>
-            <w:r>
-              <w:rPr>
-                <w:rFonts w:ascii="Consolas" w:hAnsi="Consolas" w:eastAsia="Consolas"/>
-                <w:b w:val="0"/>
-                <w:sz w:val="16"/>
-              </w:rPr>
-              <w:t xml:space="preserve">    assertDataFrameEqual(spark.table(empty_silver), expected)</w:t>
+              <w:t>assertDataFrameEqual(actual, expected)</w:t>
             </w:r>
           </w:p>
         </w:tc>
       </w:tr>
     </w:tbl>
+    <w:p/>
+    <w:p>
+      <w:r>
+        <w:rPr>
+          <w:b w:val="0"/>
+          <w:i w:val="0"/>
+        </w:rPr>
+        <w:t>Tested on PySpark 4.0.4:</w:t>
+      </w:r>
+    </w:p>
     <w:p>
       <w:pPr>
-        <w:pStyle w:val="ListNumber"/>
+        <w:pStyle w:val="ListBullet"/>
       </w:pPr>
       <w:r>
         <w:rPr>
+          <w:b w:val="0"/>
+          <w:i w:val="0"/>
+        </w:rPr>
+        <w:t xml:space="preserve">Row order is ignored by default. Pass </w:t>
+      </w:r>
+      <w:r>
+        <w:rPr>
+          <w:rFonts w:ascii="Consolas" w:hAnsi="Consolas" w:eastAsia="Consolas"/>
+          <w:b w:val="0"/>
+          <w:sz w:val="19"/>
+        </w:rPr>
+        <w:t>checkRowOrder=True</w:t>
+      </w:r>
+      <w:r>
+        <w:rPr>
+          <w:b w:val="0"/>
+          <w:i w:val="0"/>
+        </w:rPr>
+        <w:t xml:space="preserve"> when order is the point, as in a top-10 list.</w:t>
+      </w:r>
+    </w:p>
+    <w:p>
+      <w:pPr>
+        <w:pStyle w:val="ListBullet"/>
+      </w:pPr>
+      <w:r>
+        <w:rPr>
+          <w:b w:val="0"/>
+          <w:i w:val="0"/>
+        </w:rPr>
+        <w:t>Floats compare with a tolerance (</w:t>
+      </w:r>
+      <w:r>
+        <w:rPr>
+          <w:rFonts w:ascii="Consolas" w:hAnsi="Consolas" w:eastAsia="Consolas"/>
+          <w:b w:val="0"/>
+          <w:sz w:val="19"/>
+        </w:rPr>
+        <w:t>rtol=1e-5</w:t>
+      </w:r>
+      <w:r>
+        <w:rPr>
+          <w:b w:val="0"/>
+          <w:i w:val="0"/>
+        </w:rPr>
+        <w:t xml:space="preserve">, </w:t>
+      </w:r>
+      <w:r>
+        <w:rPr>
+          <w:rFonts w:ascii="Consolas" w:hAnsi="Consolas" w:eastAsia="Consolas"/>
+          <w:b w:val="0"/>
+          <w:sz w:val="19"/>
+        </w:rPr>
+        <w:t>atol=1e-8</w:t>
+      </w:r>
+      <w:r>
+        <w:rPr>
+          <w:b w:val="0"/>
+          <w:i w:val="0"/>
+        </w:rPr>
+        <w:t xml:space="preserve"> by default).</w:t>
+      </w:r>
+    </w:p>
+    <w:p>
+      <w:pPr>
+        <w:pStyle w:val="ListBullet"/>
+      </w:pPr>
+      <w:r>
+        <w:rPr>
+          <w:b w:val="0"/>
+          <w:i w:val="0"/>
+        </w:rPr>
+        <w:t xml:space="preserve">Schemas must match: INT against BIGINT fails with </w:t>
+      </w:r>
+      <w:r>
+        <w:rPr>
+          <w:rFonts w:ascii="Consolas" w:hAnsi="Consolas" w:eastAsia="Consolas"/>
+          <w:b w:val="0"/>
+          <w:sz w:val="19"/>
+        </w:rPr>
+        <w:t>DIFFERENT_SCHEMA</w:t>
+      </w:r>
+      <w:r>
+        <w:rPr>
+          <w:b w:val="0"/>
+          <w:i w:val="0"/>
+        </w:rPr>
+        <w:t>.</w:t>
+      </w:r>
+    </w:p>
+    <w:p>
+      <w:pPr>
+        <w:pStyle w:val="ListBullet"/>
+      </w:pPr>
+      <w:r>
+        <w:rPr>
+          <w:b w:val="0"/>
+          <w:i w:val="0"/>
+        </w:rPr>
+        <w:t>Duplicates count: two identical rows do not equal one.</w:t>
+      </w:r>
+    </w:p>
+    <w:p>
+      <w:pPr>
+        <w:pStyle w:val="ListBullet"/>
+      </w:pPr>
+      <w:r>
+        <w:rPr>
+          <w:rFonts w:ascii="Consolas" w:hAnsi="Consolas" w:eastAsia="Consolas"/>
+          <w:b w:val="0"/>
+          <w:sz w:val="19"/>
+        </w:rPr>
+        <w:t>expected</w:t>
+      </w:r>
+      <w:r>
+        <w:rPr>
+          <w:b w:val="0"/>
+          <w:i w:val="0"/>
+        </w:rPr>
+        <w:t xml:space="preserve"> can be a list of </w:t>
+      </w:r>
+      <w:r>
+        <w:rPr>
+          <w:rFonts w:ascii="Consolas" w:hAnsi="Consolas" w:eastAsia="Consolas"/>
+          <w:b w:val="0"/>
+          <w:sz w:val="19"/>
+        </w:rPr>
+        <w:t>Row</w:t>
+      </w:r>
+      <w:r>
+        <w:rPr>
+          <w:b w:val="0"/>
+          <w:i w:val="0"/>
+        </w:rPr>
+        <w:t xml:space="preserve"> objects, which is handy for snapshots.</w:t>
+      </w:r>
+    </w:p>
+    <w:p>
+      <w:pPr>
+        <w:pStyle w:val="ListBullet"/>
+      </w:pPr>
+      <w:r>
+        <w:rPr>
+          <w:b w:val="0"/>
+          <w:i w:val="0"/>
+        </w:rPr>
+        <w:t xml:space="preserve">Failures raise </w:t>
+      </w:r>
+      <w:r>
+        <w:rPr>
+          <w:rFonts w:ascii="Consolas" w:hAnsi="Consolas" w:eastAsia="Consolas"/>
+          <w:b w:val="0"/>
+          <w:sz w:val="19"/>
+        </w:rPr>
+        <w:t>PySparkAssertionError</w:t>
+      </w:r>
+      <w:r>
+        <w:rPr>
+          <w:b w:val="0"/>
+          <w:i w:val="0"/>
+        </w:rPr>
+        <w:t xml:space="preserve">, a subclass of </w:t>
+      </w:r>
+      <w:r>
+        <w:rPr>
+          <w:rFonts w:ascii="Consolas" w:hAnsi="Consolas" w:eastAsia="Consolas"/>
+          <w:b w:val="0"/>
+          <w:sz w:val="19"/>
+        </w:rPr>
+        <w:t>AssertionError</w:t>
+      </w:r>
+      <w:r>
+        <w:rPr>
+          <w:b w:val="0"/>
+          <w:i w:val="0"/>
+        </w:rPr>
+        <w:t>, so pytest reports them as ordinary test failures, with a diff.</w:t>
+      </w:r>
+    </w:p>
+    <w:p>
+      <w:r>
+        <w:rPr>
+          <w:rFonts w:ascii="Consolas" w:hAnsi="Consolas" w:eastAsia="Consolas"/>
+          <w:b w:val="0"/>
+          <w:sz w:val="19"/>
+        </w:rPr>
+        <w:t>assertSchemaEqual(actual.schema, expected.schema)</w:t>
+      </w:r>
+      <w:r>
+        <w:rPr>
+          <w:b w:val="0"/>
+          <w:i w:val="0"/>
+        </w:rPr>
+        <w:t xml:space="preserve"> checks only the structure.</w:t>
+      </w:r>
+    </w:p>
+    <w:p>
+      <w:r>
+        <w:rPr>
           <w:b/>
-        </w:rPr>
-        <w:t xml:space="preserve">Line 9. </w:t>
-      </w:r>
-      <w:r>
-        <w:rPr>
-          <w:b w:val="0"/>
           <w:i w:val="0"/>
         </w:rPr>
-        <w:t>The source includes a repeated key, the case that breaks a naive MERGE.</w:t>
+        <w:t>Testing MERGE.</w:t>
+      </w:r>
+      <w:r>
+        <w:rPr>
+          <w:b w:val="0"/>
+          <w:i w:val="0"/>
+        </w:rPr>
+        <w:t xml:space="preserve"> The property that matters is idempotence. The test:</w:t>
       </w:r>
     </w:p>
     <w:p>
@@ -6180,16 +5680,10 @@
       </w:pPr>
       <w:r>
         <w:rPr>
-          <w:b/>
-        </w:rPr>
-        <w:t xml:space="preserve">Line 12. </w:t>
-      </w:r>
-      <w:r>
-        <w:rPr>
           <w:b w:val="0"/>
           <w:i w:val="0"/>
         </w:rPr>
-        <w:t>A snapshot of the table after one run, as a list of Rows.</w:t>
+        <w:t>Create an empty Delta table with the target schema.</w:t>
       </w:r>
     </w:p>
     <w:p>
@@ -6198,16 +5692,25 @@
       </w:pPr>
       <w:r>
         <w:rPr>
-          <w:b/>
-        </w:rPr>
-        <w:t xml:space="preserve">Line 16. </w:t>
-      </w:r>
-      <w:r>
-        <w:rPr>
           <w:b w:val="0"/>
           <w:i w:val="0"/>
         </w:rPr>
-        <w:t>Second run leaves the table unchanged: idempotence, order-independent.</w:t>
+        <w:t xml:space="preserve">Run the load once, and take a snapshot: </w:t>
+      </w:r>
+      <w:r>
+        <w:rPr>
+          <w:rFonts w:ascii="Consolas" w:hAnsi="Consolas" w:eastAsia="Consolas"/>
+          <w:b w:val="0"/>
+          <w:sz w:val="19"/>
+        </w:rPr>
+        <w:t>first = spark.table(t).collect()</w:t>
+      </w:r>
+      <w:r>
+        <w:rPr>
+          <w:b w:val="0"/>
+          <w:i w:val="0"/>
+        </w:rPr>
+        <w:t>.</w:t>
       </w:r>
     </w:p>
     <w:p>
@@ -6216,25 +5719,63 @@
       </w:pPr>
       <w:r>
         <w:rPr>
-          <w:b/>
-        </w:rPr>
-        <w:t xml:space="preserve">Line 18. </w:t>
-      </w:r>
-      <w:r>
-        <w:rPr>
           <w:b w:val="0"/>
           <w:i w:val="0"/>
         </w:rPr>
-        <w:t>And the content is right: the newest version of R1 won.</w:t>
+        <w:t>Run the same load again.</w:t>
       </w:r>
     </w:p>
     <w:p>
+      <w:pPr>
+        <w:pStyle w:val="ListNumber"/>
+      </w:pPr>
+      <w:r>
+        <w:rPr>
+          <w:rFonts w:ascii="Consolas" w:hAnsi="Consolas" w:eastAsia="Consolas"/>
+          <w:b w:val="0"/>
+          <w:sz w:val="19"/>
+        </w:rPr>
+        <w:t>assertDataFrameEqual(spark.table(t), first)</w:t>
+      </w:r>
       <w:r>
         <w:rPr>
           <w:b w:val="0"/>
           <w:i w:val="0"/>
         </w:rPr>
-        <w:t>One helper compares DataFrames the right way, and one small test proves a MERGE survives a retry and a repeated key.</w:t>
+        <w:t>.</w:t>
+      </w:r>
+    </w:p>
+    <w:p>
+      <w:r>
+        <w:rPr>
+          <w:b w:val="0"/>
+          <w:i w:val="0"/>
+        </w:rPr>
+        <w:t>Add cases for the failures you fear: a repeated key in the source, a redelivery with a newer version, and the same respondent in two waves. Each one takes a few rows and a second or two.</w:t>
+      </w:r>
+    </w:p>
+    <w:p>
+      <w:r>
+        <w:rPr>
+          <w:b w:val="0"/>
+          <w:i w:val="0"/>
+        </w:rPr>
+        <w:t xml:space="preserve">In the practice harness, PySpark 4.0.4 needs pandas 2.x. With pandas 3.x, </w:t>
+      </w:r>
+      <w:r>
+        <w:rPr>
+          <w:rFonts w:ascii="Consolas" w:hAnsi="Consolas" w:eastAsia="Consolas"/>
+          <w:b w:val="0"/>
+          <w:sz w:val="19"/>
+        </w:rPr>
+        <w:t>assertDataFrameEqual</w:t>
+      </w:r>
+      <w:r>
+        <w:rPr>
+          <w:b w:val="0"/>
+          <w:i w:val="0"/>
+        </w:rPr>
+        <w:t xml:space="preserve"> fails to import.</w:t>
       </w:r>
     </w:p>
     <w:p>
@@ -6242,83 +5783,48 @@
         <w:pStyle w:val="Heading4"/>
       </w:pPr>
       <w:r>
-        <w:t>Recap card</w:t>
+        <w:t>Why it matters</w:t>
       </w:r>
     </w:p>
     <w:p>
-      <w:pPr>
-        <w:pStyle w:val="ListBullet"/>
-      </w:pPr>
-      <w:r>
-        <w:rPr>
-          <w:b/>
+      <w:r>
+        <w:rPr>
+          <w:b w:val="0"/>
           <w:i w:val="0"/>
         </w:rPr>
-        <w:t>Compare two DataFrames in a test</w:t>
+        <w:t xml:space="preserve">A silver test compares </w:t>
+      </w:r>
+      <w:r>
+        <w:rPr>
+          <w:rFonts w:ascii="Consolas" w:hAnsi="Consolas" w:eastAsia="Consolas"/>
+          <w:b w:val="0"/>
+          <w:sz w:val="19"/>
+        </w:rPr>
+        <w:t>actual.collect() == expected.collect()</w:t>
       </w:r>
       <w:r>
         <w:rPr>
           <w:b w:val="0"/>
           <w:i w:val="0"/>
         </w:rPr>
-        <w:t xml:space="preserve"> pyspark.testing.assertDataFrameEqual(actual, expected). Ignores order, tolerates float rounding, checks schema.</w:t>
+        <w:t>. It passes on a developer's laptop and fails one CI run in five, because the order of rows varies with partitioning. The team marks it flaky and skips it. A month later a real regression in the MERGE, duplicate rows after a retry, ships untested.</w:t>
       </w:r>
     </w:p>
     <w:p>
-      <w:pPr>
-        <w:pStyle w:val="ListBullet"/>
-      </w:pPr>
-      <w:r>
-        <w:rPr>
-          <w:b/>
+      <w:r>
+        <w:rPr>
+          <w:rFonts w:ascii="Consolas" w:hAnsi="Consolas" w:eastAsia="Consolas"/>
+          <w:b w:val="0"/>
+          <w:sz w:val="19"/>
+        </w:rPr>
+        <w:t>assertDataFrameEqual</w:t>
+      </w:r>
+      <w:r>
+        <w:rPr>
+          <w:b w:val="0"/>
           <w:i w:val="0"/>
         </w:rPr>
-        <w:t>When should row order matter?</w:t>
-      </w:r>
-      <w:r>
-        <w:rPr>
-          <w:b w:val="0"/>
-          <w:i w:val="0"/>
-        </w:rPr>
-        <w:t xml:space="preserve"> Only for ranked output. Pass checkRowOrder=True.</w:t>
-      </w:r>
-    </w:p>
-    <w:p>
-      <w:pPr>
-        <w:pStyle w:val="ListBullet"/>
-      </w:pPr>
-      <w:r>
-        <w:rPr>
-          <w:b/>
-          <w:i w:val="0"/>
-        </w:rPr>
-        <w:t>Idempotence test for a MERGE</w:t>
-      </w:r>
-      <w:r>
-        <w:rPr>
-          <w:b w:val="0"/>
-          <w:i w:val="0"/>
-        </w:rPr>
-        <w:t xml:space="preserve"> Load, snapshot with collect(), load again, assertDataFrameEqual(table, snapshot).</w:t>
-      </w:r>
-    </w:p>
-    <w:p>
-      <w:pPr>
-        <w:pStyle w:val="ListBullet"/>
-      </w:pPr>
-      <w:r>
-        <w:rPr>
-          <w:b/>
-          <w:i w:val="0"/>
-        </w:rPr>
-        <w:t>Why collect() for the snapshot?</w:t>
-      </w:r>
-      <w:r>
-        <w:rPr>
-          <w:b w:val="0"/>
-          <w:i w:val="0"/>
-        </w:rPr>
-        <w:t xml:space="preserve"> A DataFrame is lazy and would re-read the table after the second run.</w:t>
+        <w:t xml:space="preserve"> ignores order, so the test is stable, and an idempotence test that runs the load twice catches the regression.</w:t>
       </w:r>
     </w:p>
     <w:p>
@@ -6326,175 +5832,7 @@
         <w:pStyle w:val="Heading4"/>
       </w:pPr>
       <w:r>
-        <w:t>Practice</w:t>
-      </w:r>
-    </w:p>
-    <w:p>
-      <w:pPr>
-        <w:pStyle w:val="Heading5"/>
-      </w:pPr>
-      <w:r>
-        <w:t>Exercise 1. Multiple choice (level 1)</w:t>
-      </w:r>
-    </w:p>
-    <w:p>
-      <w:r>
-        <w:rPr>
-          <w:rFonts w:ascii="Consolas" w:hAnsi="Consolas" w:eastAsia="Consolas"/>
-          <w:b w:val="0"/>
-          <w:sz w:val="19"/>
-        </w:rPr>
-        <w:t>actual</w:t>
-      </w:r>
-      <w:r>
-        <w:rPr>
-          <w:b w:val="0"/>
-          <w:i w:val="0"/>
-        </w:rPr>
-        <w:t xml:space="preserve"> holds rows (1, 0.3) and (2, 1.0). </w:t>
-      </w:r>
-      <w:r>
-        <w:rPr>
-          <w:rFonts w:ascii="Consolas" w:hAnsi="Consolas" w:eastAsia="Consolas"/>
-          <w:b w:val="0"/>
-          <w:sz w:val="19"/>
-        </w:rPr>
-        <w:t>expected</w:t>
-      </w:r>
-      <w:r>
-        <w:rPr>
-          <w:b w:val="0"/>
-          <w:i w:val="0"/>
-        </w:rPr>
-        <w:t xml:space="preserve"> holds (2, 1.0) and (1, 0.1 + 0.2). Both have the schema </w:t>
-      </w:r>
-      <w:r>
-        <w:rPr>
-          <w:rFonts w:ascii="Consolas" w:hAnsi="Consolas" w:eastAsia="Consolas"/>
-          <w:b w:val="0"/>
-          <w:sz w:val="19"/>
-        </w:rPr>
-        <w:t>id INT, w DOUBLE</w:t>
-      </w:r>
-      <w:r>
-        <w:rPr>
-          <w:b w:val="0"/>
-          <w:i w:val="0"/>
-        </w:rPr>
-        <w:t xml:space="preserve">. What does </w:t>
-      </w:r>
-      <w:r>
-        <w:rPr>
-          <w:rFonts w:ascii="Consolas" w:hAnsi="Consolas" w:eastAsia="Consolas"/>
-          <w:b w:val="0"/>
-          <w:sz w:val="19"/>
-        </w:rPr>
-        <w:t>assertDataFrameEqual(actual, expected)</w:t>
-      </w:r>
-      <w:r>
-        <w:rPr>
-          <w:b w:val="0"/>
-          <w:i w:val="0"/>
-        </w:rPr>
-        <w:t xml:space="preserve"> do on PySpark 4.0?</w:t>
-      </w:r>
-    </w:p>
-    <w:p>
-      <w:pPr>
-        <w:pStyle w:val="ListBullet"/>
-      </w:pPr>
-      <w:r>
-        <w:rPr>
-          <w:b w:val="0"/>
-          <w:i w:val="0"/>
-        </w:rPr>
-        <w:t>a) Passes</w:t>
-      </w:r>
-    </w:p>
-    <w:p>
-      <w:pPr>
-        <w:pStyle w:val="ListBullet"/>
-      </w:pPr>
-      <w:r>
-        <w:rPr>
-          <w:b w:val="0"/>
-          <w:i w:val="0"/>
-        </w:rPr>
-        <w:t>b) Fails because the rows are in a different order</w:t>
-      </w:r>
-    </w:p>
-    <w:p>
-      <w:pPr>
-        <w:pStyle w:val="ListBullet"/>
-      </w:pPr>
-      <w:r>
-        <w:rPr>
-          <w:b w:val="0"/>
-          <w:i w:val="0"/>
-        </w:rPr>
-        <w:t>c) Fails because 0.1 + 0.2 is not exactly 0.3</w:t>
-      </w:r>
-    </w:p>
-    <w:p>
-      <w:pPr>
-        <w:pStyle w:val="ListBullet"/>
-      </w:pPr>
-      <w:r>
-        <w:rPr>
-          <w:b w:val="0"/>
-          <w:i w:val="0"/>
-        </w:rPr>
-        <w:t>d) Fails because it needs checkRowOrder=True</w:t>
-      </w:r>
-    </w:p>
-    <w:p>
-      <w:r>
-        <w:rPr>
-          <w:b/>
-          <w:i w:val="0"/>
-        </w:rPr>
-        <w:t>Why?</w:t>
-      </w:r>
-    </w:p>
-    <w:p>
-      <w:pPr>
-        <w:pStyle w:val="ListBullet"/>
-      </w:pPr>
-      <w:r>
-        <w:rPr>
-          <w:b w:val="0"/>
-          <w:i w:val="0"/>
-        </w:rPr>
-        <w:t>r1) It ignores row order by default and compares floats with a relative tolerance.</w:t>
-      </w:r>
-    </w:p>
-    <w:p>
-      <w:pPr>
-        <w:pStyle w:val="ListBullet"/>
-      </w:pPr>
-      <w:r>
-        <w:rPr>
-          <w:b w:val="0"/>
-          <w:i w:val="0"/>
-        </w:rPr>
-        <w:t>r2) It only compares schemas.</w:t>
-      </w:r>
-    </w:p>
-    <w:p>
-      <w:pPr>
-        <w:pStyle w:val="Heading5"/>
-      </w:pPr>
-      <w:r>
-        <w:t>Exercise 2. Predict the output (level 2)</w:t>
-      </w:r>
-    </w:p>
-    <w:p>
-      <w:r>
-        <w:rPr>
-          <w:b w:val="0"/>
-          <w:i w:val="0"/>
-        </w:rPr>
-        <w:t>A hand-written comparison sorts both sides first. What does it print?</w:t>
+        <w:t>Worked example: weak code</w:t>
       </w:r>
     </w:p>
     <w:tbl>
@@ -6532,7 +5870,7 @@
                 <w:b w:val="0"/>
                 <w:sz w:val="16"/>
               </w:rPr>
-              <w:t>actual = [(1, 0.1 + 0.2), (2, 1.0)]</w:t>
+              <w:t>def test_silver_load(spark):</w:t>
             </w:r>
           </w:p>
           <w:p>
@@ -6543,19 +5881,19 @@
             <w:r>
               <w:rPr>
                 <w:rFonts w:ascii="Consolas" w:hAnsi="Consolas" w:eastAsia="Consolas"/>
-                <w:b w:val="0"/>
+                <w:b/>
                 <w:color w:val="5B6875"/>
                 <w:sz w:val="16"/>
               </w:rPr>
-              <w:t xml:space="preserve">   2  </w:t>
-            </w:r>
-            <w:r>
-              <w:rPr>
-                <w:rFonts w:ascii="Consolas" w:hAnsi="Consolas" w:eastAsia="Consolas"/>
-                <w:b w:val="0"/>
-                <w:sz w:val="16"/>
-              </w:rPr>
-              <w:t>expected = [(2, 1.0), (1, 0.3)]</w:t>
+              <w:t xml:space="preserve"> [1]  </w:t>
+            </w:r>
+            <w:r>
+              <w:rPr>
+                <w:rFonts w:ascii="Consolas" w:hAnsi="Consolas" w:eastAsia="Consolas"/>
+                <w:b w:val="0"/>
+                <w:sz w:val="16"/>
+              </w:rPr>
+              <w:t xml:space="preserve">    upsert_silver(spark, source, "silver", ["respondent_id", "wave_id"], "delivery_version")</w:t>
             </w:r>
           </w:p>
           <w:p>
@@ -6566,40 +5904,66 @@
             <w:r>
               <w:rPr>
                 <w:rFonts w:ascii="Consolas" w:hAnsi="Consolas" w:eastAsia="Consolas"/>
-                <w:b w:val="0"/>
+                <w:b/>
                 <w:color w:val="5B6875"/>
                 <w:sz w:val="16"/>
               </w:rPr>
-              <w:t xml:space="preserve">   3  </w:t>
-            </w:r>
-            <w:r>
-              <w:rPr>
-                <w:rFonts w:ascii="Consolas" w:hAnsi="Consolas" w:eastAsia="Consolas"/>
-                <w:b w:val="0"/>
-                <w:sz w:val="16"/>
-              </w:rPr>
-              <w:t>print(sorted(actual) == sorted(expected))</w:t>
+              <w:t xml:space="preserve"> [2]  </w:t>
+            </w:r>
+            <w:r>
+              <w:rPr>
+                <w:rFonts w:ascii="Consolas" w:hAnsi="Consolas" w:eastAsia="Consolas"/>
+                <w:b w:val="0"/>
+                <w:sz w:val="16"/>
+              </w:rPr>
+              <w:t xml:space="preserve">    assert spark.table("silver").collect() == expected.collect()</w:t>
             </w:r>
           </w:p>
         </w:tc>
       </w:tr>
     </w:tbl>
-    <w:p/>
     <w:p>
       <w:pPr>
-        <w:pStyle w:val="Heading5"/>
+        <w:pStyle w:val="ListNumber"/>
       </w:pPr>
       <w:r>
-        <w:t>Exercise 3. Fill the gap (level 2)</w:t>
+        <w:rPr>
+          <w:b/>
+        </w:rPr>
+        <w:t xml:space="preserve">Line 2. </w:t>
+      </w:r>
+      <w:r>
+        <w:rPr>
+          <w:b w:val="0"/>
+          <w:i w:val="0"/>
+        </w:rPr>
+        <w:t>One run only. It never checks what a retry does.</w:t>
       </w:r>
     </w:p>
     <w:p>
+      <w:pPr>
+        <w:pStyle w:val="ListNumber"/>
+      </w:pPr>
+      <w:r>
+        <w:rPr>
+          <w:b/>
+        </w:rPr>
+        <w:t xml:space="preserve">Line 3. </w:t>
+      </w:r>
       <w:r>
         <w:rPr>
           <w:b w:val="0"/>
           <w:i w:val="0"/>
         </w:rPr>
-        <w:t>Import the helpers, then check that the top-10 regions come back in the right order.</w:t>
+        <w:t>Order-dependent and exact on floats: flaky, and a failure shows no useful diff.</w:t>
+      </w:r>
+    </w:p>
+    <w:p>
+      <w:pPr>
+        <w:pStyle w:val="Heading4"/>
+      </w:pPr>
+      <w:r>
+        <w:t>Worked example: strong code</w:t>
       </w:r>
     </w:p>
     <w:tbl>
@@ -6637,7 +6001,7 @@
                 <w:b w:val="0"/>
                 <w:sz w:val="16"/>
               </w:rPr>
-              <w:t>from pyspark._____(1) import assertDataFrameEqual, assertSchemaEqual</w:t>
+              <w:t>from pyspark.testing import assertDataFrameEqual</w:t>
             </w:r>
           </w:p>
           <w:p>
@@ -6683,7 +6047,780 @@
                 <w:b w:val="0"/>
                 <w:sz w:val="16"/>
               </w:rPr>
-              <w:t>assertDataFrameEqual(top_regions, expected, _____(2)=True)</w:t>
+              <w:t>KEYS = ["respondent_id", "wave_id"]</w:t>
+            </w:r>
+          </w:p>
+          <w:p>
+            <w:pPr>
+              <w:spacing w:before="0" w:after="0" w:line="240" w:lineRule="auto"/>
+              <w:ind w:left="567" w:hanging="567"/>
+            </w:pPr>
+            <w:r>
+              <w:rPr>
+                <w:rFonts w:ascii="Consolas" w:hAnsi="Consolas" w:eastAsia="Consolas"/>
+                <w:b w:val="0"/>
+                <w:color w:val="5B6875"/>
+                <w:sz w:val="16"/>
+              </w:rPr>
+              <w:t xml:space="preserve">   4  </w:t>
+            </w:r>
+            <w:r>
+              <w:rPr>
+                <w:rFonts w:ascii="Consolas" w:hAnsi="Consolas" w:eastAsia="Consolas"/>
+                <w:b w:val="0"/>
+                <w:sz w:val="16"/>
+              </w:rPr>
+              <w:t>SCHEMA = "respondent_id STRING, wave_id STRING, final_weight DOUBLE, delivery_version INT"</w:t>
+            </w:r>
+          </w:p>
+          <w:p>
+            <w:pPr>
+              <w:spacing w:before="0" w:after="0" w:line="240" w:lineRule="auto"/>
+              <w:ind w:left="567" w:hanging="567"/>
+            </w:pPr>
+            <w:r>
+              <w:rPr>
+                <w:rFonts w:ascii="Consolas" w:hAnsi="Consolas" w:eastAsia="Consolas"/>
+                <w:b w:val="0"/>
+                <w:color w:val="5B6875"/>
+                <w:sz w:val="16"/>
+              </w:rPr>
+              <w:t xml:space="preserve">   5  </w:t>
+            </w:r>
+            <w:r>
+              <w:rPr>
+                <w:rFonts w:ascii="Consolas" w:hAnsi="Consolas" w:eastAsia="Consolas"/>
+                <w:b w:val="0"/>
+                <w:sz w:val="16"/>
+              </w:rPr>
+              <w:t xml:space="preserve"> </w:t>
+            </w:r>
+          </w:p>
+          <w:p>
+            <w:pPr>
+              <w:spacing w:before="0" w:after="0" w:line="240" w:lineRule="auto"/>
+              <w:ind w:left="567" w:hanging="567"/>
+            </w:pPr>
+            <w:r>
+              <w:rPr>
+                <w:rFonts w:ascii="Consolas" w:hAnsi="Consolas" w:eastAsia="Consolas"/>
+                <w:b w:val="0"/>
+                <w:color w:val="5B6875"/>
+                <w:sz w:val="16"/>
+              </w:rPr>
+              <w:t xml:space="preserve">   6  </w:t>
+            </w:r>
+            <w:r>
+              <w:rPr>
+                <w:rFonts w:ascii="Consolas" w:hAnsi="Consolas" w:eastAsia="Consolas"/>
+                <w:b w:val="0"/>
+                <w:sz w:val="16"/>
+              </w:rPr>
+              <w:t xml:space="preserve"> </w:t>
+            </w:r>
+          </w:p>
+          <w:p>
+            <w:pPr>
+              <w:spacing w:before="0" w:after="0" w:line="240" w:lineRule="auto"/>
+              <w:ind w:left="567" w:hanging="567"/>
+            </w:pPr>
+            <w:r>
+              <w:rPr>
+                <w:rFonts w:ascii="Consolas" w:hAnsi="Consolas" w:eastAsia="Consolas"/>
+                <w:b w:val="0"/>
+                <w:color w:val="5B6875"/>
+                <w:sz w:val="16"/>
+              </w:rPr>
+              <w:t xml:space="preserve">   7  </w:t>
+            </w:r>
+            <w:r>
+              <w:rPr>
+                <w:rFonts w:ascii="Consolas" w:hAnsi="Consolas" w:eastAsia="Consolas"/>
+                <w:b w:val="0"/>
+                <w:sz w:val="16"/>
+              </w:rPr>
+              <w:t>def test_silver_load_is_idempotent(spark: SparkSession, empty_silver: str) -&gt; None:</w:t>
+            </w:r>
+          </w:p>
+          <w:p>
+            <w:pPr>
+              <w:spacing w:before="0" w:after="0" w:line="240" w:lineRule="auto"/>
+              <w:ind w:left="567" w:hanging="567"/>
+            </w:pPr>
+            <w:r>
+              <w:rPr>
+                <w:rFonts w:ascii="Consolas" w:hAnsi="Consolas" w:eastAsia="Consolas"/>
+                <w:b w:val="0"/>
+                <w:color w:val="5B6875"/>
+                <w:sz w:val="16"/>
+              </w:rPr>
+              <w:t xml:space="preserve">   8  </w:t>
+            </w:r>
+            <w:r>
+              <w:rPr>
+                <w:rFonts w:ascii="Consolas" w:hAnsi="Consolas" w:eastAsia="Consolas"/>
+                <w:b w:val="0"/>
+                <w:sz w:val="16"/>
+              </w:rPr>
+              <w:t xml:space="preserve">    source = spark.createDataFrame(</w:t>
+            </w:r>
+          </w:p>
+          <w:p>
+            <w:pPr>
+              <w:spacing w:before="0" w:after="0" w:line="240" w:lineRule="auto"/>
+              <w:ind w:left="567" w:hanging="567"/>
+            </w:pPr>
+            <w:r>
+              <w:rPr>
+                <w:rFonts w:ascii="Consolas" w:hAnsi="Consolas" w:eastAsia="Consolas"/>
+                <w:b/>
+                <w:color w:val="5B6875"/>
+                <w:sz w:val="16"/>
+              </w:rPr>
+              <w:t xml:space="preserve"> [1]  </w:t>
+            </w:r>
+            <w:r>
+              <w:rPr>
+                <w:rFonts w:ascii="Consolas" w:hAnsi="Consolas" w:eastAsia="Consolas"/>
+                <w:b w:val="0"/>
+                <w:sz w:val="16"/>
+              </w:rPr>
+              <w:t xml:space="preserve">        [("R1", "W1", 1.2, 1), ("R1", "W1", 1.5, 2), ("R2", "W1", 0.8, 1)], SCHEMA</w:t>
+            </w:r>
+          </w:p>
+          <w:p>
+            <w:pPr>
+              <w:spacing w:before="0" w:after="0" w:line="240" w:lineRule="auto"/>
+              <w:ind w:left="567" w:hanging="567"/>
+            </w:pPr>
+            <w:r>
+              <w:rPr>
+                <w:rFonts w:ascii="Consolas" w:hAnsi="Consolas" w:eastAsia="Consolas"/>
+                <w:b w:val="0"/>
+                <w:color w:val="5B6875"/>
+                <w:sz w:val="16"/>
+              </w:rPr>
+              <w:t xml:space="preserve">  10  </w:t>
+            </w:r>
+            <w:r>
+              <w:rPr>
+                <w:rFonts w:ascii="Consolas" w:hAnsi="Consolas" w:eastAsia="Consolas"/>
+                <w:b w:val="0"/>
+                <w:sz w:val="16"/>
+              </w:rPr>
+              <w:t xml:space="preserve">    )</w:t>
+            </w:r>
+          </w:p>
+          <w:p>
+            <w:pPr>
+              <w:spacing w:before="0" w:after="0" w:line="240" w:lineRule="auto"/>
+              <w:ind w:left="567" w:hanging="567"/>
+            </w:pPr>
+            <w:r>
+              <w:rPr>
+                <w:rFonts w:ascii="Consolas" w:hAnsi="Consolas" w:eastAsia="Consolas"/>
+                <w:b w:val="0"/>
+                <w:color w:val="5B6875"/>
+                <w:sz w:val="16"/>
+              </w:rPr>
+              <w:t xml:space="preserve">  11  </w:t>
+            </w:r>
+            <w:r>
+              <w:rPr>
+                <w:rFonts w:ascii="Consolas" w:hAnsi="Consolas" w:eastAsia="Consolas"/>
+                <w:b w:val="0"/>
+                <w:sz w:val="16"/>
+              </w:rPr>
+              <w:t xml:space="preserve">    upsert_silver(spark, source, empty_silver, KEYS, "delivery_version")</w:t>
+            </w:r>
+          </w:p>
+          <w:p>
+            <w:pPr>
+              <w:spacing w:before="0" w:after="0" w:line="240" w:lineRule="auto"/>
+              <w:ind w:left="567" w:hanging="567"/>
+            </w:pPr>
+            <w:r>
+              <w:rPr>
+                <w:rFonts w:ascii="Consolas" w:hAnsi="Consolas" w:eastAsia="Consolas"/>
+                <w:b/>
+                <w:color w:val="5B6875"/>
+                <w:sz w:val="16"/>
+              </w:rPr>
+              <w:t xml:space="preserve"> [2]  </w:t>
+            </w:r>
+            <w:r>
+              <w:rPr>
+                <w:rFonts w:ascii="Consolas" w:hAnsi="Consolas" w:eastAsia="Consolas"/>
+                <w:b w:val="0"/>
+                <w:sz w:val="16"/>
+              </w:rPr>
+              <w:t xml:space="preserve">    first = spark.table(empty_silver).collect()</w:t>
+            </w:r>
+          </w:p>
+          <w:p>
+            <w:pPr>
+              <w:spacing w:before="0" w:after="0" w:line="240" w:lineRule="auto"/>
+              <w:ind w:left="567" w:hanging="567"/>
+            </w:pPr>
+            <w:r>
+              <w:rPr>
+                <w:rFonts w:ascii="Consolas" w:hAnsi="Consolas" w:eastAsia="Consolas"/>
+                <w:b w:val="0"/>
+                <w:color w:val="5B6875"/>
+                <w:sz w:val="16"/>
+              </w:rPr>
+              <w:t xml:space="preserve">  13  </w:t>
+            </w:r>
+            <w:r>
+              <w:rPr>
+                <w:rFonts w:ascii="Consolas" w:hAnsi="Consolas" w:eastAsia="Consolas"/>
+                <w:b w:val="0"/>
+                <w:sz w:val="16"/>
+              </w:rPr>
+              <w:t xml:space="preserve"> </w:t>
+            </w:r>
+          </w:p>
+          <w:p>
+            <w:pPr>
+              <w:spacing w:before="0" w:after="0" w:line="240" w:lineRule="auto"/>
+              <w:ind w:left="567" w:hanging="567"/>
+            </w:pPr>
+            <w:r>
+              <w:rPr>
+                <w:rFonts w:ascii="Consolas" w:hAnsi="Consolas" w:eastAsia="Consolas"/>
+                <w:b w:val="0"/>
+                <w:color w:val="5B6875"/>
+                <w:sz w:val="16"/>
+              </w:rPr>
+              <w:t xml:space="preserve">  14  </w:t>
+            </w:r>
+            <w:r>
+              <w:rPr>
+                <w:rFonts w:ascii="Consolas" w:hAnsi="Consolas" w:eastAsia="Consolas"/>
+                <w:b w:val="0"/>
+                <w:sz w:val="16"/>
+              </w:rPr>
+              <w:t xml:space="preserve">    upsert_silver(spark, source, empty_silver, KEYS, "delivery_version")</w:t>
+            </w:r>
+          </w:p>
+          <w:p>
+            <w:pPr>
+              <w:spacing w:before="0" w:after="0" w:line="240" w:lineRule="auto"/>
+              <w:ind w:left="567" w:hanging="567"/>
+            </w:pPr>
+            <w:r>
+              <w:rPr>
+                <w:rFonts w:ascii="Consolas" w:hAnsi="Consolas" w:eastAsia="Consolas"/>
+                <w:b w:val="0"/>
+                <w:color w:val="5B6875"/>
+                <w:sz w:val="16"/>
+              </w:rPr>
+              <w:t xml:space="preserve">  15  </w:t>
+            </w:r>
+            <w:r>
+              <w:rPr>
+                <w:rFonts w:ascii="Consolas" w:hAnsi="Consolas" w:eastAsia="Consolas"/>
+                <w:b w:val="0"/>
+                <w:sz w:val="16"/>
+              </w:rPr>
+              <w:t xml:space="preserve"> </w:t>
+            </w:r>
+          </w:p>
+          <w:p>
+            <w:pPr>
+              <w:spacing w:before="0" w:after="0" w:line="240" w:lineRule="auto"/>
+              <w:ind w:left="567" w:hanging="567"/>
+            </w:pPr>
+            <w:r>
+              <w:rPr>
+                <w:rFonts w:ascii="Consolas" w:hAnsi="Consolas" w:eastAsia="Consolas"/>
+                <w:b/>
+                <w:color w:val="5B6875"/>
+                <w:sz w:val="16"/>
+              </w:rPr>
+              <w:t xml:space="preserve"> [3]  </w:t>
+            </w:r>
+            <w:r>
+              <w:rPr>
+                <w:rFonts w:ascii="Consolas" w:hAnsi="Consolas" w:eastAsia="Consolas"/>
+                <w:b w:val="0"/>
+                <w:sz w:val="16"/>
+              </w:rPr>
+              <w:t xml:space="preserve">    assertDataFrameEqual(spark.table(empty_silver), first)</w:t>
+            </w:r>
+          </w:p>
+          <w:p>
+            <w:pPr>
+              <w:spacing w:before="0" w:after="0" w:line="240" w:lineRule="auto"/>
+              <w:ind w:left="567" w:hanging="567"/>
+            </w:pPr>
+            <w:r>
+              <w:rPr>
+                <w:rFonts w:ascii="Consolas" w:hAnsi="Consolas" w:eastAsia="Consolas"/>
+                <w:b w:val="0"/>
+                <w:color w:val="5B6875"/>
+                <w:sz w:val="16"/>
+              </w:rPr>
+              <w:t xml:space="preserve">  17  </w:t>
+            </w:r>
+            <w:r>
+              <w:rPr>
+                <w:rFonts w:ascii="Consolas" w:hAnsi="Consolas" w:eastAsia="Consolas"/>
+                <w:b w:val="0"/>
+                <w:sz w:val="16"/>
+              </w:rPr>
+              <w:t xml:space="preserve">    expected = spark.createDataFrame([("R1", "W1", 1.5, 2), ("R2", "W1", 0.8, 1)], SCHEMA)</w:t>
+            </w:r>
+          </w:p>
+          <w:p>
+            <w:pPr>
+              <w:spacing w:before="0" w:after="0" w:line="240" w:lineRule="auto"/>
+              <w:ind w:left="567" w:hanging="567"/>
+            </w:pPr>
+            <w:r>
+              <w:rPr>
+                <w:rFonts w:ascii="Consolas" w:hAnsi="Consolas" w:eastAsia="Consolas"/>
+                <w:b/>
+                <w:color w:val="5B6875"/>
+                <w:sz w:val="16"/>
+              </w:rPr>
+              <w:t xml:space="preserve"> [4]  </w:t>
+            </w:r>
+            <w:r>
+              <w:rPr>
+                <w:rFonts w:ascii="Consolas" w:hAnsi="Consolas" w:eastAsia="Consolas"/>
+                <w:b w:val="0"/>
+                <w:sz w:val="16"/>
+              </w:rPr>
+              <w:t xml:space="preserve">    assertDataFrameEqual(spark.table(empty_silver), expected)</w:t>
+            </w:r>
+          </w:p>
+        </w:tc>
+      </w:tr>
+    </w:tbl>
+    <w:p>
+      <w:pPr>
+        <w:pStyle w:val="ListNumber"/>
+      </w:pPr>
+      <w:r>
+        <w:rPr>
+          <w:b/>
+        </w:rPr>
+        <w:t xml:space="preserve">Line 9. </w:t>
+      </w:r>
+      <w:r>
+        <w:rPr>
+          <w:b w:val="0"/>
+          <w:i w:val="0"/>
+        </w:rPr>
+        <w:t>The source includes a repeated key, the case that breaks a naive MERGE.</w:t>
+      </w:r>
+    </w:p>
+    <w:p>
+      <w:pPr>
+        <w:pStyle w:val="ListNumber"/>
+      </w:pPr>
+      <w:r>
+        <w:rPr>
+          <w:b/>
+        </w:rPr>
+        <w:t xml:space="preserve">Line 12. </w:t>
+      </w:r>
+      <w:r>
+        <w:rPr>
+          <w:b w:val="0"/>
+          <w:i w:val="0"/>
+        </w:rPr>
+        <w:t>A snapshot of the table after one run, as a list of Rows.</w:t>
+      </w:r>
+    </w:p>
+    <w:p>
+      <w:pPr>
+        <w:pStyle w:val="ListNumber"/>
+      </w:pPr>
+      <w:r>
+        <w:rPr>
+          <w:b/>
+        </w:rPr>
+        <w:t xml:space="preserve">Line 16. </w:t>
+      </w:r>
+      <w:r>
+        <w:rPr>
+          <w:b w:val="0"/>
+          <w:i w:val="0"/>
+        </w:rPr>
+        <w:t>Second run leaves the table unchanged: idempotence, order-independent.</w:t>
+      </w:r>
+    </w:p>
+    <w:p>
+      <w:pPr>
+        <w:pStyle w:val="ListNumber"/>
+      </w:pPr>
+      <w:r>
+        <w:rPr>
+          <w:b/>
+        </w:rPr>
+        <w:t xml:space="preserve">Line 18. </w:t>
+      </w:r>
+      <w:r>
+        <w:rPr>
+          <w:b w:val="0"/>
+          <w:i w:val="0"/>
+        </w:rPr>
+        <w:t>And the content is right: the newest version of R1 won.</w:t>
+      </w:r>
+    </w:p>
+    <w:p>
+      <w:r>
+        <w:rPr>
+          <w:b w:val="0"/>
+          <w:i w:val="0"/>
+        </w:rPr>
+        <w:t>One helper compares DataFrames the right way, and one small test proves a MERGE survives a retry and a repeated key.</w:t>
+      </w:r>
+    </w:p>
+    <w:p>
+      <w:pPr>
+        <w:pStyle w:val="Heading4"/>
+      </w:pPr>
+      <w:r>
+        <w:t>Recap card</w:t>
+      </w:r>
+    </w:p>
+    <w:p>
+      <w:pPr>
+        <w:pStyle w:val="ListBullet"/>
+      </w:pPr>
+      <w:r>
+        <w:rPr>
+          <w:b/>
+          <w:i w:val="0"/>
+        </w:rPr>
+        <w:t>Compare two DataFrames in a test</w:t>
+      </w:r>
+      <w:r>
+        <w:rPr>
+          <w:b w:val="0"/>
+          <w:i w:val="0"/>
+        </w:rPr>
+        <w:t xml:space="preserve"> pyspark.testing.assertDataFrameEqual(actual, expected). Ignores order, tolerates float rounding, checks schema.</w:t>
+      </w:r>
+    </w:p>
+    <w:p>
+      <w:pPr>
+        <w:pStyle w:val="ListBullet"/>
+      </w:pPr>
+      <w:r>
+        <w:rPr>
+          <w:b/>
+          <w:i w:val="0"/>
+        </w:rPr>
+        <w:t>When should row order matter?</w:t>
+      </w:r>
+      <w:r>
+        <w:rPr>
+          <w:b w:val="0"/>
+          <w:i w:val="0"/>
+        </w:rPr>
+        <w:t xml:space="preserve"> Only for ranked output. Pass checkRowOrder=True.</w:t>
+      </w:r>
+    </w:p>
+    <w:p>
+      <w:pPr>
+        <w:pStyle w:val="ListBullet"/>
+      </w:pPr>
+      <w:r>
+        <w:rPr>
+          <w:b/>
+          <w:i w:val="0"/>
+        </w:rPr>
+        <w:t>Idempotence test for a MERGE</w:t>
+      </w:r>
+      <w:r>
+        <w:rPr>
+          <w:b w:val="0"/>
+          <w:i w:val="0"/>
+        </w:rPr>
+        <w:t xml:space="preserve"> Load, snapshot with collect(), load again, assertDataFrameEqual(table, snapshot).</w:t>
+      </w:r>
+    </w:p>
+    <w:p>
+      <w:pPr>
+        <w:pStyle w:val="ListBullet"/>
+      </w:pPr>
+      <w:r>
+        <w:rPr>
+          <w:b/>
+          <w:i w:val="0"/>
+        </w:rPr>
+        <w:t>Why collect() for the snapshot?</w:t>
+      </w:r>
+      <w:r>
+        <w:rPr>
+          <w:b w:val="0"/>
+          <w:i w:val="0"/>
+        </w:rPr>
+        <w:t xml:space="preserve"> A DataFrame is lazy and would re-read the table after the second run.</w:t>
+      </w:r>
+    </w:p>
+    <w:p>
+      <w:pPr>
+        <w:pStyle w:val="Heading4"/>
+      </w:pPr>
+      <w:r>
+        <w:t>Practice</w:t>
+      </w:r>
+    </w:p>
+    <w:p>
+      <w:pPr>
+        <w:pStyle w:val="Heading5"/>
+      </w:pPr>
+      <w:r>
+        <w:t>Exercise 1. Multiple choice (level 1)</w:t>
+      </w:r>
+    </w:p>
+    <w:p>
+      <w:r>
+        <w:rPr>
+          <w:rFonts w:ascii="Consolas" w:hAnsi="Consolas" w:eastAsia="Consolas"/>
+          <w:b w:val="0"/>
+          <w:sz w:val="19"/>
+        </w:rPr>
+        <w:t>actual</w:t>
+      </w:r>
+      <w:r>
+        <w:rPr>
+          <w:b w:val="0"/>
+          <w:i w:val="0"/>
+        </w:rPr>
+        <w:t xml:space="preserve"> holds rows (1, 0.3) and (2, 1.0). </w:t>
+      </w:r>
+      <w:r>
+        <w:rPr>
+          <w:rFonts w:ascii="Consolas" w:hAnsi="Consolas" w:eastAsia="Consolas"/>
+          <w:b w:val="0"/>
+          <w:sz w:val="19"/>
+        </w:rPr>
+        <w:t>expected</w:t>
+      </w:r>
+      <w:r>
+        <w:rPr>
+          <w:b w:val="0"/>
+          <w:i w:val="0"/>
+        </w:rPr>
+        <w:t xml:space="preserve"> holds (2, 1.0) and (1, 0.1 + 0.2). Both have the schema </w:t>
+      </w:r>
+      <w:r>
+        <w:rPr>
+          <w:rFonts w:ascii="Consolas" w:hAnsi="Consolas" w:eastAsia="Consolas"/>
+          <w:b w:val="0"/>
+          <w:sz w:val="19"/>
+        </w:rPr>
+        <w:t>id INT, w DOUBLE</w:t>
+      </w:r>
+      <w:r>
+        <w:rPr>
+          <w:b w:val="0"/>
+          <w:i w:val="0"/>
+        </w:rPr>
+        <w:t xml:space="preserve">. What does </w:t>
+      </w:r>
+      <w:r>
+        <w:rPr>
+          <w:rFonts w:ascii="Consolas" w:hAnsi="Consolas" w:eastAsia="Consolas"/>
+          <w:b w:val="0"/>
+          <w:sz w:val="19"/>
+        </w:rPr>
+        <w:t>assertDataFrameEqual(actual, expected)</w:t>
+      </w:r>
+      <w:r>
+        <w:rPr>
+          <w:b w:val="0"/>
+          <w:i w:val="0"/>
+        </w:rPr>
+        <w:t xml:space="preserve"> do on PySpark 4.0?</w:t>
+      </w:r>
+    </w:p>
+    <w:p>
+      <w:pPr>
+        <w:pStyle w:val="ListBullet"/>
+      </w:pPr>
+      <w:r>
+        <w:rPr>
+          <w:b w:val="0"/>
+          <w:i w:val="0"/>
+        </w:rPr>
+        <w:t>a) Passes</w:t>
+      </w:r>
+    </w:p>
+    <w:p>
+      <w:pPr>
+        <w:pStyle w:val="ListBullet"/>
+      </w:pPr>
+      <w:r>
+        <w:rPr>
+          <w:b w:val="0"/>
+          <w:i w:val="0"/>
+        </w:rPr>
+        <w:t>b) Fails because the rows are in a different order</w:t>
+      </w:r>
+    </w:p>
+    <w:p>
+      <w:pPr>
+        <w:pStyle w:val="ListBullet"/>
+      </w:pPr>
+      <w:r>
+        <w:rPr>
+          <w:b w:val="0"/>
+          <w:i w:val="0"/>
+        </w:rPr>
+        <w:t>c) Fails because 0.1 + 0.2 is not exactly 0.3</w:t>
+      </w:r>
+    </w:p>
+    <w:p>
+      <w:pPr>
+        <w:pStyle w:val="ListBullet"/>
+      </w:pPr>
+      <w:r>
+        <w:rPr>
+          <w:b w:val="0"/>
+          <w:i w:val="0"/>
+        </w:rPr>
+        <w:t>d) Fails because it needs checkRowOrder=True</w:t>
+      </w:r>
+    </w:p>
+    <w:p>
+      <w:r>
+        <w:rPr>
+          <w:b/>
+          <w:i w:val="0"/>
+        </w:rPr>
+        <w:t>Why?</w:t>
+      </w:r>
+    </w:p>
+    <w:p>
+      <w:pPr>
+        <w:pStyle w:val="ListBullet"/>
+      </w:pPr>
+      <w:r>
+        <w:rPr>
+          <w:b w:val="0"/>
+          <w:i w:val="0"/>
+        </w:rPr>
+        <w:t>r1) It ignores row order by default and compares floats with a relative tolerance.</w:t>
+      </w:r>
+    </w:p>
+    <w:p>
+      <w:pPr>
+        <w:pStyle w:val="ListBullet"/>
+      </w:pPr>
+      <w:r>
+        <w:rPr>
+          <w:b w:val="0"/>
+          <w:i w:val="0"/>
+        </w:rPr>
+        <w:t>r2) It only compares schemas.</w:t>
+      </w:r>
+    </w:p>
+    <w:p>
+      <w:pPr>
+        <w:pStyle w:val="Heading5"/>
+      </w:pPr>
+      <w:r>
+        <w:t>Exercise 2. Predict the output (level 2)</w:t>
+      </w:r>
+    </w:p>
+    <w:p>
+      <w:r>
+        <w:rPr>
+          <w:b w:val="0"/>
+          <w:i w:val="0"/>
+        </w:rPr>
+        <w:t>A hand-written comparison sorts both sides first. What does it print?</w:t>
+      </w:r>
+    </w:p>
+    <w:tbl>
+      <w:tblPr>
+        <w:tblW w:type="auto" w:w="0"/>
+        <w:jc w:val="left"/>
+        <w:tblLook w:firstColumn="1" w:firstRow="1" w:lastColumn="0" w:lastRow="0" w:noHBand="0" w:noVBand="1" w:val="04A0"/>
+      </w:tblPr>
+      <w:tblGrid>
+        <w:gridCol w:w="8221"/>
+      </w:tblGrid>
+      <w:tr>
+        <w:tc>
+          <w:tcPr>
+            <w:tcW w:type="dxa" w:w="8221"/>
+            <w:shd w:val="clear" w:color="auto" w:fill="F2F4F7"/>
+          </w:tcPr>
+          <w:p>
+            <w:pPr>
+              <w:spacing w:before="0" w:after="0" w:line="240" w:lineRule="auto"/>
+              <w:ind w:left="567" w:hanging="567"/>
+            </w:pPr>
+            <w:r>
+              <w:rPr>
+                <w:rFonts w:ascii="Consolas" w:hAnsi="Consolas" w:eastAsia="Consolas"/>
+                <w:b w:val="0"/>
+                <w:color w:val="5B6875"/>
+                <w:sz w:val="16"/>
+              </w:rPr>
+              <w:t xml:space="preserve">   1  </w:t>
+            </w:r>
+            <w:r>
+              <w:rPr>
+                <w:rFonts w:ascii="Consolas" w:hAnsi="Consolas" w:eastAsia="Consolas"/>
+                <w:b w:val="0"/>
+                <w:sz w:val="16"/>
+              </w:rPr>
+              <w:t>actual = [(1, 0.1 + 0.2), (2, 1.0)]</w:t>
+            </w:r>
+          </w:p>
+          <w:p>
+            <w:pPr>
+              <w:spacing w:before="0" w:after="0" w:line="240" w:lineRule="auto"/>
+              <w:ind w:left="567" w:hanging="567"/>
+            </w:pPr>
+            <w:r>
+              <w:rPr>
+                <w:rFonts w:ascii="Consolas" w:hAnsi="Consolas" w:eastAsia="Consolas"/>
+                <w:b w:val="0"/>
+                <w:color w:val="5B6875"/>
+                <w:sz w:val="16"/>
+              </w:rPr>
+              <w:t xml:space="preserve">   2  </w:t>
+            </w:r>
+            <w:r>
+              <w:rPr>
+                <w:rFonts w:ascii="Consolas" w:hAnsi="Consolas" w:eastAsia="Consolas"/>
+                <w:b w:val="0"/>
+                <w:sz w:val="16"/>
+              </w:rPr>
+              <w:t>expected = [(2, 1.0), (1, 0.3)]</w:t>
+            </w:r>
+          </w:p>
+          <w:p>
+            <w:pPr>
+              <w:spacing w:before="0" w:after="0" w:line="240" w:lineRule="auto"/>
+              <w:ind w:left="567" w:hanging="567"/>
+            </w:pPr>
+            <w:r>
+              <w:rPr>
+                <w:rFonts w:ascii="Consolas" w:hAnsi="Consolas" w:eastAsia="Consolas"/>
+                <w:b w:val="0"/>
+                <w:color w:val="5B6875"/>
+                <w:sz w:val="16"/>
+              </w:rPr>
+              <w:t xml:space="preserve">   3  </w:t>
+            </w:r>
+            <w:r>
+              <w:rPr>
+                <w:rFonts w:ascii="Consolas" w:hAnsi="Consolas" w:eastAsia="Consolas"/>
+                <w:b w:val="0"/>
+                <w:sz w:val="16"/>
+              </w:rPr>
+              <w:t>print(sorted(actual) == sorted(expected))</w:t>
             </w:r>
           </w:p>
         </w:tc>
@@ -6695,7 +6832,7 @@
         <w:pStyle w:val="Heading5"/>
       </w:pPr>
       <w:r>
-        <w:t>Exercise 4. Write the function (level 4)</w:t>
+        <w:t>Exercise 3. Fill the gap (level 2)</w:t>
       </w:r>
     </w:p>
     <w:p>
@@ -6704,6 +6841,111 @@
           <w:b w:val="0"/>
           <w:i w:val="0"/>
         </w:rPr>
+        <w:t>Import the helpers, then check that the top-10 regions come back in the right order.</w:t>
+      </w:r>
+    </w:p>
+    <w:tbl>
+      <w:tblPr>
+        <w:tblW w:type="auto" w:w="0"/>
+        <w:jc w:val="left"/>
+        <w:tblLook w:firstColumn="1" w:firstRow="1" w:lastColumn="0" w:lastRow="0" w:noHBand="0" w:noVBand="1" w:val="04A0"/>
+      </w:tblPr>
+      <w:tblGrid>
+        <w:gridCol w:w="8221"/>
+      </w:tblGrid>
+      <w:tr>
+        <w:tc>
+          <w:tcPr>
+            <w:tcW w:type="dxa" w:w="8221"/>
+            <w:shd w:val="clear" w:color="auto" w:fill="F2F4F7"/>
+          </w:tcPr>
+          <w:p>
+            <w:pPr>
+              <w:spacing w:before="0" w:after="0" w:line="240" w:lineRule="auto"/>
+              <w:ind w:left="567" w:hanging="567"/>
+            </w:pPr>
+            <w:r>
+              <w:rPr>
+                <w:rFonts w:ascii="Consolas" w:hAnsi="Consolas" w:eastAsia="Consolas"/>
+                <w:b w:val="0"/>
+                <w:color w:val="5B6875"/>
+                <w:sz w:val="16"/>
+              </w:rPr>
+              <w:t xml:space="preserve">   1  </w:t>
+            </w:r>
+            <w:r>
+              <w:rPr>
+                <w:rFonts w:ascii="Consolas" w:hAnsi="Consolas" w:eastAsia="Consolas"/>
+                <w:b w:val="0"/>
+                <w:sz w:val="16"/>
+              </w:rPr>
+              <w:t>from pyspark._____(1) import assertDataFrameEqual, assertSchemaEqual</w:t>
+            </w:r>
+          </w:p>
+          <w:p>
+            <w:pPr>
+              <w:spacing w:before="0" w:after="0" w:line="240" w:lineRule="auto"/>
+              <w:ind w:left="567" w:hanging="567"/>
+            </w:pPr>
+            <w:r>
+              <w:rPr>
+                <w:rFonts w:ascii="Consolas" w:hAnsi="Consolas" w:eastAsia="Consolas"/>
+                <w:b w:val="0"/>
+                <w:color w:val="5B6875"/>
+                <w:sz w:val="16"/>
+              </w:rPr>
+              <w:t xml:space="preserve">   2  </w:t>
+            </w:r>
+            <w:r>
+              <w:rPr>
+                <w:rFonts w:ascii="Consolas" w:hAnsi="Consolas" w:eastAsia="Consolas"/>
+                <w:b w:val="0"/>
+                <w:sz w:val="16"/>
+              </w:rPr>
+              <w:t xml:space="preserve"> </w:t>
+            </w:r>
+          </w:p>
+          <w:p>
+            <w:pPr>
+              <w:spacing w:before="0" w:after="0" w:line="240" w:lineRule="auto"/>
+              <w:ind w:left="567" w:hanging="567"/>
+            </w:pPr>
+            <w:r>
+              <w:rPr>
+                <w:rFonts w:ascii="Consolas" w:hAnsi="Consolas" w:eastAsia="Consolas"/>
+                <w:b w:val="0"/>
+                <w:color w:val="5B6875"/>
+                <w:sz w:val="16"/>
+              </w:rPr>
+              <w:t xml:space="preserve">   3  </w:t>
+            </w:r>
+            <w:r>
+              <w:rPr>
+                <w:rFonts w:ascii="Consolas" w:hAnsi="Consolas" w:eastAsia="Consolas"/>
+                <w:b w:val="0"/>
+                <w:sz w:val="16"/>
+              </w:rPr>
+              <w:t>assertDataFrameEqual(top_regions, expected, _____(2)=True)</w:t>
+            </w:r>
+          </w:p>
+        </w:tc>
+      </w:tr>
+    </w:tbl>
+    <w:p/>
+    <w:p>
+      <w:pPr>
+        <w:pStyle w:val="Heading5"/>
+      </w:pPr>
+      <w:r>
+        <w:t>Exercise 4. Write the function (level 4)</w:t>
+      </w:r>
+    </w:p>
+    <w:p>
+      <w:r>
+        <w:rPr>
+          <w:b w:val="0"/>
+          <w:i w:val="0"/>
+        </w:rPr>
         <w:t xml:space="preserve">Write </w:t>
       </w:r>
       <w:r>
@@ -6782,6 +7024,172 @@
         <w:t>.</w:t>
       </w:r>
     </w:p>
+    <w:p>
+      <w:r>
+        <w:rPr>
+          <w:b w:val="0"/>
+          <w:i w:val="0"/>
+        </w:rPr>
+        <w:t>Shape of the answer. The reference solution defines these names. Write the bodies yourself.</w:t>
+      </w:r>
+    </w:p>
+    <w:tbl>
+      <w:tblPr>
+        <w:tblW w:type="auto" w:w="0"/>
+        <w:jc w:val="left"/>
+        <w:tblLook w:firstColumn="1" w:firstRow="1" w:lastColumn="0" w:lastRow="0" w:noHBand="0" w:noVBand="1" w:val="04A0"/>
+      </w:tblPr>
+      <w:tblGrid>
+        <w:gridCol w:w="8221"/>
+      </w:tblGrid>
+      <w:tr>
+        <w:tc>
+          <w:tcPr>
+            <w:tcW w:type="dxa" w:w="8221"/>
+            <w:shd w:val="clear" w:color="auto" w:fill="F2F4F7"/>
+          </w:tcPr>
+          <w:p>
+            <w:pPr>
+              <w:spacing w:before="0" w:after="0" w:line="240" w:lineRule="auto"/>
+              <w:ind w:left="567" w:hanging="567"/>
+            </w:pPr>
+            <w:r>
+              <w:rPr>
+                <w:rFonts w:ascii="Consolas" w:hAnsi="Consolas" w:eastAsia="Consolas"/>
+                <w:b w:val="0"/>
+                <w:color w:val="5B6875"/>
+                <w:sz w:val="16"/>
+              </w:rPr>
+              <w:t xml:space="preserve">   1  </w:t>
+            </w:r>
+            <w:r>
+              <w:rPr>
+                <w:rFonts w:ascii="Consolas" w:hAnsi="Consolas" w:eastAsia="Consolas"/>
+                <w:b w:val="0"/>
+                <w:sz w:val="16"/>
+              </w:rPr>
+              <w:t># Assert that running load twice leaves table as one run did.</w:t>
+            </w:r>
+          </w:p>
+          <w:p>
+            <w:pPr>
+              <w:spacing w:before="0" w:after="0" w:line="240" w:lineRule="auto"/>
+              <w:ind w:left="567" w:hanging="567"/>
+            </w:pPr>
+            <w:r>
+              <w:rPr>
+                <w:rFonts w:ascii="Consolas" w:hAnsi="Consolas" w:eastAsia="Consolas"/>
+                <w:b w:val="0"/>
+                <w:color w:val="5B6875"/>
+                <w:sz w:val="16"/>
+              </w:rPr>
+              <w:t xml:space="preserve">   2  </w:t>
+            </w:r>
+            <w:r>
+              <w:rPr>
+                <w:rFonts w:ascii="Consolas" w:hAnsi="Consolas" w:eastAsia="Consolas"/>
+                <w:b w:val="0"/>
+                <w:sz w:val="16"/>
+              </w:rPr>
+              <w:t>def check_idempotent(</w:t>
+            </w:r>
+          </w:p>
+          <w:p>
+            <w:pPr>
+              <w:spacing w:before="0" w:after="0" w:line="240" w:lineRule="auto"/>
+              <w:ind w:left="567" w:hanging="567"/>
+            </w:pPr>
+            <w:r>
+              <w:rPr>
+                <w:rFonts w:ascii="Consolas" w:hAnsi="Consolas" w:eastAsia="Consolas"/>
+                <w:b w:val="0"/>
+                <w:color w:val="5B6875"/>
+                <w:sz w:val="16"/>
+              </w:rPr>
+              <w:t xml:space="preserve">   3  </w:t>
+            </w:r>
+            <w:r>
+              <w:rPr>
+                <w:rFonts w:ascii="Consolas" w:hAnsi="Consolas" w:eastAsia="Consolas"/>
+                <w:b w:val="0"/>
+                <w:sz w:val="16"/>
+              </w:rPr>
+              <w:t xml:space="preserve">    spark: SparkSession,</w:t>
+            </w:r>
+          </w:p>
+          <w:p>
+            <w:pPr>
+              <w:spacing w:before="0" w:after="0" w:line="240" w:lineRule="auto"/>
+              <w:ind w:left="567" w:hanging="567"/>
+            </w:pPr>
+            <w:r>
+              <w:rPr>
+                <w:rFonts w:ascii="Consolas" w:hAnsi="Consolas" w:eastAsia="Consolas"/>
+                <w:b w:val="0"/>
+                <w:color w:val="5B6875"/>
+                <w:sz w:val="16"/>
+              </w:rPr>
+              <w:t xml:space="preserve">   4  </w:t>
+            </w:r>
+            <w:r>
+              <w:rPr>
+                <w:rFonts w:ascii="Consolas" w:hAnsi="Consolas" w:eastAsia="Consolas"/>
+                <w:b w:val="0"/>
+                <w:sz w:val="16"/>
+              </w:rPr>
+              <w:t xml:space="preserve">    load: Callable[[], None],</w:t>
+            </w:r>
+          </w:p>
+          <w:p>
+            <w:pPr>
+              <w:spacing w:before="0" w:after="0" w:line="240" w:lineRule="auto"/>
+              <w:ind w:left="567" w:hanging="567"/>
+            </w:pPr>
+            <w:r>
+              <w:rPr>
+                <w:rFonts w:ascii="Consolas" w:hAnsi="Consolas" w:eastAsia="Consolas"/>
+                <w:b w:val="0"/>
+                <w:color w:val="5B6875"/>
+                <w:sz w:val="16"/>
+              </w:rPr>
+              <w:t xml:space="preserve">   5  </w:t>
+            </w:r>
+            <w:r>
+              <w:rPr>
+                <w:rFonts w:ascii="Consolas" w:hAnsi="Consolas" w:eastAsia="Consolas"/>
+                <w:b w:val="0"/>
+                <w:sz w:val="16"/>
+              </w:rPr>
+              <w:t xml:space="preserve">    table: str,</w:t>
+            </w:r>
+          </w:p>
+          <w:p>
+            <w:pPr>
+              <w:spacing w:before="0" w:after="0" w:line="240" w:lineRule="auto"/>
+              <w:ind w:left="567" w:hanging="567"/>
+            </w:pPr>
+            <w:r>
+              <w:rPr>
+                <w:rFonts w:ascii="Consolas" w:hAnsi="Consolas" w:eastAsia="Consolas"/>
+                <w:b w:val="0"/>
+                <w:color w:val="5B6875"/>
+                <w:sz w:val="16"/>
+              </w:rPr>
+              <w:t xml:space="preserve">   6  </w:t>
+            </w:r>
+            <w:r>
+              <w:rPr>
+                <w:rFonts w:ascii="Consolas" w:hAnsi="Consolas" w:eastAsia="Consolas"/>
+                <w:b w:val="0"/>
+                <w:sz w:val="16"/>
+              </w:rPr>
+              <w:t>) -&gt; None: ...</w:t>
+            </w:r>
+          </w:p>
+        </w:tc>
+      </w:tr>
+    </w:tbl>
+    <w:p/>
     <w:p>
       <w:r>
         <w:rPr>

--- a/site/downloads/handbook-A9.docx
+++ b/site/downloads/handbook-A9.docx
@@ -7022,6 +7022,213 @@
           <w:i w:val="0"/>
         </w:rPr>
         <w:t>.</w:t>
+      </w:r>
+    </w:p>
+    <w:p>
+      <w:r>
+        <w:rPr>
+          <w:b/>
+          <w:i w:val="0"/>
+        </w:rPr>
+        <w:t>What you need to know.</w:t>
+      </w:r>
+    </w:p>
+    <w:p>
+      <w:r>
+        <w:rPr>
+          <w:rFonts w:ascii="Consolas" w:hAnsi="Consolas" w:eastAsia="Consolas"/>
+          <w:b w:val="0"/>
+          <w:sz w:val="19"/>
+        </w:rPr>
+        <w:t>Callable</w:t>
+      </w:r>
+      <w:r>
+        <w:rPr>
+          <w:b w:val="0"/>
+          <w:i w:val="0"/>
+        </w:rPr>
+        <w:t xml:space="preserve"> from </w:t>
+      </w:r>
+      <w:r>
+        <w:rPr>
+          <w:rFonts w:ascii="Consolas" w:hAnsi="Consolas" w:eastAsia="Consolas"/>
+          <w:b w:val="0"/>
+          <w:sz w:val="19"/>
+        </w:rPr>
+        <w:t>collections.abc</w:t>
+      </w:r>
+      <w:r>
+        <w:rPr>
+          <w:b w:val="0"/>
+          <w:i w:val="0"/>
+        </w:rPr>
+        <w:t xml:space="preserve"> types a parameter that holds a function. </w:t>
+      </w:r>
+      <w:r>
+        <w:rPr>
+          <w:rFonts w:ascii="Consolas" w:hAnsi="Consolas" w:eastAsia="Consolas"/>
+          <w:b w:val="0"/>
+          <w:sz w:val="19"/>
+        </w:rPr>
+        <w:t>Callable[[], None]</w:t>
+      </w:r>
+      <w:r>
+        <w:rPr>
+          <w:b w:val="0"/>
+          <w:i w:val="0"/>
+        </w:rPr>
+        <w:t xml:space="preserve"> is a function that takes no arguments and returns nothing. You run it by calling the parameter, like any function:</w:t>
+      </w:r>
+    </w:p>
+    <w:tbl>
+      <w:tblPr>
+        <w:tblW w:type="auto" w:w="0"/>
+        <w:jc w:val="left"/>
+        <w:tblLook w:firstColumn="1" w:firstRow="1" w:lastColumn="0" w:lastRow="0" w:noHBand="0" w:noVBand="1" w:val="04A0"/>
+      </w:tblPr>
+      <w:tblGrid>
+        <w:gridCol w:w="8221"/>
+      </w:tblGrid>
+      <w:tr>
+        <w:tc>
+          <w:tcPr>
+            <w:tcW w:type="dxa" w:w="8221"/>
+            <w:shd w:val="clear" w:color="auto" w:fill="F2F4F7"/>
+          </w:tcPr>
+          <w:p>
+            <w:pPr>
+              <w:spacing w:before="0" w:after="0" w:line="240" w:lineRule="auto"/>
+              <w:ind w:left="567" w:hanging="567"/>
+            </w:pPr>
+            <w:r>
+              <w:rPr>
+                <w:rFonts w:ascii="Consolas" w:hAnsi="Consolas" w:eastAsia="Consolas"/>
+                <w:b w:val="0"/>
+                <w:color w:val="5B6875"/>
+                <w:sz w:val="16"/>
+              </w:rPr>
+              <w:t xml:space="preserve">   1  </w:t>
+            </w:r>
+            <w:r>
+              <w:rPr>
+                <w:rFonts w:ascii="Consolas" w:hAnsi="Consolas" w:eastAsia="Consolas"/>
+                <w:b w:val="0"/>
+                <w:sz w:val="16"/>
+              </w:rPr>
+              <w:t>from collections.abc import Callable</w:t>
+            </w:r>
+          </w:p>
+          <w:p>
+            <w:pPr>
+              <w:spacing w:before="0" w:after="0" w:line="240" w:lineRule="auto"/>
+              <w:ind w:left="567" w:hanging="567"/>
+            </w:pPr>
+            <w:r>
+              <w:rPr>
+                <w:rFonts w:ascii="Consolas" w:hAnsi="Consolas" w:eastAsia="Consolas"/>
+                <w:b w:val="0"/>
+                <w:color w:val="5B6875"/>
+                <w:sz w:val="16"/>
+              </w:rPr>
+              <w:t xml:space="preserve">   2  </w:t>
+            </w:r>
+            <w:r>
+              <w:rPr>
+                <w:rFonts w:ascii="Consolas" w:hAnsi="Consolas" w:eastAsia="Consolas"/>
+                <w:b w:val="0"/>
+                <w:sz w:val="16"/>
+              </w:rPr>
+              <w:t xml:space="preserve"> </w:t>
+            </w:r>
+          </w:p>
+          <w:p>
+            <w:pPr>
+              <w:spacing w:before="0" w:after="0" w:line="240" w:lineRule="auto"/>
+              <w:ind w:left="567" w:hanging="567"/>
+            </w:pPr>
+            <w:r>
+              <w:rPr>
+                <w:rFonts w:ascii="Consolas" w:hAnsi="Consolas" w:eastAsia="Consolas"/>
+                <w:b w:val="0"/>
+                <w:color w:val="5B6875"/>
+                <w:sz w:val="16"/>
+              </w:rPr>
+              <w:t xml:space="preserve">   3  </w:t>
+            </w:r>
+            <w:r>
+              <w:rPr>
+                <w:rFonts w:ascii="Consolas" w:hAnsi="Consolas" w:eastAsia="Consolas"/>
+                <w:b w:val="0"/>
+                <w:sz w:val="16"/>
+              </w:rPr>
+              <w:t>def twice(step: Callable[[], None]) -&gt; None:</w:t>
+            </w:r>
+          </w:p>
+          <w:p>
+            <w:pPr>
+              <w:spacing w:before="0" w:after="0" w:line="240" w:lineRule="auto"/>
+              <w:ind w:left="567" w:hanging="567"/>
+            </w:pPr>
+            <w:r>
+              <w:rPr>
+                <w:rFonts w:ascii="Consolas" w:hAnsi="Consolas" w:eastAsia="Consolas"/>
+                <w:b w:val="0"/>
+                <w:color w:val="5B6875"/>
+                <w:sz w:val="16"/>
+              </w:rPr>
+              <w:t xml:space="preserve">   4  </w:t>
+            </w:r>
+            <w:r>
+              <w:rPr>
+                <w:rFonts w:ascii="Consolas" w:hAnsi="Consolas" w:eastAsia="Consolas"/>
+                <w:b w:val="0"/>
+                <w:sz w:val="16"/>
+              </w:rPr>
+              <w:t xml:space="preserve">    step()</w:t>
+            </w:r>
+          </w:p>
+          <w:p>
+            <w:pPr>
+              <w:spacing w:before="0" w:after="0" w:line="240" w:lineRule="auto"/>
+              <w:ind w:left="567" w:hanging="567"/>
+            </w:pPr>
+            <w:r>
+              <w:rPr>
+                <w:rFonts w:ascii="Consolas" w:hAnsi="Consolas" w:eastAsia="Consolas"/>
+                <w:b w:val="0"/>
+                <w:color w:val="5B6875"/>
+                <w:sz w:val="16"/>
+              </w:rPr>
+              <w:t xml:space="preserve">   5  </w:t>
+            </w:r>
+            <w:r>
+              <w:rPr>
+                <w:rFonts w:ascii="Consolas" w:hAnsi="Consolas" w:eastAsia="Consolas"/>
+                <w:b w:val="0"/>
+                <w:sz w:val="16"/>
+              </w:rPr>
+              <w:t xml:space="preserve">    step()</w:t>
+            </w:r>
+          </w:p>
+        </w:tc>
+      </w:tr>
+    </w:tbl>
+    <w:p/>
+    <w:p>
+      <w:r>
+        <w:rPr>
+          <w:rFonts w:ascii="Consolas" w:hAnsi="Consolas" w:eastAsia="Consolas"/>
+          <w:b w:val="0"/>
+          <w:sz w:val="19"/>
+        </w:rPr>
+        <w:t>.collect()</w:t>
+      </w:r>
+      <w:r>
+        <w:rPr>
+          <w:b w:val="0"/>
+          <w:i w:val="0"/>
+        </w:rPr>
+        <w:t xml:space="preserve"> returns a list of rows, a snapshot that does not change when the table changes later.</w:t>
       </w:r>
     </w:p>
     <w:p>

--- a/site/downloads/handbook-A9.docx
+++ b/site/downloads/handbook-A9.docx
@@ -1735,21 +1735,7 @@
           <w:b w:val="0"/>
           <w:i w:val="0"/>
         </w:rPr>
-        <w:t xml:space="preserve"> Functions named test_</w:t>
-      </w:r>
-      <w:r>
-        <w:rPr>
-          <w:b w:val="0"/>
-          <w:i/>
-        </w:rPr>
-        <w:t xml:space="preserve"> in files named test_</w:t>
-      </w:r>
-      <w:r>
-        <w:rPr>
-          <w:b w:val="0"/>
-          <w:i w:val="0"/>
-        </w:rPr>
-        <w:t>.py. Plain assert statements.</w:t>
+        <w:t xml:space="preserve"> Functions named test_* in files named test_*.py. Plain assert statements.</w:t>
       </w:r>
     </w:p>
     <w:p>
